--- a/obra/2026-05-02 Libro.docx
+++ b/obra/2026-05-02 Libro.docx
@@ -5289,7 +5289,27 @@
           <w:sz w:val="24"/>
           <w:szCs w:val="24"/>
         </w:rPr>
-        <w:t xml:space="preserve">Nos aproximamos a las 11:00 AM y la tensión en el techo había alcanzado un punto de ruptura. Con los nervios destrozados, fuimos testigos de cómo nuestra casa </w:t>
+        <w:t>Párrafo 1:</w:t>
+      </w:r>
+    </w:p>
+    <w:p>
+      <w:pPr>
+        <w:spacing w:line="276" w:lineRule="auto"/>
+        <w:ind w:firstLine="708"/>
+        <w:jc w:val="both"/>
+        <w:rPr>
+          <w:rFonts w:ascii="Garamond" w:hAnsi="Garamond"/>
+          <w:sz w:val="24"/>
+          <w:szCs w:val="24"/>
+        </w:rPr>
+      </w:pPr>
+      <w:r>
+        <w:rPr>
+          <w:rFonts w:ascii="Garamond" w:hAnsi="Garamond"/>
+          <w:sz w:val="24"/>
+          <w:szCs w:val="24"/>
+        </w:rPr>
+        <w:t xml:space="preserve">Nos aproximamos a las 11:00 AM y la tensión en el techo había alcanzado un punto de ruptura. Con los nervios </w:t>
       </w:r>
       <w:r>
         <w:rPr>
@@ -5298,7 +5318,43 @@
           <w:szCs w:val="24"/>
         </w:rPr>
         <w:lastRenderedPageBreak/>
-        <w:t>terminaba de ser cercada por la furia del río; ya no éramos una propiedad, éramos una roca en medio de un torrente embravecido. En ese momento, la desesperación venció al miedo y la mayoría de mis huéspedes tomaron una decisión extrema: abandonar el refugio.</w:t>
+        <w:t>destrozados, fuimos testigos de cómo nuestra casa terminaba de ser cercada por la furia del río; ya no éramos una propiedad, éramos una roca en medio de un torrente embravecido. En ese momento, la desesperación venció al miedo y la mayoría de mis huéspedes tomaron una decisión extrema: abandonar el refugio.</w:t>
+      </w:r>
+    </w:p>
+    <w:p>
+      <w:pPr>
+        <w:spacing w:line="276" w:lineRule="auto"/>
+        <w:ind w:firstLine="708"/>
+        <w:jc w:val="both"/>
+        <w:rPr>
+          <w:rFonts w:ascii="Garamond" w:hAnsi="Garamond"/>
+          <w:sz w:val="24"/>
+          <w:szCs w:val="24"/>
+        </w:rPr>
+      </w:pPr>
+      <w:r>
+        <w:rPr>
+          <w:rFonts w:ascii="Garamond" w:hAnsi="Garamond"/>
+          <w:sz w:val="24"/>
+          <w:szCs w:val="24"/>
+        </w:rPr>
+        <w:t xml:space="preserve">Párrafo </w:t>
+      </w:r>
+      <w:r>
+        <w:rPr>
+          <w:rFonts w:ascii="Garamond" w:hAnsi="Garamond"/>
+          <w:sz w:val="24"/>
+          <w:szCs w:val="24"/>
+        </w:rPr>
+        <w:t>2</w:t>
+      </w:r>
+      <w:r>
+        <w:rPr>
+          <w:rFonts w:ascii="Garamond" w:hAnsi="Garamond"/>
+          <w:sz w:val="24"/>
+          <w:szCs w:val="24"/>
+        </w:rPr>
+        <w:t>:</w:t>
       </w:r>
     </w:p>
     <w:p>
@@ -5354,20 +5410,44 @@
           <w:sz w:val="24"/>
           <w:szCs w:val="24"/>
         </w:rPr>
-        <w:t>A medida que avanzaba la mañana, mis niveles de desaliento y desesperanza rozaban ya un límite peligroso. Me encontré siendo testigo de un lento y doloroso protocolo de despedida; era el final de la última acogida que mi familia pudo brindar a nuestros vecinos y amigos. El proceso de evacuación era sumamente complejo y problemático debido a las condiciones del terreno. Pasadas las 11:00 AM, el éxodo continuaba: los huéspedes iban abandonando mi casa uno a uno, atravesando una sección del techo que conectaba con un inmenso tronco arrastrado por la corriente. Aquel madero, depositado allí por el azar del desastre, servía ahora de puente improvisado, una pasarela precaria entre nuestra estructura sitiada y una incierta posibilidad de escape.</w:t>
-      </w:r>
-    </w:p>
-    <w:p>
-      <w:pPr>
-        <w:spacing w:line="276" w:lineRule="auto"/>
-        <w:ind w:firstLine="708"/>
-        <w:jc w:val="both"/>
-        <w:rPr>
-          <w:rFonts w:ascii="Garamond" w:hAnsi="Garamond"/>
-          <w:sz w:val="24"/>
-          <w:szCs w:val="24"/>
-        </w:rPr>
-      </w:pPr>
+        <w:t xml:space="preserve">Párrafo </w:t>
+      </w:r>
+      <w:r>
+        <w:rPr>
+          <w:rFonts w:ascii="Garamond" w:hAnsi="Garamond"/>
+          <w:sz w:val="24"/>
+          <w:szCs w:val="24"/>
+        </w:rPr>
+        <w:t>3</w:t>
+      </w:r>
+      <w:r>
+        <w:rPr>
+          <w:rFonts w:ascii="Garamond" w:hAnsi="Garamond"/>
+          <w:sz w:val="24"/>
+          <w:szCs w:val="24"/>
+        </w:rPr>
+        <w:t>:</w:t>
+      </w:r>
+    </w:p>
+    <w:p>
+      <w:pPr>
+        <w:spacing w:line="276" w:lineRule="auto"/>
+        <w:ind w:firstLine="708"/>
+        <w:jc w:val="both"/>
+        <w:rPr>
+          <w:rFonts w:ascii="Garamond" w:hAnsi="Garamond"/>
+          <w:sz w:val="24"/>
+          <w:szCs w:val="24"/>
+        </w:rPr>
+      </w:pPr>
+      <w:r>
+        <w:rPr>
+          <w:rFonts w:ascii="Garamond" w:hAnsi="Garamond"/>
+          <w:sz w:val="24"/>
+          <w:szCs w:val="24"/>
+        </w:rPr>
+        <w:t xml:space="preserve">A medida que avanzaba la mañana, mis niveles de desaliento y desesperanza rozaban ya un límite peligroso. Me encontré siendo testigo de un lento y doloroso protocolo de despedida; era el final de la última acogida que mi familia pudo brindar a nuestros vecinos y amigos. El proceso de evacuación era sumamente complejo y problemático debido a las condiciones del terreno. Pasadas las 11:00 AM, el éxodo continuaba: los huéspedes iban abandonando mi casa uno a uno, atravesando una sección del techo que conectaba con </w:t>
+      </w:r>
       <w:r>
         <w:rPr>
           <w:rFonts w:ascii="Garamond" w:hAnsi="Garamond"/>
@@ -5375,6 +5455,62 @@
           <w:szCs w:val="24"/>
         </w:rPr>
         <w:lastRenderedPageBreak/>
+        <w:t>un inmenso tronco arrastrado por la corriente. Aquel madero, depositado allí por el azar del desastre, servía ahora de puente improvisado, una pasarela precaria entre nuestra estructura sitiada y una incierta posibilidad de escape.</w:t>
+      </w:r>
+    </w:p>
+    <w:p>
+      <w:pPr>
+        <w:spacing w:line="276" w:lineRule="auto"/>
+        <w:ind w:firstLine="708"/>
+        <w:jc w:val="both"/>
+        <w:rPr>
+          <w:rFonts w:ascii="Garamond" w:hAnsi="Garamond"/>
+          <w:sz w:val="24"/>
+          <w:szCs w:val="24"/>
+        </w:rPr>
+      </w:pPr>
+      <w:r>
+        <w:rPr>
+          <w:rFonts w:ascii="Garamond" w:hAnsi="Garamond"/>
+          <w:sz w:val="24"/>
+          <w:szCs w:val="24"/>
+        </w:rPr>
+        <w:t xml:space="preserve">Párrafo </w:t>
+      </w:r>
+      <w:r>
+        <w:rPr>
+          <w:rFonts w:ascii="Garamond" w:hAnsi="Garamond"/>
+          <w:sz w:val="24"/>
+          <w:szCs w:val="24"/>
+        </w:rPr>
+        <w:t>4</w:t>
+      </w:r>
+      <w:r>
+        <w:rPr>
+          <w:rFonts w:ascii="Garamond" w:hAnsi="Garamond"/>
+          <w:sz w:val="24"/>
+          <w:szCs w:val="24"/>
+        </w:rPr>
+        <w:t>:</w:t>
+      </w:r>
+    </w:p>
+    <w:p>
+      <w:pPr>
+        <w:spacing w:line="276" w:lineRule="auto"/>
+        <w:ind w:firstLine="708"/>
+        <w:jc w:val="both"/>
+        <w:rPr>
+          <w:rFonts w:ascii="Garamond" w:hAnsi="Garamond"/>
+          <w:sz w:val="24"/>
+          <w:szCs w:val="24"/>
+        </w:rPr>
+      </w:pPr>
+      <w:r>
+        <w:rPr>
+          <w:rFonts w:ascii="Garamond" w:hAnsi="Garamond"/>
+          <w:sz w:val="24"/>
+          <w:szCs w:val="24"/>
+        </w:rPr>
         <w:t>Cuando ya gran parte de mis vecinos habían logrado cruzar aquel puente improvisado, el destino nos asestó un nuevo golpe. Sin contemplación alguna, la furia del río arremetió con una violencia renovada contra las columnas que sostenían la sección del techo que servía de apoyo al tronco. Fue un ataque directo al corazón de nuestra única vía de escape; el estruendo del concreto cediendo bajo nosotros nos recordó, una vez más, que el</w:t>
       </w:r>
       <w:r>
@@ -5411,6 +5547,42 @@
           <w:sz w:val="24"/>
           <w:szCs w:val="24"/>
         </w:rPr>
+        <w:t xml:space="preserve">Párrafo </w:t>
+      </w:r>
+      <w:r>
+        <w:rPr>
+          <w:rFonts w:ascii="Garamond" w:hAnsi="Garamond"/>
+          <w:sz w:val="24"/>
+          <w:szCs w:val="24"/>
+        </w:rPr>
+        <w:t>5</w:t>
+      </w:r>
+      <w:r>
+        <w:rPr>
+          <w:rFonts w:ascii="Garamond" w:hAnsi="Garamond"/>
+          <w:sz w:val="24"/>
+          <w:szCs w:val="24"/>
+        </w:rPr>
+        <w:t>:</w:t>
+      </w:r>
+    </w:p>
+    <w:p>
+      <w:pPr>
+        <w:spacing w:line="276" w:lineRule="auto"/>
+        <w:ind w:firstLine="708"/>
+        <w:jc w:val="both"/>
+        <w:rPr>
+          <w:rFonts w:ascii="Garamond" w:hAnsi="Garamond"/>
+          <w:sz w:val="24"/>
+          <w:szCs w:val="24"/>
+        </w:rPr>
+      </w:pPr>
+      <w:r>
+        <w:rPr>
+          <w:rFonts w:ascii="Garamond" w:hAnsi="Garamond"/>
+          <w:sz w:val="24"/>
+          <w:szCs w:val="24"/>
+        </w:rPr>
         <w:t>Entonces, el horror se materializó de la forma más cruel imaginable. En cuestión de segundos, las columnas fueron derribadas y el tronco que servía de puente salió disparado como un proyectil. Fue en ese instante cuando presencié el momento más aterrador de mi vida.</w:t>
       </w:r>
     </w:p>
@@ -5431,6 +5603,43 @@
           <w:sz w:val="24"/>
           <w:szCs w:val="24"/>
         </w:rPr>
+        <w:t xml:space="preserve">Párrafo </w:t>
+      </w:r>
+      <w:r>
+        <w:rPr>
+          <w:rFonts w:ascii="Garamond" w:hAnsi="Garamond"/>
+          <w:sz w:val="24"/>
+          <w:szCs w:val="24"/>
+        </w:rPr>
+        <w:t>6</w:t>
+      </w:r>
+      <w:r>
+        <w:rPr>
+          <w:rFonts w:ascii="Garamond" w:hAnsi="Garamond"/>
+          <w:sz w:val="24"/>
+          <w:szCs w:val="24"/>
+        </w:rPr>
+        <w:t>:</w:t>
+      </w:r>
+    </w:p>
+    <w:p>
+      <w:pPr>
+        <w:spacing w:line="276" w:lineRule="auto"/>
+        <w:ind w:firstLine="708"/>
+        <w:jc w:val="both"/>
+        <w:rPr>
+          <w:rFonts w:ascii="Garamond" w:hAnsi="Garamond"/>
+          <w:sz w:val="24"/>
+          <w:szCs w:val="24"/>
+        </w:rPr>
+      </w:pPr>
+      <w:r>
+        <w:rPr>
+          <w:rFonts w:ascii="Garamond" w:hAnsi="Garamond"/>
+          <w:sz w:val="24"/>
+          <w:szCs w:val="24"/>
+        </w:rPr>
+        <w:lastRenderedPageBreak/>
         <w:t>Una de las señoras, hermana de una de mis vecinas y a quien apenas acababa de conocer ese trágico día, no logró ponerse a salvo. Era una mujer delgada, de unos cincuenta y tantos años, cuya evidente angustia parecía personificar el terror que todos, en el fondo, compartíamos. En un abrir y cerrar de ojos, el suelo que pisaba se desintegró. Vi con horror cómo era arrastrada por la violencia de las piedras y los troncos, siendo succionada en milisegundos hacia las profundidades del río.</w:t>
       </w:r>
     </w:p>
@@ -5451,48 +5660,220 @@
           <w:sz w:val="24"/>
           <w:szCs w:val="24"/>
         </w:rPr>
+        <w:t xml:space="preserve">Párrafo </w:t>
+      </w:r>
+      <w:r>
+        <w:rPr>
+          <w:rFonts w:ascii="Garamond" w:hAnsi="Garamond"/>
+          <w:sz w:val="24"/>
+          <w:szCs w:val="24"/>
+        </w:rPr>
+        <w:t>7</w:t>
+      </w:r>
+      <w:r>
+        <w:rPr>
+          <w:rFonts w:ascii="Garamond" w:hAnsi="Garamond"/>
+          <w:sz w:val="24"/>
+          <w:szCs w:val="24"/>
+        </w:rPr>
+        <w:t>:</w:t>
+      </w:r>
+    </w:p>
+    <w:p>
+      <w:pPr>
+        <w:spacing w:line="276" w:lineRule="auto"/>
+        <w:ind w:firstLine="708"/>
+        <w:jc w:val="both"/>
+        <w:rPr>
+          <w:rFonts w:ascii="Garamond" w:hAnsi="Garamond"/>
+          <w:sz w:val="24"/>
+          <w:szCs w:val="24"/>
+        </w:rPr>
+      </w:pPr>
+      <w:r>
+        <w:rPr>
+          <w:rFonts w:ascii="Garamond" w:hAnsi="Garamond"/>
+          <w:sz w:val="24"/>
+          <w:szCs w:val="24"/>
+        </w:rPr>
+        <w:t>Me quedé paralizado; el pánico me recorría el cuerpo y mi mente se bloqueó ante lo increíble: era la primera vez que veía a un ser humano morir a pocos metros de mí. En aquel momento, la velocidad de la tragedia y mi propio instinto de supervivencia me impidieron procesar el impacto de lo que acababa de ocurrir, pero hoy, al recordarla allí de pie un segundo y desaparecida al siguiente, su pérdida me golpea con una fuerza que el tiempo no ha logrado mitigar. A pesar de haberla conocido apenas en esas horas de angustia, su partida dejó una huella imborrable en mi memoria.</w:t>
+      </w:r>
+    </w:p>
+    <w:p>
+      <w:pPr>
+        <w:spacing w:line="276" w:lineRule="auto"/>
+        <w:ind w:firstLine="708"/>
+        <w:jc w:val="both"/>
+        <w:rPr>
+          <w:rFonts w:ascii="Garamond" w:hAnsi="Garamond"/>
+          <w:sz w:val="24"/>
+          <w:szCs w:val="24"/>
+        </w:rPr>
+      </w:pPr>
+      <w:r>
+        <w:rPr>
+          <w:rFonts w:ascii="Garamond" w:hAnsi="Garamond"/>
+          <w:sz w:val="24"/>
+          <w:szCs w:val="24"/>
+        </w:rPr>
+        <w:t xml:space="preserve">Párrafo </w:t>
+      </w:r>
+      <w:r>
+        <w:rPr>
+          <w:rFonts w:ascii="Garamond" w:hAnsi="Garamond"/>
+          <w:sz w:val="24"/>
+          <w:szCs w:val="24"/>
+        </w:rPr>
+        <w:t>8</w:t>
+      </w:r>
+      <w:r>
+        <w:rPr>
+          <w:rFonts w:ascii="Garamond" w:hAnsi="Garamond"/>
+          <w:sz w:val="24"/>
+          <w:szCs w:val="24"/>
+        </w:rPr>
+        <w:t>:</w:t>
+      </w:r>
+    </w:p>
+    <w:p>
+      <w:pPr>
+        <w:spacing w:line="276" w:lineRule="auto"/>
+        <w:ind w:firstLine="708"/>
+        <w:jc w:val="both"/>
+        <w:rPr>
+          <w:rFonts w:ascii="Garamond" w:hAnsi="Garamond"/>
+          <w:sz w:val="24"/>
+          <w:szCs w:val="24"/>
+        </w:rPr>
+      </w:pPr>
+      <w:r>
+        <w:rPr>
+          <w:rFonts w:ascii="Garamond" w:hAnsi="Garamond"/>
+          <w:sz w:val="24"/>
+          <w:szCs w:val="24"/>
+        </w:rPr>
+        <w:t xml:space="preserve">La tragedia tenía matices aún más crueles: la mujer que acababa de desaparecer se encontraba allí protegiendo a su madre, quien también fue testigo de cómo el río devoraba a su hija en un suspiro. Me resulta imposible imaginar el dolor abismal que desgarró el alma de aquella anciana en ese </w:t>
+      </w:r>
+      <w:r>
+        <w:rPr>
+          <w:rFonts w:ascii="Garamond" w:hAnsi="Garamond"/>
+          <w:sz w:val="24"/>
+          <w:szCs w:val="24"/>
+        </w:rPr>
         <w:lastRenderedPageBreak/>
-        <w:t>Me quedé paralizado; el pánico me recorría el cuerpo y mi mente se bloqueó ante lo increíble: era la primera vez que veía a un ser humano morir a pocos metros de mí. En aquel momento, la velocidad de la tragedia y mi propio instinto de supervivencia me impidieron procesar el impacto de lo que acababa de ocurrir, pero hoy, al recordarla allí de pie un segundo y desaparecida al siguiente, su pérdida me golpea con una fuerza que el tiempo no ha logrado mitigar. A pesar de haberla conocido apenas en esas horas de angustia, su partida dejó una huella imborrable en mi memoria.</w:t>
-      </w:r>
-    </w:p>
-    <w:p>
-      <w:pPr>
-        <w:spacing w:line="276" w:lineRule="auto"/>
-        <w:ind w:firstLine="708"/>
-        <w:jc w:val="both"/>
-        <w:rPr>
-          <w:rFonts w:ascii="Garamond" w:hAnsi="Garamond"/>
-          <w:sz w:val="24"/>
-          <w:szCs w:val="24"/>
-        </w:rPr>
-      </w:pPr>
-      <w:r>
-        <w:rPr>
-          <w:rFonts w:ascii="Garamond" w:hAnsi="Garamond"/>
-          <w:sz w:val="24"/>
-          <w:szCs w:val="24"/>
-        </w:rPr>
-        <w:t>La tragedia tenía matices aún más crueles: la mujer que acababa de desaparecer se encontraba allí protegiendo a su madre, quien también fue testigo de cómo el río devoraba a su hija en un suspiro. Me resulta imposible imaginar el dolor abismal que desgarró el alma de aquella anciana en ese instante. Lo más terrible de una catástrofe de esta magnitud es que te arrebata incluso el derecho al duelo; en circunstancias así, no hay espacio para un pésame, ni tiempo para el llanto o el lamento. Los instintos más básicos te exigen, con una frialdad necesaria y brutal, concentrar cada gramo de energía en encontrar la forma de continuar con vida. El luto queda suspendido en el aire, mientras el rugido del agua nos recordaba que nosotros todavía estábamos en la lista del río San Julián.</w:t>
-      </w:r>
-    </w:p>
-    <w:p>
-      <w:pPr>
-        <w:spacing w:line="276" w:lineRule="auto"/>
-        <w:ind w:firstLine="708"/>
-        <w:jc w:val="both"/>
-        <w:rPr>
-          <w:rFonts w:ascii="Garamond" w:hAnsi="Garamond"/>
-          <w:sz w:val="24"/>
-          <w:szCs w:val="24"/>
-        </w:rPr>
-      </w:pPr>
-      <w:r>
-        <w:rPr>
-          <w:rFonts w:ascii="Garamond" w:hAnsi="Garamond"/>
-          <w:sz w:val="24"/>
-          <w:szCs w:val="24"/>
-        </w:rPr>
-        <w:t xml:space="preserve">Mi hermano Ignacio, que se encontraba a escasos metros de la señora al momento del derrumbe, reaccionó con un instinto suicida y valiente: se lanzó de inmediato a </w:t>
+        <w:t>instante. Lo más terrible de una catástrofe de esta magnitud es que te arrebata incluso el derecho al duelo; en circunstancias así, no hay espacio para un pésame, ni tiempo para el llanto o el lamento. Los instintos más básicos te exigen, con una frialdad necesaria y brutal, concentrar cada gramo de energía en encontrar la forma de continuar con vida. El luto queda suspendido en el aire, mientras el rugido del agua nos recordaba que nosotros todavía estábamos en la lista del río San Julián.</w:t>
+      </w:r>
+    </w:p>
+    <w:p>
+      <w:pPr>
+        <w:spacing w:line="276" w:lineRule="auto"/>
+        <w:ind w:firstLine="708"/>
+        <w:jc w:val="both"/>
+        <w:rPr>
+          <w:rFonts w:ascii="Garamond" w:hAnsi="Garamond"/>
+          <w:sz w:val="24"/>
+          <w:szCs w:val="24"/>
+        </w:rPr>
+      </w:pPr>
+      <w:r>
+        <w:rPr>
+          <w:rFonts w:ascii="Garamond" w:hAnsi="Garamond"/>
+          <w:sz w:val="24"/>
+          <w:szCs w:val="24"/>
+        </w:rPr>
+        <w:t xml:space="preserve">Párrafo </w:t>
+      </w:r>
+      <w:r>
+        <w:rPr>
+          <w:rFonts w:ascii="Garamond" w:hAnsi="Garamond"/>
+          <w:sz w:val="24"/>
+          <w:szCs w:val="24"/>
+        </w:rPr>
+        <w:t>9</w:t>
+      </w:r>
+      <w:r>
+        <w:rPr>
+          <w:rFonts w:ascii="Garamond" w:hAnsi="Garamond"/>
+          <w:sz w:val="24"/>
+          <w:szCs w:val="24"/>
+        </w:rPr>
+        <w:t>:</w:t>
+      </w:r>
+    </w:p>
+    <w:p>
+      <w:pPr>
+        <w:spacing w:line="276" w:lineRule="auto"/>
+        <w:ind w:firstLine="708"/>
+        <w:jc w:val="both"/>
+        <w:rPr>
+          <w:rFonts w:ascii="Garamond" w:hAnsi="Garamond"/>
+          <w:sz w:val="24"/>
+          <w:szCs w:val="24"/>
+        </w:rPr>
+      </w:pPr>
+      <w:r>
+        <w:rPr>
+          <w:rFonts w:ascii="Garamond" w:hAnsi="Garamond"/>
+          <w:sz w:val="24"/>
+          <w:szCs w:val="24"/>
+        </w:rPr>
+        <w:t>Mi hermano Ignacio, que se encontraba a escasos metros de la señora al momento del derrumbe, reaccionó con un instinto suicida y valiente: se lanzó de inmediato a intentar rescatarla. Por un instante eterno, el pánico nos recorrió a todos, pues Ignacio estuvo a punto de ser arrastrado junto con ella. Estuvo a nada de morir en ese mismo torrente de escombros; gracias a Dios, logró alcanzar a tiempo un tramo de techo sostenido por columnas que aún no habían cedido, salvándose por una fracción de segundo. Verlo allí, de pie en ese borde precario mientras el río se llevaba a nuestra vecina, fue el recordatorio más violento de que la muerte no hacía distinciones y de que cada intento de ayuda era, en sí mismo, un salto al vacío.</w:t>
+      </w:r>
+    </w:p>
+    <w:p>
+      <w:pPr>
+        <w:spacing w:line="276" w:lineRule="auto"/>
+        <w:ind w:firstLine="708"/>
+        <w:jc w:val="both"/>
+        <w:rPr>
+          <w:rFonts w:ascii="Garamond" w:hAnsi="Garamond"/>
+          <w:sz w:val="24"/>
+          <w:szCs w:val="24"/>
+        </w:rPr>
+      </w:pPr>
+      <w:r>
+        <w:rPr>
+          <w:rFonts w:ascii="Garamond" w:hAnsi="Garamond"/>
+          <w:sz w:val="24"/>
+          <w:szCs w:val="24"/>
+        </w:rPr>
+        <w:t xml:space="preserve">Párrafo </w:t>
+      </w:r>
+      <w:r>
+        <w:rPr>
+          <w:rFonts w:ascii="Garamond" w:hAnsi="Garamond"/>
+          <w:sz w:val="24"/>
+          <w:szCs w:val="24"/>
+        </w:rPr>
+        <w:t>10</w:t>
+      </w:r>
+      <w:r>
+        <w:rPr>
+          <w:rFonts w:ascii="Garamond" w:hAnsi="Garamond"/>
+          <w:sz w:val="24"/>
+          <w:szCs w:val="24"/>
+        </w:rPr>
+        <w:t>:</w:t>
+      </w:r>
+    </w:p>
+    <w:p>
+      <w:pPr>
+        <w:spacing w:line="276" w:lineRule="auto"/>
+        <w:ind w:firstLine="708"/>
+        <w:jc w:val="both"/>
+        <w:rPr>
+          <w:rFonts w:ascii="Garamond" w:hAnsi="Garamond"/>
+          <w:sz w:val="24"/>
+          <w:szCs w:val="24"/>
+        </w:rPr>
+      </w:pPr>
+      <w:r>
+        <w:rPr>
+          <w:rFonts w:ascii="Garamond" w:hAnsi="Garamond"/>
+          <w:sz w:val="24"/>
+          <w:szCs w:val="24"/>
+        </w:rPr>
+        <w:t xml:space="preserve">Con la adrenalina desbordada y el corazón latiendo con una fuerza ensordecedora, reaccioné de inmediato para ayudar a mi hermano. Juntos, logramos poner a salvo a </w:t>
       </w:r>
       <w:r>
         <w:rPr>
@@ -5501,27 +5882,43 @@
           <w:szCs w:val="24"/>
         </w:rPr>
         <w:lastRenderedPageBreak/>
-        <w:t>intentar rescatarla. Por un instante eterno, el pánico nos recorrió a todos, pues Ignacio estuvo a punto de ser arrastrado junto con ella. Estuvo a nada de morir en ese mismo torrente de escombros; gracias a Dios, logró alcanzar a tiempo un tramo de techo sostenido por columnas que aún no habían cedido, salvándose por una fracción de segundo. Verlo allí, de pie en ese borde precario mientras el río se llevaba a nuestra vecina, fue el recordatorio más violento de que la muerte no hacía distinciones y de que cada intento de ayuda era, en sí mismo, un salto al vacío.</w:t>
-      </w:r>
-    </w:p>
-    <w:p>
-      <w:pPr>
-        <w:spacing w:line="276" w:lineRule="auto"/>
-        <w:ind w:firstLine="708"/>
-        <w:jc w:val="both"/>
-        <w:rPr>
-          <w:rFonts w:ascii="Garamond" w:hAnsi="Garamond"/>
-          <w:sz w:val="24"/>
-          <w:szCs w:val="24"/>
-        </w:rPr>
-      </w:pPr>
-      <w:r>
-        <w:rPr>
-          <w:rFonts w:ascii="Garamond" w:hAnsi="Garamond"/>
-          <w:sz w:val="24"/>
-          <w:szCs w:val="24"/>
-        </w:rPr>
-        <w:t>Con la adrenalina desbordada y el corazón latiendo con una fuerza ensordecedora, reaccioné de inmediato para ayudar a mi hermano. Juntos, logramos poner a salvo a aquella desdichada madre, trasladándola a un tramo de techo que parecía ofrecer una estabilidad momentánea. Al erguirme y observar lo que quedaba a nuestro alrededor, la realidad me golpeó con una crudeza insoportable: la furia del río estaba demoliendo, en ese preciso instante, los últimos vestigios de la casa de los Delgado.</w:t>
+        <w:t>aquella desdichada madre, trasladándola a un tramo de techo que parecía ofrecer una estabilidad momentánea. Al erguirme y observar lo que quedaba a nuestro alrededor, la realidad me golpeó con una crudeza insoportable: la furia del río estaba demoliendo, en ese preciso instante, los últimos vestigios de la casa de los Delgado.</w:t>
+      </w:r>
+    </w:p>
+    <w:p>
+      <w:pPr>
+        <w:spacing w:line="276" w:lineRule="auto"/>
+        <w:ind w:firstLine="708"/>
+        <w:jc w:val="both"/>
+        <w:rPr>
+          <w:rFonts w:ascii="Garamond" w:hAnsi="Garamond"/>
+          <w:sz w:val="24"/>
+          <w:szCs w:val="24"/>
+        </w:rPr>
+      </w:pPr>
+      <w:r>
+        <w:rPr>
+          <w:rFonts w:ascii="Garamond" w:hAnsi="Garamond"/>
+          <w:sz w:val="24"/>
+          <w:szCs w:val="24"/>
+        </w:rPr>
+        <w:t xml:space="preserve">Párrafo </w:t>
+      </w:r>
+      <w:r>
+        <w:rPr>
+          <w:rFonts w:ascii="Garamond" w:hAnsi="Garamond"/>
+          <w:sz w:val="24"/>
+          <w:szCs w:val="24"/>
+        </w:rPr>
+        <w:t>11</w:t>
+      </w:r>
+      <w:r>
+        <w:rPr>
+          <w:rFonts w:ascii="Garamond" w:hAnsi="Garamond"/>
+          <w:sz w:val="24"/>
+          <w:szCs w:val="24"/>
+        </w:rPr>
+        <w:t>:</w:t>
       </w:r>
     </w:p>
     <w:p>
@@ -5561,80 +5958,235 @@
           <w:sz w:val="24"/>
           <w:szCs w:val="24"/>
         </w:rPr>
+        <w:t xml:space="preserve">Párrafo </w:t>
+      </w:r>
+      <w:r>
+        <w:rPr>
+          <w:rFonts w:ascii="Garamond" w:hAnsi="Garamond"/>
+          <w:sz w:val="24"/>
+          <w:szCs w:val="24"/>
+        </w:rPr>
+        <w:t>12</w:t>
+      </w:r>
+      <w:r>
+        <w:rPr>
+          <w:rFonts w:ascii="Garamond" w:hAnsi="Garamond"/>
+          <w:sz w:val="24"/>
+          <w:szCs w:val="24"/>
+        </w:rPr>
+        <w:t>:</w:t>
+      </w:r>
+    </w:p>
+    <w:p>
+      <w:pPr>
+        <w:spacing w:line="276" w:lineRule="auto"/>
+        <w:ind w:firstLine="708"/>
+        <w:jc w:val="both"/>
+        <w:rPr>
+          <w:rFonts w:ascii="Garamond" w:hAnsi="Garamond"/>
+          <w:sz w:val="24"/>
+          <w:szCs w:val="24"/>
+        </w:rPr>
+      </w:pPr>
+      <w:r>
+        <w:rPr>
+          <w:rFonts w:ascii="Garamond" w:hAnsi="Garamond"/>
+          <w:sz w:val="24"/>
+          <w:szCs w:val="24"/>
+        </w:rPr>
+        <w:t>Siento cómo las aguas descontroladas del río irrumpen por cada rincón de mi hogar, entrando con la insolencia de un vulgar ratero para hurtar lo que mis padres consiguieron con tanto sacrificio durante más de tres décadas de matrimonio. Desde mi posición, escucho el estruendo de la destrucción en el interior: el río ha convertido nuestra casa en una especie de licuadora gigante.</w:t>
+      </w:r>
+    </w:p>
+    <w:p>
+      <w:pPr>
+        <w:spacing w:line="276" w:lineRule="auto"/>
+        <w:ind w:firstLine="708"/>
+        <w:jc w:val="both"/>
+        <w:rPr>
+          <w:rFonts w:ascii="Garamond" w:hAnsi="Garamond"/>
+          <w:sz w:val="24"/>
+          <w:szCs w:val="24"/>
+        </w:rPr>
+      </w:pPr>
+      <w:r>
+        <w:rPr>
+          <w:rFonts w:ascii="Garamond" w:hAnsi="Garamond"/>
+          <w:sz w:val="24"/>
+          <w:szCs w:val="24"/>
+        </w:rPr>
+        <w:t xml:space="preserve">Párrafo </w:t>
+      </w:r>
+      <w:r>
+        <w:rPr>
+          <w:rFonts w:ascii="Garamond" w:hAnsi="Garamond"/>
+          <w:sz w:val="24"/>
+          <w:szCs w:val="24"/>
+        </w:rPr>
+        <w:t>13</w:t>
+      </w:r>
+      <w:r>
+        <w:rPr>
+          <w:rFonts w:ascii="Garamond" w:hAnsi="Garamond"/>
+          <w:sz w:val="24"/>
+          <w:szCs w:val="24"/>
+        </w:rPr>
+        <w:t>:</w:t>
+      </w:r>
+    </w:p>
+    <w:p>
+      <w:pPr>
+        <w:spacing w:line="276" w:lineRule="auto"/>
+        <w:ind w:firstLine="708"/>
+        <w:jc w:val="both"/>
+        <w:rPr>
+          <w:rFonts w:ascii="Garamond" w:hAnsi="Garamond"/>
+          <w:sz w:val="24"/>
+          <w:szCs w:val="24"/>
+        </w:rPr>
+      </w:pPr>
+      <w:r>
+        <w:rPr>
+          <w:rFonts w:ascii="Garamond" w:hAnsi="Garamond"/>
+          <w:sz w:val="24"/>
+          <w:szCs w:val="24"/>
+        </w:rPr>
+        <w:t xml:space="preserve">Todo lo que alguna vez nos dio cobijo y comodidad está siendo golpeado con una furia ciega. Es una escena </w:t>
+      </w:r>
+      <w:r>
+        <w:rPr>
+          <w:rFonts w:ascii="Garamond" w:hAnsi="Garamond"/>
+          <w:sz w:val="24"/>
+          <w:szCs w:val="24"/>
+        </w:rPr>
         <w:lastRenderedPageBreak/>
-        <w:t>Siento cómo las aguas descontroladas del río irrumpen por cada rincón de mi hogar, entrando con la insolencia de un vulgar ratero para hurtar lo que mis padres consiguieron con tanto sacrificio durante más de tres décadas de matrimonio. Desde mi posición, escucho el estruendo de la destrucción en el interior: el río ha convertido nuestra casa en una especie de licuadora gigante.</w:t>
-      </w:r>
-    </w:p>
-    <w:p>
-      <w:pPr>
-        <w:spacing w:line="276" w:lineRule="auto"/>
-        <w:ind w:firstLine="708"/>
-        <w:jc w:val="both"/>
-        <w:rPr>
-          <w:rFonts w:ascii="Garamond" w:hAnsi="Garamond"/>
-          <w:sz w:val="24"/>
-          <w:szCs w:val="24"/>
-        </w:rPr>
-      </w:pPr>
-      <w:r>
-        <w:rPr>
-          <w:rFonts w:ascii="Garamond" w:hAnsi="Garamond"/>
-          <w:sz w:val="24"/>
-          <w:szCs w:val="24"/>
-        </w:rPr>
-        <w:t>Todo lo que alguna vez nos dio cobijo y comodidad está siendo golpeado con una furia ciega. Es una escena dantesca: veo cómo, por la puerta de la sala, el río comienza a 'vomitar' nuestros muebles, libros y recuerdos, escupiéndolos hacia el lodo con una violencia inexplicable. Es impresionante sentir esa fuerza invisible revolviendo toda tu intimidad, triturándola y expulsándola sin pausa, como si la casa misma estuviera siendo vaciada de su alma por una fuerza que no conoce la piedad.</w:t>
-      </w:r>
-    </w:p>
-    <w:p>
-      <w:pPr>
-        <w:spacing w:line="276" w:lineRule="auto"/>
-        <w:jc w:val="both"/>
-        <w:rPr>
-          <w:rFonts w:ascii="Garamond" w:hAnsi="Garamond"/>
-          <w:sz w:val="24"/>
-          <w:szCs w:val="24"/>
-        </w:rPr>
-      </w:pPr>
-    </w:p>
-    <w:p>
-      <w:pPr>
-        <w:spacing w:line="276" w:lineRule="auto"/>
-        <w:jc w:val="both"/>
-        <w:rPr>
-          <w:rFonts w:ascii="Garamond" w:hAnsi="Garamond"/>
-          <w:sz w:val="24"/>
-          <w:szCs w:val="24"/>
-        </w:rPr>
-      </w:pPr>
-    </w:p>
-    <w:p>
-      <w:pPr>
-        <w:spacing w:line="276" w:lineRule="auto"/>
-        <w:jc w:val="both"/>
-        <w:rPr>
-          <w:rFonts w:ascii="Garamond" w:hAnsi="Garamond"/>
-          <w:sz w:val="24"/>
-          <w:szCs w:val="24"/>
-        </w:rPr>
-      </w:pPr>
-    </w:p>
-    <w:p>
-      <w:pPr>
-        <w:spacing w:line="276" w:lineRule="auto"/>
-        <w:jc w:val="both"/>
-        <w:rPr>
-          <w:rFonts w:ascii="Garamond" w:hAnsi="Garamond"/>
-          <w:sz w:val="24"/>
-          <w:szCs w:val="24"/>
-        </w:rPr>
-      </w:pPr>
-      <w:r>
-        <w:rPr>
-          <w:rFonts w:ascii="Garamond" w:hAnsi="Garamond"/>
-          <w:sz w:val="24"/>
-          <w:szCs w:val="24"/>
-        </w:rPr>
-        <w:t xml:space="preserve">Llegó un punto en que mi mente no aguantó más. El sentimiento de desesperanza, alimentado por el estruendo de la destrucción y la pérdida de todo lo que amábamos, sobrepasó cualquier límite que yo hubiera conocido. De repente, mi vida dejó de tener sentido; me sentí vacío, como si el río también se hubiera llevado mi voluntad de luchar. Lo que voy a relatar a continuación lo hago con una pena </w:t>
+        <w:t>dantesca: veo cómo, por la puerta de la sala, el río comienza a 'vomitar' nuestros muebles, libros y recuerdos, escupiéndolos hacia el lodo con una violencia inexplicable. Es impresionante sentir esa fuerza invisible revolviendo toda tu intimidad, triturándola y expulsándola sin pausa, como si la casa misma estuviera siendo vaciada de su alma por una fuerza que no conoce la piedad.</w:t>
+      </w:r>
+    </w:p>
+    <w:p>
+      <w:pPr>
+        <w:spacing w:line="276" w:lineRule="auto"/>
+        <w:ind w:firstLine="708"/>
+        <w:jc w:val="both"/>
+        <w:rPr>
+          <w:rFonts w:ascii="Garamond" w:hAnsi="Garamond"/>
+          <w:sz w:val="24"/>
+          <w:szCs w:val="24"/>
+        </w:rPr>
+      </w:pPr>
+      <w:r>
+        <w:rPr>
+          <w:rFonts w:ascii="Garamond" w:hAnsi="Garamond"/>
+          <w:sz w:val="24"/>
+          <w:szCs w:val="24"/>
+        </w:rPr>
+        <w:t>Párrafo 1</w:t>
+      </w:r>
+      <w:r>
+        <w:rPr>
+          <w:rFonts w:ascii="Garamond" w:hAnsi="Garamond"/>
+          <w:sz w:val="24"/>
+          <w:szCs w:val="24"/>
+        </w:rPr>
+        <w:t>4</w:t>
+      </w:r>
+      <w:r>
+        <w:rPr>
+          <w:rFonts w:ascii="Garamond" w:hAnsi="Garamond"/>
+          <w:sz w:val="24"/>
+          <w:szCs w:val="24"/>
+        </w:rPr>
+        <w:t>:</w:t>
+      </w:r>
+    </w:p>
+    <w:p>
+      <w:pPr>
+        <w:spacing w:line="276" w:lineRule="auto"/>
+        <w:ind w:firstLine="708"/>
+        <w:jc w:val="both"/>
+        <w:rPr>
+          <w:rFonts w:ascii="Garamond" w:hAnsi="Garamond"/>
+          <w:sz w:val="24"/>
+          <w:szCs w:val="24"/>
+        </w:rPr>
+      </w:pPr>
+      <w:r>
+        <w:rPr>
+          <w:rFonts w:ascii="Garamond" w:hAnsi="Garamond"/>
+          <w:sz w:val="24"/>
+          <w:szCs w:val="24"/>
+        </w:rPr>
+        <w:t xml:space="preserve">Llegó un punto en que mi mente no aguantó más. El sentimiento de desesperanza, alimentado por el estruendo de la destrucción y la pérdida de todo lo que amábamos, sobrepasó cualquier límite que yo hubiera conocido. De repente, mi vida dejó de tener sentido; me sentí vacío, como si el río también se hubiera llevado mi voluntad de luchar. </w:t>
+      </w:r>
+      <w:r>
+        <w:rPr>
+          <w:rFonts w:ascii="Garamond" w:hAnsi="Garamond"/>
+          <w:sz w:val="24"/>
+          <w:szCs w:val="24"/>
+        </w:rPr>
+        <w:t>No me siento para nada orgulloso de l</w:t>
+      </w:r>
+      <w:r>
+        <w:rPr>
+          <w:rFonts w:ascii="Garamond" w:hAnsi="Garamond"/>
+          <w:sz w:val="24"/>
+          <w:szCs w:val="24"/>
+        </w:rPr>
+        <w:t>o que voy a relatar a continuación, pues fue el instante en que la realidad me dobló las rodillas y me enfrenté a la parte más oscura de esta tragedia.</w:t>
+      </w:r>
+    </w:p>
+    <w:p>
+      <w:pPr>
+        <w:spacing w:line="276" w:lineRule="auto"/>
+        <w:ind w:firstLine="708"/>
+        <w:jc w:val="both"/>
+        <w:rPr>
+          <w:rFonts w:ascii="Garamond" w:hAnsi="Garamond"/>
+          <w:sz w:val="24"/>
+          <w:szCs w:val="24"/>
+        </w:rPr>
+      </w:pPr>
+    </w:p>
+    <w:p>
+      <w:pPr>
+        <w:spacing w:line="276" w:lineRule="auto"/>
+        <w:ind w:firstLine="708"/>
+        <w:jc w:val="both"/>
+        <w:rPr>
+          <w:rFonts w:ascii="Garamond" w:hAnsi="Garamond"/>
+          <w:sz w:val="24"/>
+          <w:szCs w:val="24"/>
+        </w:rPr>
+      </w:pPr>
+    </w:p>
+    <w:p>
+      <w:pPr>
+        <w:spacing w:line="276" w:lineRule="auto"/>
+        <w:ind w:firstLine="708"/>
+        <w:jc w:val="both"/>
+        <w:rPr>
+          <w:rFonts w:ascii="Garamond" w:hAnsi="Garamond"/>
+          <w:sz w:val="24"/>
+          <w:szCs w:val="24"/>
+        </w:rPr>
+      </w:pPr>
+    </w:p>
+    <w:p>
+      <w:pPr>
+        <w:spacing w:line="276" w:lineRule="auto"/>
+        <w:jc w:val="both"/>
+        <w:rPr>
+          <w:rFonts w:ascii="Garamond" w:hAnsi="Garamond"/>
+          <w:sz w:val="24"/>
+          <w:szCs w:val="24"/>
+        </w:rPr>
+      </w:pPr>
+      <w:r>
+        <w:rPr>
+          <w:rFonts w:ascii="Garamond" w:hAnsi="Garamond"/>
+          <w:sz w:val="24"/>
+          <w:szCs w:val="24"/>
+        </w:rPr>
+        <w:t xml:space="preserve">Fue en ese punto del relato donde mi fe se quebró por completo. Con la mirada perdida y un desánimo que me entumecía los sentidos, solté a la señora que acababa de ayudar; mis brazos ya no tenían fuerza, pero era mi voluntad la que se había rendido primero. Dejé de luchar. En medio </w:t>
       </w:r>
       <w:r>
         <w:rPr>
@@ -5643,26 +6195,7 @@
           <w:szCs w:val="24"/>
         </w:rPr>
         <w:lastRenderedPageBreak/>
-        <w:t>que todavía me oprime el pecho, pues fue el instante en que la realidad me dobló las rodillas y me enfrenté a la parte más oscura de esta tragedia.</w:t>
-      </w:r>
-    </w:p>
-    <w:p>
-      <w:pPr>
-        <w:spacing w:line="276" w:lineRule="auto"/>
-        <w:jc w:val="both"/>
-        <w:rPr>
-          <w:rFonts w:ascii="Garamond" w:hAnsi="Garamond"/>
-          <w:sz w:val="24"/>
-          <w:szCs w:val="24"/>
-        </w:rPr>
-      </w:pPr>
-      <w:r>
-        <w:rPr>
-          <w:rFonts w:ascii="Garamond" w:hAnsi="Garamond"/>
-          <w:sz w:val="24"/>
-          <w:szCs w:val="24"/>
-        </w:rPr>
-        <w:t>Fue en ese punto del relato donde mi fe se quebró por completo. Con la mirada perdida y un desánimo que me entumecía los sentidos, solté a la señora que acababa de ayudar; mis brazos ya no tenían fuerza, pero era mi voluntad la que se había rendido primero. Dejé de luchar. En medio de aquella agonía que parecía no tener fin, una oscuridad interna me susurró que ya no quería seguir viviendo. Solo deseaba que el ruido cesara, que el río cumpliera su amenaza y que todo terminara de una vez. No era un deseo de morir, sino una necesidad desesperada de dejar de sentir el peso de una tragedia que me había sobrepasado.</w:t>
+        <w:t>de aquella agonía que parecía no tener fin, una oscuridad interna me susurró que ya no quería seguir viviendo. Solo deseaba que el ruido cesara, que el río cumpliera su amenaza y que todo terminara de una vez. No era un deseo de morir, sino una necesidad desesperada de dejar de sentir el peso de una tragedia que me había sobrepasado.</w:t>
       </w:r>
     </w:p>
     <w:p>
@@ -5700,7 +6233,26 @@
           <w:sz w:val="24"/>
           <w:szCs w:val="24"/>
         </w:rPr>
-        <w:t xml:space="preserve">Éramos un grupo pequeño y frágil frente a una fuerza inconmensurable. Al mirar a mi alrededor y ver cómo la estructura cedía, la convicción de un final trágico se apoderó de mí con una frialdad matemática: estaba convencido de </w:t>
+        <w:t>Éramos un grupo pequeño y frágil frente a una fuerza inconmensurable. Al mirar a mi alrededor y ver cómo la estructura cedía, la convicción de un final trágico se apoderó de mí con una frialdad matemática: estaba convencido de que solo era cuestión de minutos para que todos dejáramos de existir. Nos encontrábamos en ese punto ciego de la tragedia donde la esperanza parece un lujo que ya no podíamos permitirnos.</w:t>
+      </w:r>
+    </w:p>
+    <w:p>
+      <w:pPr>
+        <w:spacing w:line="276" w:lineRule="auto"/>
+        <w:jc w:val="both"/>
+        <w:rPr>
+          <w:rFonts w:ascii="Garamond" w:hAnsi="Garamond"/>
+          <w:sz w:val="24"/>
+          <w:szCs w:val="24"/>
+        </w:rPr>
+      </w:pPr>
+      <w:r>
+        <w:rPr>
+          <w:rFonts w:ascii="Garamond" w:hAnsi="Garamond"/>
+          <w:sz w:val="24"/>
+          <w:szCs w:val="24"/>
+        </w:rPr>
+        <w:t xml:space="preserve">En ese instante, la esperanza se extinguió definitivamente en mi interior. Convencido de que el final era inevitable, el instinto me llevó a aferrarme a lo único sólido que quedaba: unas cabillas que sobresalían de las columnas que aún </w:t>
       </w:r>
       <w:r>
         <w:rPr>
@@ -5709,26 +6261,7 @@
           <w:szCs w:val="24"/>
         </w:rPr>
         <w:lastRenderedPageBreak/>
-        <w:t>que solo era cuestión de minutos para que todos dejáramos de existir. Nos encontrábamos en ese punto ciego de la tragedia donde la esperanza parece un lujo que ya no podíamos permitirnos.</w:t>
-      </w:r>
-    </w:p>
-    <w:p>
-      <w:pPr>
-        <w:spacing w:line="276" w:lineRule="auto"/>
-        <w:jc w:val="both"/>
-        <w:rPr>
-          <w:rFonts w:ascii="Garamond" w:hAnsi="Garamond"/>
-          <w:sz w:val="24"/>
-          <w:szCs w:val="24"/>
-        </w:rPr>
-      </w:pPr>
-      <w:r>
-        <w:rPr>
-          <w:rFonts w:ascii="Garamond" w:hAnsi="Garamond"/>
-          <w:sz w:val="24"/>
-          <w:szCs w:val="24"/>
-        </w:rPr>
-        <w:t>En ese instante, la esperanza se extinguió definitivamente en mi interior. Convencido de que el final era inevitable, el instinto me llevó a aferrarme a lo único sólido que quedaba: unas cabillas que sobresalían de las columnas que aún resistían el embate del río. En un estado de desprendimiento total de lo que me rodeaba, como si el mundo exterior y los huéspedes restantes se hubieran desvanecido en una niebla, me dispuse a morir junto a los míos.</w:t>
+        <w:t>resistían el embate del río. En un estado de desprendimiento total de lo que me rodeaba, como si el mundo exterior y los huéspedes restantes se hubieran desvanecido en una niebla, me dispuse a morir junto a los míos.</w:t>
       </w:r>
     </w:p>
     <w:p>
@@ -5766,7 +6299,26 @@
           <w:sz w:val="24"/>
           <w:szCs w:val="24"/>
         </w:rPr>
-        <w:t xml:space="preserve">Durante unos minutos que parecieron eternos, el silencio se apoderó de nosotros. Nadie pronunció palabra alguna; sobraban las explicaciones cuando la muerte se sentaba a nuestra mesa. Creo que cada uno, en su propio aislamiento interior, intentaba asimilar la magnitud de lo que estaba aconteciendo. Sin necesidad de hablar, todos estábamos de </w:t>
+        <w:t>Durante unos minutos que parecieron eternos, el silencio se apoderó de nosotros. Nadie pronunció palabra alguna; sobraban las explicaciones cuando la muerte se sentaba a nuestra mesa. Creo que cada uno, en su propio aislamiento interior, intentaba asimilar la magnitud de lo que estaba aconteciendo. Sin necesidad de hablar, todos estábamos de acuerdo: aquel era nuestro final, y lo enfrentaríamos como habíamos vivido, unidos en familia. Ese pacto mudo, sellado bajo el rugido del río San Julián, fue el acto de amor más profundo que compartimos; una aceptación serena de que, si el mundo se acababa en ese techo, nos encontraría tomados de la mano.</w:t>
+      </w:r>
+    </w:p>
+    <w:p>
+      <w:pPr>
+        <w:spacing w:line="276" w:lineRule="auto"/>
+        <w:jc w:val="both"/>
+        <w:rPr>
+          <w:rFonts w:ascii="Garamond" w:hAnsi="Garamond"/>
+          <w:sz w:val="24"/>
+          <w:szCs w:val="24"/>
+        </w:rPr>
+      </w:pPr>
+      <w:r>
+        <w:rPr>
+          <w:rFonts w:ascii="Garamond" w:hAnsi="Garamond"/>
+          <w:sz w:val="24"/>
+          <w:szCs w:val="24"/>
+        </w:rPr>
+        <w:t xml:space="preserve">Al cabo de unos minutos, ocurrió algo extraño: nuestros rostros comenzaron a mostrar una serenidad que parecía </w:t>
       </w:r>
       <w:r>
         <w:rPr>
@@ -5775,45 +6327,45 @@
           <w:szCs w:val="24"/>
         </w:rPr>
         <w:lastRenderedPageBreak/>
-        <w:t>acuerdo: aquel era nuestro final, y lo enfrentaríamos como habíamos vivido, unidos en familia. Ese pacto mudo, sellado bajo el rugido del río San Julián, fue el acto de amor más profundo que compartimos; una aceptación serena de que, si el mundo se acababa en ese techo, nos encontraría tomados de la mano.</w:t>
-      </w:r>
-    </w:p>
-    <w:p>
-      <w:pPr>
-        <w:spacing w:line="276" w:lineRule="auto"/>
-        <w:jc w:val="both"/>
-        <w:rPr>
-          <w:rFonts w:ascii="Garamond" w:hAnsi="Garamond"/>
-          <w:sz w:val="24"/>
-          <w:szCs w:val="24"/>
-        </w:rPr>
-      </w:pPr>
-      <w:r>
-        <w:rPr>
-          <w:rFonts w:ascii="Garamond" w:hAnsi="Garamond"/>
-          <w:sz w:val="24"/>
-          <w:szCs w:val="24"/>
-        </w:rPr>
-        <w:t>Al cabo de unos minutos, ocurrió algo extraño: nuestros rostros comenzaron a mostrar una serenidad que parecía ajena a la catástrofe. La angustia frenética de las horas previas fue sustituida por una calma pesada y profunda; creo que, finalmente, estábamos asimilando nuestro destino. No había gritos, no había histeria; solo la mirada limpia de quienes han dejado de huir y han aceptado que su historia termina allí. En esa quietud, nos mirábamos los unos a los otros reconociéndonos por última vez, encontrando en la paz del rostro del otro la fuerza para esperar lo que fuera que el río tuviera preparado para nosotros.</w:t>
-      </w:r>
-    </w:p>
-    <w:p>
-      <w:pPr>
-        <w:spacing w:line="276" w:lineRule="auto"/>
-        <w:jc w:val="both"/>
-        <w:rPr>
-          <w:rFonts w:ascii="Garamond" w:hAnsi="Garamond"/>
-          <w:sz w:val="24"/>
-          <w:szCs w:val="24"/>
-        </w:rPr>
-      </w:pPr>
-      <w:r>
-        <w:rPr>
-          <w:rFonts w:ascii="Garamond" w:hAnsi="Garamond"/>
-          <w:sz w:val="24"/>
-          <w:szCs w:val="24"/>
-        </w:rPr>
-        <w:t xml:space="preserve">Ya en un estado de completa resignación, me convertí en un espectador silencioso de nuestra propia destrucción. Observaba con una frialdad casi mística cómo la furia de la naturaleza iba derribando, una a una, las últimas columnas que sostenían lo que quedaba de mi hogar. Los tramos de techo desaparecían como si fueran de papel, engullidos por el torrente. Entonces, el río finalmente nos alcanzó. El agua comenzó a cubrirnos lentamente, y sentí cómo la corriente golpeaba mis piernas con una suavidad engañosa; eran los restos de otras vidas, troncos y escombros que flotaban a nuestro alrededor, rozándonos como un último aviso de que </w:t>
+        <w:t>ajena a la catástrofe. La angustia frenética de las horas previas fue sustituida por una calma pesada y profunda; creo que, finalmente, estábamos asimilando nuestro destino. No había gritos, no había histeria; solo la mirada limpia de quienes han dejado de huir y han aceptado que su historia termina allí. En esa quietud, nos mirábamos los unos a los otros reconociéndonos por última vez, encontrando en la paz del rostro del otro la fuerza para esperar lo que fuera que el río tuviera preparado para nosotros.</w:t>
+      </w:r>
+    </w:p>
+    <w:p>
+      <w:pPr>
+        <w:spacing w:line="276" w:lineRule="auto"/>
+        <w:jc w:val="both"/>
+        <w:rPr>
+          <w:rFonts w:ascii="Garamond" w:hAnsi="Garamond"/>
+          <w:sz w:val="24"/>
+          <w:szCs w:val="24"/>
+        </w:rPr>
+      </w:pPr>
+      <w:r>
+        <w:rPr>
+          <w:rFonts w:ascii="Garamond" w:hAnsi="Garamond"/>
+          <w:sz w:val="24"/>
+          <w:szCs w:val="24"/>
+        </w:rPr>
+        <w:t>Ya en un estado de completa resignación, me convertí en un espectador silencioso de nuestra propia destrucción. Observaba con una frialdad casi mística cómo la furia de la naturaleza iba derribando, una a una, las últimas columnas que sostenían lo que quedaba de mi hogar. Los tramos de techo desaparecían como si fueran de papel, engullidos por el torrente. Entonces, el río finalmente nos alcanzó. El agua comenzó a cubrirnos lentamente, y sentí cómo la corriente golpeaba mis piernas con una suavidad engañosa; eran los restos de otras vidas, troncos y escombros que flotaban a nuestro alrededor, rozándonos como un último aviso de que el río San Julián ya estaba reclamando nuestro pequeño espacio de resistencia.</w:t>
+      </w:r>
+    </w:p>
+    <w:p>
+      <w:pPr>
+        <w:spacing w:line="276" w:lineRule="auto"/>
+        <w:jc w:val="both"/>
+        <w:rPr>
+          <w:rFonts w:ascii="Garamond" w:hAnsi="Garamond"/>
+          <w:sz w:val="24"/>
+          <w:szCs w:val="24"/>
+        </w:rPr>
+      </w:pPr>
+      <w:r>
+        <w:rPr>
+          <w:rFonts w:ascii="Garamond" w:hAnsi="Garamond"/>
+          <w:sz w:val="24"/>
+          <w:szCs w:val="24"/>
+        </w:rPr>
+        <w:t xml:space="preserve">Mientras yo permanecía absorto en mis pensamientos de postrimerías, entregado ya al silencio del final, el señor Evans realizó un movimiento que desafiaba toda lógica de muerte: levantó a su suegra con determinación y la colocó cerca de nosotros. En aquel instante, mi mente bloqueada no alcanzaba a comprender sus razones; para mí ya no había </w:t>
       </w:r>
       <w:r>
         <w:rPr>
@@ -5822,26 +6374,7 @@
           <w:szCs w:val="24"/>
         </w:rPr>
         <w:lastRenderedPageBreak/>
-        <w:t>el río San Julián ya estaba reclamando nuestro pequeño espacio de resistencia.</w:t>
-      </w:r>
-    </w:p>
-    <w:p>
-      <w:pPr>
-        <w:spacing w:line="276" w:lineRule="auto"/>
-        <w:jc w:val="both"/>
-        <w:rPr>
-          <w:rFonts w:ascii="Garamond" w:hAnsi="Garamond"/>
-          <w:sz w:val="24"/>
-          <w:szCs w:val="24"/>
-        </w:rPr>
-      </w:pPr>
-      <w:r>
-        <w:rPr>
-          <w:rFonts w:ascii="Garamond" w:hAnsi="Garamond"/>
-          <w:sz w:val="24"/>
-          <w:szCs w:val="24"/>
-        </w:rPr>
-        <w:t>Mientras yo permanecía absorto en mis pensamientos de postrimerías, entregado ya al silencio del final, el señor Evans realizó un movimiento que desafiaba toda lógica de muerte: levantó a su suegra con determinación y la colocó cerca de nosotros. En aquel instante, mi mente bloqueada no alcanzaba a comprender sus razones; para mí ya no había escapatoria y estaba convencido de que moriríamos en escasos minutos, hiciéramos lo que hiciéramos.</w:t>
+        <w:t>escapatoria y estaba convencido de que moriríamos en escasos minutos, hiciéramos lo que hiciéramos.</w:t>
       </w:r>
     </w:p>
     <w:p>
@@ -5879,7 +6412,26 @@
           <w:sz w:val="24"/>
           <w:szCs w:val="24"/>
         </w:rPr>
-        <w:t xml:space="preserve">A lo lejos, entre el caos y la bruma del desastre, una querida vecina y amiga, la señora Carmencita Estanga de Carrasco, nos observaba. Ella y su familia, cuya casa había sido una de las primeras en ser golpeadas por la tragedia, habían logrado refugiarse en una edificación vecina más sólida que resistía los embates del río. Desde su ventana, la Sra. Carmencita fue testigo de cómo nuestra casa se desintegraba; nos vio allí, </w:t>
+        <w:t>A lo lejos, entre el caos y la bruma del desastre, una querida vecina y amiga, la señora Carmencita Estanga de Carrasco, nos observaba. Ella y su familia, cuya casa había sido una de las primeras en ser golpeadas por la tragedia, habían logrado refugiarse en una edificación vecina más sólida que resistía los embates del río. Desde su ventana, la Sra. Carmencita fue testigo de cómo nuestra casa se desintegraba; nos vio allí, aferrados a las cabillas, a punto de ser devorados por el fango.</w:t>
+      </w:r>
+    </w:p>
+    <w:p>
+      <w:pPr>
+        <w:spacing w:line="276" w:lineRule="auto"/>
+        <w:jc w:val="both"/>
+        <w:rPr>
+          <w:rFonts w:ascii="Garamond" w:hAnsi="Garamond"/>
+          <w:sz w:val="24"/>
+          <w:szCs w:val="24"/>
+        </w:rPr>
+      </w:pPr>
+      <w:r>
+        <w:rPr>
+          <w:rFonts w:ascii="Garamond" w:hAnsi="Garamond"/>
+          <w:sz w:val="24"/>
+          <w:szCs w:val="24"/>
+        </w:rPr>
+        <w:t xml:space="preserve">Sin fuerzas para seguir presenciando lo que parecía una ejecución inevitable, la Sra. Carmencita no pudo más. El dolor de vernos morir superó su resistencia y se apartó de la ventana, retirando la mirada para entregarse a lo único que podía hacer por nosotros: rezar. En su mente, y en la de todos los que nos miraban desde la distancia, ya no éramos </w:t>
       </w:r>
       <w:r>
         <w:rPr>
@@ -5888,26 +6440,7 @@
           <w:szCs w:val="24"/>
         </w:rPr>
         <w:lastRenderedPageBreak/>
-        <w:t>aferrados a las cabillas, a punto de ser devorados por el fango.</w:t>
-      </w:r>
-    </w:p>
-    <w:p>
-      <w:pPr>
-        <w:spacing w:line="276" w:lineRule="auto"/>
-        <w:jc w:val="both"/>
-        <w:rPr>
-          <w:rFonts w:ascii="Garamond" w:hAnsi="Garamond"/>
-          <w:sz w:val="24"/>
-          <w:szCs w:val="24"/>
-        </w:rPr>
-      </w:pPr>
-      <w:r>
-        <w:rPr>
-          <w:rFonts w:ascii="Garamond" w:hAnsi="Garamond"/>
-          <w:sz w:val="24"/>
-          <w:szCs w:val="24"/>
-        </w:rPr>
-        <w:t>Sin fuerzas para seguir presenciando lo que parecía una ejecución inevitable, la Sra. Carmencita no pudo más. El dolor de vernos morir superó su resistencia y se apartó de la ventana, retirando la mirada para entregarse a lo único que podía hacer por nosotros: rezar. En su mente, y en la de todos los que nos miraban desde la distancia, ya no éramos sobrevivientes, sino sombras a punto de desaparecer. Cuando, minutos después, ella volvió a asomarse y vio que nuestra casa había sido completamente arrasada, nos dio por muertos. Para el mundo exterior, la familia de Guillermo y Rosita ya no existía; solo quedaba el rugido del río sobre el lugar donde antes estuvo nuestro hogar.</w:t>
+        <w:t>sobrevivientes, sino sombras a punto de desaparecer. Cuando, minutos después, ella volvió a asomarse y vio que nuestra casa había sido completamente arrasada, nos dio por muertos. Para el mundo exterior, la familia de Guillermo y Rosita ya no existía; solo quedaba el rugido del río sobre el lugar donde antes estuvo nuestro hogar.</w:t>
       </w:r>
     </w:p>
     <w:p>
@@ -6000,7 +6533,26 @@
           <w:sz w:val="24"/>
           <w:szCs w:val="24"/>
         </w:rPr>
-        <w:t xml:space="preserve">Eran poco más de las 11:30 AM. Mi mente luchaba por procesar el torbellino de los últimos minutos, haciendo esfuerzos titánicos por recuperarme de aquel quiebre emocional y recobrar las fuerzas para pelear. Aunque en lo más profundo seguía convencido de que la muerte era </w:t>
+        <w:t>Eran poco más de las 11:30 AM. Mi mente luchaba por procesar el torbellino de los últimos minutos, haciendo esfuerzos titánicos por recuperarme de aquel quiebre emocional y recobrar las fuerzas para pelear. Aunque en lo más profundo seguía convencido de que la muerte era nuestro único destino seguro en los instantes por venir, tomé una decisión: si me tocaba partir, lo haría con dignidad.</w:t>
+      </w:r>
+    </w:p>
+    <w:p>
+      <w:pPr>
+        <w:spacing w:line="276" w:lineRule="auto"/>
+        <w:jc w:val="both"/>
+        <w:rPr>
+          <w:rFonts w:ascii="Garamond" w:hAnsi="Garamond"/>
+          <w:sz w:val="24"/>
+          <w:szCs w:val="24"/>
+        </w:rPr>
+      </w:pPr>
+      <w:r>
+        <w:rPr>
+          <w:rFonts w:ascii="Garamond" w:hAnsi="Garamond"/>
+          <w:sz w:val="24"/>
+          <w:szCs w:val="24"/>
+        </w:rPr>
+        <w:t xml:space="preserve">En medio de ese trance, surgió en mi mente uno de esos pensamientos disparatados que solo florecen en las crisis más extremas. Recordé una frase popularizada por el comediante Emilio Lovera que, en ese contexto, cobró un sentido heroico y casi místico: 'Macho que se respeta muere dignamente dándole la mayor alegría a los más necesitados'. </w:t>
       </w:r>
       <w:r>
         <w:rPr>
@@ -6009,26 +6561,7 @@
           <w:szCs w:val="24"/>
         </w:rPr>
         <w:lastRenderedPageBreak/>
-        <w:t>nuestro único destino seguro en los instantes por venir, tomé una decisión: si me tocaba partir, lo haría con dignidad.</w:t>
-      </w:r>
-    </w:p>
-    <w:p>
-      <w:pPr>
-        <w:spacing w:line="276" w:lineRule="auto"/>
-        <w:jc w:val="both"/>
-        <w:rPr>
-          <w:rFonts w:ascii="Garamond" w:hAnsi="Garamond"/>
-          <w:sz w:val="24"/>
-          <w:szCs w:val="24"/>
-        </w:rPr>
-      </w:pPr>
-      <w:r>
-        <w:rPr>
-          <w:rFonts w:ascii="Garamond" w:hAnsi="Garamond"/>
-          <w:sz w:val="24"/>
-          <w:szCs w:val="24"/>
-        </w:rPr>
-        <w:t>En medio de ese trance, surgió en mi mente uno de esos pensamientos disparatados que solo florecen en las crisis más extremas. Recordé una frase popularizada por el comediante Emilio Lovera que, en ese contexto, cobró un sentido heroico y casi místico: 'Macho que se respeta muere dignamente dándole la mayor alegría a los más necesitados'. Aquella chispa de humor venezolano, lejos de ser una falta de respeto al momento, fue el combustible que necesitaba para ponerme en pie una vez más. Si el río San Julián iba a reclamarnos, nos encontraría luchando por los que más nos necesitaban.</w:t>
+        <w:t>Aquella chispa de humor venezolano, lejos de ser una falta de respeto al momento, fue el combustible que necesitaba para ponerme en pie una vez más. Si el río San Julián iba a reclamarnos, nos encontraría luchando por los que más nos necesitaban.</w:t>
       </w:r>
     </w:p>
     <w:p>
@@ -6085,7 +6618,26 @@
           <w:sz w:val="24"/>
           <w:szCs w:val="24"/>
         </w:rPr>
-        <w:t xml:space="preserve">Pido disculpas si estos pensamientos pueden sonar soberbios o miserables a quien los lee desde la calma, pero si les soy sincero, esa fue la cruda realidad de mi diálogo interno </w:t>
+        <w:t>Pido disculpas si estos pensamientos pueden sonar soberbios o miserables a quien los lee desde la calma, pero si les soy sincero, esa fue la cruda realidad de mi diálogo interno en aquel momento crítico. Era el lamento de un hombre que, al verse frente al abismo, sentía que se iba con las manos vacías.</w:t>
+      </w:r>
+    </w:p>
+    <w:p>
+      <w:pPr>
+        <w:spacing w:line="276" w:lineRule="auto"/>
+        <w:jc w:val="both"/>
+        <w:rPr>
+          <w:rFonts w:ascii="Garamond" w:hAnsi="Garamond"/>
+          <w:sz w:val="24"/>
+          <w:szCs w:val="24"/>
+        </w:rPr>
+      </w:pPr>
+      <w:r>
+        <w:rPr>
+          <w:rFonts w:ascii="Garamond" w:hAnsi="Garamond"/>
+          <w:sz w:val="24"/>
+          <w:szCs w:val="24"/>
+        </w:rPr>
+        <w:t xml:space="preserve">A estas alturas, creo que ya no le tenía miedo a la muerte, o quizás era el mecanismo de defensa de mi mente intentando convencerme de ello para no colapsar. Sin embargo, lo que sí me aterraba era la forma en que el final llegaría: no quería una muerte lenta ni agónica, sintiendo cómo los troncos y las </w:t>
       </w:r>
       <w:r>
         <w:rPr>
@@ -6094,26 +6646,7 @@
           <w:szCs w:val="24"/>
         </w:rPr>
         <w:lastRenderedPageBreak/>
-        <w:t>en aquel momento crítico. Era el lamento de un hombre que, al verse frente al abismo, sentía que se iba con las manos vacías.</w:t>
-      </w:r>
-    </w:p>
-    <w:p>
-      <w:pPr>
-        <w:spacing w:line="276" w:lineRule="auto"/>
-        <w:jc w:val="both"/>
-        <w:rPr>
-          <w:rFonts w:ascii="Garamond" w:hAnsi="Garamond"/>
-          <w:sz w:val="24"/>
-          <w:szCs w:val="24"/>
-        </w:rPr>
-      </w:pPr>
-      <w:r>
-        <w:rPr>
-          <w:rFonts w:ascii="Garamond" w:hAnsi="Garamond"/>
-          <w:sz w:val="24"/>
-          <w:szCs w:val="24"/>
-        </w:rPr>
-        <w:t>A estas alturas, creo que ya no le tenía miedo a la muerte, o quizás era el mecanismo de defensa de mi mente intentando convencerme de ello para no colapsar. Sin embargo, lo que sí me aterraba era la forma en que el final llegaría: no quería una muerte lenta ni agónica, sintiendo cómo los troncos y las piedras trituraban mis miembros uno a uno hasta apagarme. En un ruego desesperado, le pedía a Dios que, si ya no había vuelta atrás, me concediera una muerte rápida y seca; un final sin dolor, como quien simplemente aprieta un interruptor y, en un parpadeo, apaga la luz de este mundo para despertar en el otro. Solo pedía la piedad de un instante final que no fuera una tortura.</w:t>
+        <w:t>piedras trituraban mis miembros uno a uno hasta apagarme. En un ruego desesperado, le pedía a Dios que, si ya no había vuelta atrás, me concediera una muerte rápida y seca; un final sin dolor, como quien simplemente aprieta un interruptor y, en un parpadeo, apaga la luz de este mundo para despertar en el otro. Solo pedía la piedad de un instante final que no fuera una tortura.</w:t>
       </w:r>
     </w:p>
     <w:p>
@@ -6151,8 +6684,16 @@
           <w:sz w:val="24"/>
           <w:szCs w:val="24"/>
         </w:rPr>
+        <w:t xml:space="preserve">Para ser más franco aún, por mi mente desfilaba un torrente de ideas absurdas que no lograba detener. Era como si mi cerebro, en un intento desesperado por protegerme del horror, disparara ráfagas de pensamientos inconexos. Me contaba bromas a mí mismo, buscando en el ingenio criollo una forma de mantener la moral en alto. A pesar del terror profundo que me atenazaba, sentía que lo último que podía permitirme perder era el humor; si el río iba a quitarme la vida, no le dejaría llevarse también mi capacidad de reír. Esa </w:t>
+      </w:r>
+      <w:r>
+        <w:rPr>
+          <w:rFonts w:ascii="Garamond" w:hAnsi="Garamond"/>
+          <w:sz w:val="24"/>
+          <w:szCs w:val="24"/>
+        </w:rPr>
         <w:lastRenderedPageBreak/>
-        <w:t>Para ser más franco aún, por mi mente desfilaba un torrente de ideas absurdas que no lograba detener. Era como si mi cerebro, en un intento desesperado por protegerme del horror, disparara ráfagas de pensamientos inconexos. Me contaba bromas a mí mismo, buscando en el ingenio criollo una forma de mantener la moral en alto. A pesar del terror profundo que me atenazaba, sentía que lo último que podía permitirme perder era el humor; si el río iba a quitarme la vida, no le dejaría llevarse también mi capacidad de reír. Esa pequeña chispa de comedia interna era mi última trinchera, la única propiedad que el río San Julián no podía arrastrar.</w:t>
+        <w:t>pequeña chispa de comedia interna era mi última trinchera, la única propiedad que el río San Julián no podía arrastrar.</w:t>
       </w:r>
     </w:p>
     <w:p>
@@ -6190,7 +6731,45 @@
           <w:sz w:val="24"/>
           <w:szCs w:val="24"/>
         </w:rPr>
-        <w:t xml:space="preserve">No sé cuánto tiempo permanecimos en aquel trance sagrado, suspendidos entre el estruendo del río y el silencio de nuestras almas. Finalmente, sentí la necesidad de romper aquel vacío y me dirigí a mis padres y a mi hermano con una </w:t>
+        <w:t>No sé cuánto tiempo permanecimos en aquel trance sagrado, suspendidos entre el estruendo del río y el silencio de nuestras almas. Finalmente, sentí la necesidad de romper aquel vacío y me dirigí a mis padres y a mi hermano con una exclamación que brotó desde lo más profundo de mi identidad:</w:t>
+      </w:r>
+    </w:p>
+    <w:p>
+      <w:pPr>
+        <w:spacing w:line="276" w:lineRule="auto"/>
+        <w:jc w:val="both"/>
+        <w:rPr>
+          <w:rFonts w:ascii="Garamond" w:hAnsi="Garamond"/>
+          <w:sz w:val="24"/>
+          <w:szCs w:val="24"/>
+        </w:rPr>
+      </w:pPr>
+      <w:r>
+        <w:rPr>
+          <w:rFonts w:ascii="Garamond" w:hAnsi="Garamond"/>
+          <w:sz w:val="24"/>
+          <w:szCs w:val="24"/>
+        </w:rPr>
+        <w:t>—'¡Tranquilos todos, que en menos de diez minutos estaremos en el cielo gozando un puyero y riéndonos de todo esto!'.</w:t>
+      </w:r>
+    </w:p>
+    <w:p>
+      <w:pPr>
+        <w:spacing w:line="276" w:lineRule="auto"/>
+        <w:jc w:val="both"/>
+        <w:rPr>
+          <w:rFonts w:ascii="Garamond" w:hAnsi="Garamond"/>
+          <w:sz w:val="24"/>
+          <w:szCs w:val="24"/>
+        </w:rPr>
+      </w:pPr>
+      <w:r>
+        <w:rPr>
+          <w:rFonts w:ascii="Garamond" w:hAnsi="Garamond"/>
+          <w:sz w:val="24"/>
+          <w:szCs w:val="24"/>
+        </w:rPr>
+        <w:t xml:space="preserve">Usé esa expresión tan nuestra, tan venezolana, que habla de un disfrute inmenso y desbordado, para describir lo que nos esperaba al otro lado. Fue mi manera de decirles que la </w:t>
       </w:r>
       <w:r>
         <w:rPr>
@@ -6199,64 +6778,45 @@
           <w:szCs w:val="24"/>
         </w:rPr>
         <w:lastRenderedPageBreak/>
-        <w:t>exclamación que brotó desde lo más profundo de mi identidad:</w:t>
-      </w:r>
-    </w:p>
-    <w:p>
-      <w:pPr>
-        <w:spacing w:line="276" w:lineRule="auto"/>
-        <w:jc w:val="both"/>
-        <w:rPr>
-          <w:rFonts w:ascii="Garamond" w:hAnsi="Garamond"/>
-          <w:sz w:val="24"/>
-          <w:szCs w:val="24"/>
-        </w:rPr>
-      </w:pPr>
-      <w:r>
-        <w:rPr>
-          <w:rFonts w:ascii="Garamond" w:hAnsi="Garamond"/>
-          <w:sz w:val="24"/>
-          <w:szCs w:val="24"/>
-        </w:rPr>
-        <w:t>—'¡Tranquilos todos, que en menos de diez minutos estaremos en el cielo gozando un puyero y riéndonos de todo esto!'.</w:t>
-      </w:r>
-    </w:p>
-    <w:p>
-      <w:pPr>
-        <w:spacing w:line="276" w:lineRule="auto"/>
-        <w:jc w:val="both"/>
-        <w:rPr>
-          <w:rFonts w:ascii="Garamond" w:hAnsi="Garamond"/>
-          <w:sz w:val="24"/>
-          <w:szCs w:val="24"/>
-        </w:rPr>
-      </w:pPr>
-      <w:r>
-        <w:rPr>
-          <w:rFonts w:ascii="Garamond" w:hAnsi="Garamond"/>
-          <w:sz w:val="24"/>
-          <w:szCs w:val="24"/>
-        </w:rPr>
-        <w:t>Usé esa expresión tan nuestra, tan venezolana, que habla de un disfrute inmenso y desbordado, para describir lo que nos esperaba al otro lado. Fue mi manera de decirles que la muerte no era el fin, sino el inicio de una paz absoluta donde el dolor de aquel día sería solo un mal recuerdo. Al pronunciar esas palabras, ocurrió algo milagroso: sentí cómo una paz sobrenatural se apoderaba del aire. El peso de la tragedia pareció aligerarse y creo que, por primera vez en horas, todos nos tranquilizamos de verdad. Ya no esperábamos la muerte con terror, sino con la extraña serenidad de quien se sabe a salvo en la víspera de un viaje.</w:t>
-      </w:r>
-    </w:p>
-    <w:p>
-      <w:pPr>
-        <w:spacing w:line="276" w:lineRule="auto"/>
-        <w:jc w:val="both"/>
-        <w:rPr>
-          <w:rFonts w:ascii="Garamond" w:hAnsi="Garamond"/>
-          <w:sz w:val="24"/>
-          <w:szCs w:val="24"/>
-        </w:rPr>
-      </w:pPr>
-      <w:r>
-        <w:rPr>
-          <w:rFonts w:ascii="Garamond" w:hAnsi="Garamond"/>
-          <w:sz w:val="24"/>
-          <w:szCs w:val="24"/>
-        </w:rPr>
-        <w:t xml:space="preserve">Habían pasado ya más de quince minutos desde que nos preparamos para el final, y milagrosamente, seguíamos con vida. Al notar que las manecillas marcaban las doce del mediodía, un instinto familiar más fuerte que el miedo nos guio: decidimos rezar el Ángelus. Esta oración corta, que en nuestra tradición católica rezamos para conmemorar la Anunciación, es un rito sagrado que mi familia acostumbra a cumplir puntualmente cada mediodía. Allí, en medio del rugido de la muerte y suspendidos sobre el abismo, nuestras voces se unieron para repetir las palabras de fe de siempre. Fue nuestro reclamo de normalidad frente a la tragedia; un </w:t>
+        <w:t>muerte no era el fin, sino el inicio de una paz absoluta donde el dolor de aquel día sería solo un mal recuerdo. Al pronunciar esas palabras, ocurrió algo milagroso: sentí cómo una paz sobrenatural se apoderaba del aire. El peso de la tragedia pareció aligerarse y creo que, por primera vez en horas, todos nos tranquilizamos de verdad. Ya no esperábamos la muerte con terror, sino con la extraña serenidad de quien se sabe a salvo en la víspera de un viaje.</w:t>
+      </w:r>
+    </w:p>
+    <w:p>
+      <w:pPr>
+        <w:spacing w:line="276" w:lineRule="auto"/>
+        <w:jc w:val="both"/>
+        <w:rPr>
+          <w:rFonts w:ascii="Garamond" w:hAnsi="Garamond"/>
+          <w:sz w:val="24"/>
+          <w:szCs w:val="24"/>
+        </w:rPr>
+      </w:pPr>
+      <w:r>
+        <w:rPr>
+          <w:rFonts w:ascii="Garamond" w:hAnsi="Garamond"/>
+          <w:sz w:val="24"/>
+          <w:szCs w:val="24"/>
+        </w:rPr>
+        <w:t>Habían pasado ya más de quince minutos desde que nos preparamos para el final, y milagrosamente, seguíamos con vida. Al notar que las manecillas marcaban las doce del mediodía, un instinto familiar más fuerte que el miedo nos guio: decidimos rezar el Ángelus. Esta oración corta, que en nuestra tradición católica rezamos para conmemorar la Anunciación, es un rito sagrado que mi familia acostumbra a cumplir puntualmente cada mediodía. Allí, en medio del rugido de la muerte y suspendidos sobre el abismo, nuestras voces se unieron para repetir las palabras de fe de siempre. Fue nuestro reclamo de normalidad frente a la tragedia; un recordatorio de que, mientras tuviéramos aliento, seguiríamos siendo quienes éramos: una familia unida en la oración.</w:t>
+      </w:r>
+    </w:p>
+    <w:p>
+      <w:pPr>
+        <w:spacing w:line="276" w:lineRule="auto"/>
+        <w:jc w:val="both"/>
+        <w:rPr>
+          <w:rFonts w:ascii="Garamond" w:hAnsi="Garamond"/>
+          <w:sz w:val="24"/>
+          <w:szCs w:val="24"/>
+        </w:rPr>
+      </w:pPr>
+      <w:r>
+        <w:rPr>
+          <w:rFonts w:ascii="Garamond" w:hAnsi="Garamond"/>
+          <w:sz w:val="24"/>
+          <w:szCs w:val="24"/>
+        </w:rPr>
+        <w:t xml:space="preserve">El nivel del agua seguía ganando terreno, implacable. Ya cubría nuestros pies y ascendía lentamente, aunque por el momento se mantenía por debajo de las rodillas. Sin embargo, lo que sentíamos no era solo la humedad; el río avanzaba cargado de sedimentos, convirtiéndose en una masa densa de tierra y lodo que arrastraba consigo los restos </w:t>
       </w:r>
       <w:r>
         <w:rPr>
@@ -6265,26 +6825,7 @@
           <w:szCs w:val="24"/>
         </w:rPr>
         <w:lastRenderedPageBreak/>
-        <w:t>recordatorio de que, mientras tuviéramos aliento, seguiríamos siendo quienes éramos: una familia unida en la oración.</w:t>
-      </w:r>
-    </w:p>
-    <w:p>
-      <w:pPr>
-        <w:spacing w:line="276" w:lineRule="auto"/>
-        <w:jc w:val="both"/>
-        <w:rPr>
-          <w:rFonts w:ascii="Garamond" w:hAnsi="Garamond"/>
-          <w:sz w:val="24"/>
-          <w:szCs w:val="24"/>
-        </w:rPr>
-      </w:pPr>
-      <w:r>
-        <w:rPr>
-          <w:rFonts w:ascii="Garamond" w:hAnsi="Garamond"/>
-          <w:sz w:val="24"/>
-          <w:szCs w:val="24"/>
-        </w:rPr>
-        <w:t>El nivel del agua seguía ganando terreno, implacable. Ya cubría nuestros pies y ascendía lentamente, aunque por el momento se mantenía por debajo de las rodillas. Sin embargo, lo que sentíamos no era solo la humedad; el río avanzaba cargado de sedimentos, convirtiéndose en una masa densa de tierra y lodo que arrastraba consigo los restos de miles de historias. Entre nuestras piernas pasaban, golpeándonos suavemente, ramas partidas, trozos de muebles que alguna vez fueron parte de un hogar y cualquier objeto cotidiano que la mente pueda imaginar, ahora reducidos a escombros flotantes. Era como si el río San Julián nos estuviera entregando los restos de lo que ya había destruido, mientras esperaba el momento de hacer lo propio con nosotros.</w:t>
+        <w:t>de miles de historias. Entre nuestras piernas pasaban, golpeándonos suavemente, ramas partidas, trozos de muebles que alguna vez fueron parte de un hogar y cualquier objeto cotidiano que la mente pueda imaginar, ahora reducidos a escombros flotantes. Era como si el río San Julián nos estuviera entregando los restos de lo que ya había destruido, mientras esperaba el momento de hacer lo propio con nosotros.</w:t>
       </w:r>
     </w:p>
     <w:p>
@@ -6322,7 +6863,26 @@
           <w:sz w:val="24"/>
           <w:szCs w:val="24"/>
         </w:rPr>
-        <w:t xml:space="preserve">Al principio, en mi agotamiento, no quise hacerle caso. Una parte de mí, entregada a la fatalidad, solo quería que el asunto terminara de una vez; quería morir y listo, sin más resistencia. Sin embargo, el respeto y el amor hacia él pudieron más que </w:t>
+        <w:t>Al principio, en mi agotamiento, no quise hacerle caso. Una parte de mí, entregada a la fatalidad, solo quería que el asunto terminara de una vez; quería morir y listo, sin más resistencia. Sin embargo, el respeto y el amor hacia él pudieron más que mi desidia. Decidí obedecerle; al fin y al cabo, era mi padre. Gracias a su consejo evité quedar atrapado en aquella mezcla espesa, pero pagué el precio de mi terquedad inicial: por no reaccionar a tiempo y moverme con agilidad, el lodo succionó mi calzado. Me quedé descalzo, con la piel expuesta al rigor del desastre, pero con los pies libres para seguir luchando.</w:t>
+      </w:r>
+    </w:p>
+    <w:p>
+      <w:pPr>
+        <w:spacing w:line="276" w:lineRule="auto"/>
+        <w:jc w:val="both"/>
+        <w:rPr>
+          <w:rFonts w:ascii="Garamond" w:hAnsi="Garamond"/>
+          <w:sz w:val="24"/>
+          <w:szCs w:val="24"/>
+        </w:rPr>
+      </w:pPr>
+      <w:r>
+        <w:rPr>
+          <w:rFonts w:ascii="Garamond" w:hAnsi="Garamond"/>
+          <w:sz w:val="24"/>
+          <w:szCs w:val="24"/>
+        </w:rPr>
+        <w:t xml:space="preserve">Daban las 12:15 PM. El nivel del agua no dejaba de ascender y la corriente, alimentada por una furia renovada, golpeaba </w:t>
       </w:r>
       <w:r>
         <w:rPr>
@@ -6331,45 +6891,45 @@
           <w:szCs w:val="24"/>
         </w:rPr>
         <w:lastRenderedPageBreak/>
-        <w:t>mi desidia. Decidí obedecerle; al fin y al cabo, era mi padre. Gracias a su consejo evité quedar atrapado en aquella mezcla espesa, pero pagué el precio de mi terquedad inicial: por no reaccionar a tiempo y moverme con agilidad, el lodo succionó mi calzado. Me quedé descalzo, con la piel expuesta al rigor del desastre, pero con los pies libres para seguir luchando.</w:t>
-      </w:r>
-    </w:p>
-    <w:p>
-      <w:pPr>
-        <w:spacing w:line="276" w:lineRule="auto"/>
-        <w:jc w:val="both"/>
-        <w:rPr>
-          <w:rFonts w:ascii="Garamond" w:hAnsi="Garamond"/>
-          <w:sz w:val="24"/>
-          <w:szCs w:val="24"/>
-        </w:rPr>
-      </w:pPr>
-      <w:r>
-        <w:rPr>
-          <w:rFonts w:ascii="Garamond" w:hAnsi="Garamond"/>
-          <w:sz w:val="24"/>
-          <w:szCs w:val="24"/>
-        </w:rPr>
-        <w:t>Daban las 12:15 PM. El nivel del agua no dejaba de ascender y la corriente, alimentada por una furia renovada, golpeaba con una fuerza cada vez más aterradora. Al mirar a nuestro alrededor, el paisaje era desolador: ya no quedaba prácticamente nada en pie; el vecindario que conocíamos había sido devorado por el lodo. Solo quedábamos nosotros siete, amontonados en un trozo de techo de apenas cuatro metros cuadrados. Era nuestra última isla de resistencia, un fragmento de hogar que se negaba a desaparecer solo porque sus columnas, por algún designio que aún no alcanzaba a comprender, se resistían a ceder ante el empuje del río San Julián. Éramos siete náufragos sobre un altar de concreto, esperando el golpe definitivo.</w:t>
-      </w:r>
-    </w:p>
-    <w:p>
-      <w:pPr>
-        <w:spacing w:line="276" w:lineRule="auto"/>
-        <w:jc w:val="both"/>
-        <w:rPr>
-          <w:rFonts w:ascii="Garamond" w:hAnsi="Garamond"/>
-          <w:sz w:val="24"/>
-          <w:szCs w:val="24"/>
-        </w:rPr>
-      </w:pPr>
-      <w:r>
-        <w:rPr>
-          <w:rFonts w:ascii="Garamond" w:hAnsi="Garamond"/>
-          <w:sz w:val="24"/>
-          <w:szCs w:val="24"/>
-        </w:rPr>
-        <w:t xml:space="preserve">La violencia de la corriente dio un giro aún más agresivo. Los objetos arrastrados por el río comenzaron a golpearnos con una saña renovada, como si el agua hubiera cobrado una voluntad propia de herirnos. Fue entonces cuando un escombro pasó con tal fuerza que le rasgó gran parte del vestido a una de las señoras mayores que permanecía a nuestro lado. Me dolió en el alma presenciar aquella escena; sentí como una humillación insoportable que, en sus últimos </w:t>
+        <w:t>con una fuerza cada vez más aterradora. Al mirar a nuestro alrededor, el paisaje era desolador: ya no quedaba prácticamente nada en pie; el vecindario que conocíamos había sido devorado por el lodo. Solo quedábamos nosotros siete, amontonados en un trozo de techo de apenas cuatro metros cuadrados. Era nuestra última isla de resistencia, un fragmento de hogar que se negaba a desaparecer solo porque sus columnas, por algún designio que aún no alcanzaba a comprender, se resistían a ceder ante el empuje del río San Julián. Éramos siete náufragos sobre un altar de concreto, esperando el golpe definitivo.</w:t>
+      </w:r>
+    </w:p>
+    <w:p>
+      <w:pPr>
+        <w:spacing w:line="276" w:lineRule="auto"/>
+        <w:jc w:val="both"/>
+        <w:rPr>
+          <w:rFonts w:ascii="Garamond" w:hAnsi="Garamond"/>
+          <w:sz w:val="24"/>
+          <w:szCs w:val="24"/>
+        </w:rPr>
+      </w:pPr>
+      <w:r>
+        <w:rPr>
+          <w:rFonts w:ascii="Garamond" w:hAnsi="Garamond"/>
+          <w:sz w:val="24"/>
+          <w:szCs w:val="24"/>
+        </w:rPr>
+        <w:t>La violencia de la corriente dio un giro aún más agresivo. Los objetos arrastrados por el río comenzaron a golpearnos con una saña renovada, como si el agua hubiera cobrado una voluntad propia de herirnos. Fue entonces cuando un escombro pasó con tal fuerza que le rasgó gran parte del vestido a una de las señoras mayores que permanecía a nuestro lado. Me dolió en el alma presenciar aquella escena; sentí como una humillación insoportable que, en sus últimos instantes, la furia de la naturaleza la despojara hasta de su decoro. Ella, que mantenía una entereza admirable, se vio vulnerable ante nosotros y ante el cielo, apenas poco tiempo antes de que el río decidiera llevársela para siempre y perderla de nuestra vista.</w:t>
+      </w:r>
+    </w:p>
+    <w:p>
+      <w:pPr>
+        <w:spacing w:line="276" w:lineRule="auto"/>
+        <w:jc w:val="both"/>
+        <w:rPr>
+          <w:rFonts w:ascii="Garamond" w:hAnsi="Garamond"/>
+          <w:sz w:val="24"/>
+          <w:szCs w:val="24"/>
+        </w:rPr>
+      </w:pPr>
+      <w:r>
+        <w:rPr>
+          <w:rFonts w:ascii="Garamond" w:hAnsi="Garamond"/>
+          <w:sz w:val="24"/>
+          <w:szCs w:val="24"/>
+        </w:rPr>
+        <w:t xml:space="preserve">En medio de aquel caos, ocurrió algo que solo puedo atribuir a una lealtad profunda de la naturaleza que nos rodeaba. Nuestra mata de mango, la misma que creció conmigo y que por tantos años nos regaló sus frutos dulces, seguía allí, firme </w:t>
       </w:r>
       <w:r>
         <w:rPr>
@@ -6378,26 +6938,7 @@
           <w:szCs w:val="24"/>
         </w:rPr>
         <w:lastRenderedPageBreak/>
-        <w:t>instantes, la furia de la naturaleza la despojara hasta de su decoro. Ella, que mantenía una entereza admirable, se vio vulnerable ante nosotros y ante el cielo, apenas poco tiempo antes de que el río decidiera llevársela para siempre y perderla de nuestra vista.</w:t>
-      </w:r>
-    </w:p>
-    <w:p>
-      <w:pPr>
-        <w:spacing w:line="276" w:lineRule="auto"/>
-        <w:jc w:val="both"/>
-        <w:rPr>
-          <w:rFonts w:ascii="Garamond" w:hAnsi="Garamond"/>
-          <w:sz w:val="24"/>
-          <w:szCs w:val="24"/>
-        </w:rPr>
-      </w:pPr>
-      <w:r>
-        <w:rPr>
-          <w:rFonts w:ascii="Garamond" w:hAnsi="Garamond"/>
-          <w:sz w:val="24"/>
-          <w:szCs w:val="24"/>
-        </w:rPr>
-        <w:t>En medio de aquel caos, ocurrió algo que solo puedo atribuir a una lealtad profunda de la naturaleza que nos rodeaba. Nuestra mata de mango, la misma que creció conmigo y que por tantos años nos regaló sus frutos dulces, seguía allí, firme y dando su propia batalla. Como si supiera quiénes éramos y reconociera a los niños que alguna vez treparon por sus ramas para alcanzar el techo, el árbol se interpuso entre nosotros y la furia del río San Julián. Hacía las veces de una barrera providencial, recibiendo los impactos de los objetos que venían a gran velocidad y desviando los golpes que, de otro modo, habrían impactado directamente sobre nuestros cuerpos. Aquel viejo amigo, cuyas ramas conocíamos de memoria, nos estaba protegiendo con su propia vida.</w:t>
+        <w:t>y dando su propia batalla. Como si supiera quiénes éramos y reconociera a los niños que alguna vez treparon por sus ramas para alcanzar el techo, el árbol se interpuso entre nosotros y la furia del río San Julián. Hacía las veces de una barrera providencial, recibiendo los impactos de los objetos que venían a gran velocidad y desviando los golpes que, de otro modo, habrían impactado directamente sobre nuestros cuerpos. Aquel viejo amigo, cuyas ramas conocíamos de memoria, nos estaba protegiendo con su propia vida.</w:t>
       </w:r>
     </w:p>
     <w:p>
@@ -6435,8 +6976,16 @@
           <w:sz w:val="24"/>
           <w:szCs w:val="24"/>
         </w:rPr>
+        <w:t xml:space="preserve">Fue entonces cuando divisamos la amenaza definitiva: un tronco inmenso que avanzaba a una velocidad aterradora, apuntando directo hacia nuestra posición. Parecía tener la misión de poner fin a nuestras vidas. Sin embargo, a escasos metros de impactarnos, algo invisible lo detuvo en seco. El gigante de madera comenzó a tambalearse de un lado a otro, como si estuviera decidiendo nuestro destino, hasta que finalmente se encajó frente a nosotros. En lugar de barrernos, formó un dique natural que empezó a contener el sedimento y los escombros. Estábamos a salvo del golpe, pero atrapados detrás de una represa improvisada que, en </w:t>
+      </w:r>
+      <w:r>
+        <w:rPr>
+          <w:rFonts w:ascii="Garamond" w:hAnsi="Garamond"/>
+          <w:sz w:val="24"/>
+          <w:szCs w:val="24"/>
+        </w:rPr>
         <w:lastRenderedPageBreak/>
-        <w:t>Fue entonces cuando divisamos la amenaza definitiva: un tronco inmenso que avanzaba a una velocidad aterradora, apuntando directo hacia nuestra posición. Parecía tener la misión de poner fin a nuestras vidas. Sin embargo, a escasos metros de impactarnos, algo invisible lo detuvo en seco. El gigante de madera comenzó a tambalearse de un lado a otro, como si estuviera decidiendo nuestro destino, hasta que finalmente se encajó frente a nosotros. En lugar de barrernos, formó un dique natural que empezó a contener el sedimento y los escombros. Estábamos a salvo del golpe, pero atrapados detrás de una represa improvisada que, en cualquier segundo, podía estallar y sepultarnos bajo una presión insoportable.</w:t>
+        <w:t>cualquier segundo, podía estallar y sepultarnos bajo una presión insoportable.</w:t>
       </w:r>
     </w:p>
     <w:p>
@@ -6474,8 +7023,38 @@
           <w:sz w:val="24"/>
           <w:szCs w:val="24"/>
         </w:rPr>
-        <w:t xml:space="preserve">Les confieso que, en ese instante, no me parecía el momento adecuado. Mi capacidad de concentración estaba totalmente rota; mis sentidos estaban volcados en el rugido del río y en el dique que amenazaba con reventar frente a nosotros. No era falta de piedad, era que mi mente simplemente no daba para más. Sin embargo, al ver la determinación en sus ojos, acepté sin rechistar. Pensé, con una mezcla de resignación y cansancio: 'Bueno, si este va a ser el final, que nos encuentre rezando'. Nos unimos a su voz, dejando que las avemarías </w:t>
-      </w:r>
+        <w:t>Les confieso que, en ese instante, no me parecía el momento adecuado. Mi capacidad de concentración estaba totalmente rota; mis sentidos estaban volcados en el rugido del río y en el dique que amenazaba con reventar frente a nosotros. No era falta de piedad, era que mi mente simplemente no daba para más. Sin embargo, al ver la determinación en sus ojos, acepté sin rechistar. Pensé, con una mezcla de resignación y cansancio: 'Bueno, si este va a ser el final, que nos encuentre rezando'. Nos unimos a su voz, dejando que las avemarías marcaran el ritmo de nuestros que quizás eran los últimos suspiros.</w:t>
+      </w:r>
+    </w:p>
+    <w:p>
+      <w:pPr>
+        <w:spacing w:line="276" w:lineRule="auto"/>
+        <w:jc w:val="both"/>
+        <w:rPr>
+          <w:rFonts w:ascii="Garamond" w:hAnsi="Garamond"/>
+          <w:sz w:val="24"/>
+          <w:szCs w:val="24"/>
+        </w:rPr>
+      </w:pPr>
+      <w:r>
+        <w:rPr>
+          <w:rFonts w:ascii="Garamond" w:hAnsi="Garamond"/>
+          <w:sz w:val="24"/>
+          <w:szCs w:val="24"/>
+        </w:rPr>
+        <w:t>A los pocos minutos de culminar el santo Rosario —una oración que, les confieso, estaba plenamente convencido de que no lograríamos terminar—, ocurrió lo inexplicable. Como si una mano invisible la hubiera guiado en medio del caos, una inmensa piedra apareció de la nada y se 'aparcó' con una precisión asombrosa al este de nuestro pequeño refugio de concreto.</w:t>
+      </w:r>
+    </w:p>
+    <w:p>
+      <w:pPr>
+        <w:spacing w:line="276" w:lineRule="auto"/>
+        <w:jc w:val="both"/>
+        <w:rPr>
+          <w:rFonts w:ascii="Garamond" w:hAnsi="Garamond"/>
+          <w:sz w:val="24"/>
+          <w:szCs w:val="24"/>
+        </w:rPr>
+      </w:pPr>
       <w:r>
         <w:rPr>
           <w:rFonts w:ascii="Garamond" w:hAnsi="Garamond"/>
@@ -6483,44 +7062,6 @@
           <w:szCs w:val="24"/>
         </w:rPr>
         <w:lastRenderedPageBreak/>
-        <w:t>marcaran el ritmo de nuestros que quizás eran los últimos suspiros.</w:t>
-      </w:r>
-    </w:p>
-    <w:p>
-      <w:pPr>
-        <w:spacing w:line="276" w:lineRule="auto"/>
-        <w:jc w:val="both"/>
-        <w:rPr>
-          <w:rFonts w:ascii="Garamond" w:hAnsi="Garamond"/>
-          <w:sz w:val="24"/>
-          <w:szCs w:val="24"/>
-        </w:rPr>
-      </w:pPr>
-      <w:r>
-        <w:rPr>
-          <w:rFonts w:ascii="Garamond" w:hAnsi="Garamond"/>
-          <w:sz w:val="24"/>
-          <w:szCs w:val="24"/>
-        </w:rPr>
-        <w:t>A los pocos minutos de culminar el santo Rosario —una oración que, les confieso, estaba plenamente convencido de que no lograríamos terminar—, ocurrió lo inexplicable. Como si una mano invisible la hubiera guiado en medio del caos, una inmensa piedra apareció de la nada y se 'aparcó' con una precisión asombrosa al este de nuestro pequeño refugio de concreto.</w:t>
-      </w:r>
-    </w:p>
-    <w:p>
-      <w:pPr>
-        <w:spacing w:line="276" w:lineRule="auto"/>
-        <w:jc w:val="both"/>
-        <w:rPr>
-          <w:rFonts w:ascii="Garamond" w:hAnsi="Garamond"/>
-          <w:sz w:val="24"/>
-          <w:szCs w:val="24"/>
-        </w:rPr>
-      </w:pPr>
-      <w:r>
-        <w:rPr>
-          <w:rFonts w:ascii="Garamond" w:hAnsi="Garamond"/>
-          <w:sz w:val="24"/>
-          <w:szCs w:val="24"/>
-        </w:rPr>
         <w:t>No sé de dónde vino ni cómo el río no la usó para destruirnos, pero allí se quedó, firme, como un baluarte recién plantado. Para muchos podrá ser una casualidad geométrica o un azar de la corriente, pero para nosotros, en aquel techo de cuatro metros cuadrados, no hubo dudas: esa piedra nos la puso la Virgen María. Que cada quien crea lo que quiera creer, pero aquel bloque de roca fue la respuesta física a nuestras plegarias, un escudo sólido que se interpuso entre nosotros y el abismo justo cuando nuestras fuerzas se habían agotado.</w:t>
       </w:r>
     </w:p>
@@ -6578,27 +7119,35 @@
           <w:sz w:val="24"/>
           <w:szCs w:val="24"/>
         </w:rPr>
+        <w:t>Era la lógica fría del abismo chocando contra el corazón. Hoy me cuestiono si mi juicio fue correcto o si el miedo me nubló la visión. Fue una conclusión nacida de la debilidad; una de esas verdades amargas que solo se pronuncian cuando la muerte te respira en la nuca.</w:t>
+      </w:r>
+    </w:p>
+    <w:p>
+      <w:pPr>
+        <w:spacing w:line="276" w:lineRule="auto"/>
+        <w:jc w:val="both"/>
+        <w:rPr>
+          <w:rFonts w:ascii="Garamond" w:hAnsi="Garamond"/>
+          <w:sz w:val="24"/>
+          <w:szCs w:val="24"/>
+        </w:rPr>
+      </w:pPr>
+      <w:r>
+        <w:rPr>
+          <w:rFonts w:ascii="Garamond" w:hAnsi="Garamond"/>
+          <w:sz w:val="24"/>
+          <w:szCs w:val="24"/>
+        </w:rPr>
+        <w:t xml:space="preserve">La decisión nos desgarró. A mi madre le dolió en lo más profundo tener que elegir la supervivencia. Pero el tiempo no permitía más titubeos. Iniciamos el escape sin valor para despedirnos. Todavía retumba en mis oídos el ruego de una </w:t>
+      </w:r>
+      <w:r>
+        <w:rPr>
+          <w:rFonts w:ascii="Garamond" w:hAnsi="Garamond"/>
+          <w:sz w:val="24"/>
+          <w:szCs w:val="24"/>
+        </w:rPr>
         <w:lastRenderedPageBreak/>
-        <w:t>Era la lógica fría del abismo chocando contra el corazón. Hoy me cuestiono si mi juicio fue correcto o si el miedo me nubló la visión. Fue una conclusión nacida de la debilidad; una de esas verdades amargas que solo se pronuncian cuando la muerte te respira en la nuca.</w:t>
-      </w:r>
-    </w:p>
-    <w:p>
-      <w:pPr>
-        <w:spacing w:line="276" w:lineRule="auto"/>
-        <w:jc w:val="both"/>
-        <w:rPr>
-          <w:rFonts w:ascii="Garamond" w:hAnsi="Garamond"/>
-          <w:sz w:val="24"/>
-          <w:szCs w:val="24"/>
-        </w:rPr>
-      </w:pPr>
-      <w:r>
-        <w:rPr>
-          <w:rFonts w:ascii="Garamond" w:hAnsi="Garamond"/>
-          <w:sz w:val="24"/>
-          <w:szCs w:val="24"/>
-        </w:rPr>
-        <w:t>La decisión nos desgarró. A mi madre le dolió en lo más profundo tener que elegir la supervivencia. Pero el tiempo no permitía más titubeos. Iniciamos el escape sin valor para despedirnos. Todavía retumba en mis oídos el ruego de una de las señoras: —“¡Por favor no nos dejen, llévennos con ustedes!”—.</w:t>
+        <w:t>de las señoras: —“¡Por favor no nos dejen, llévennos con ustedes!”—.</w:t>
       </w:r>
     </w:p>
     <w:p>
@@ -6655,37 +7204,37 @@
           <w:sz w:val="24"/>
           <w:szCs w:val="24"/>
         </w:rPr>
+        <w:t>El agotamiento de mi madre llegó al punto de quiebre. Le suplicó a Ignacio que la dejara, que no podía más. Pero mi hermano, con una terquedad nacida del amor, se negó a soltarla y la obligó a continuar. Mientras tanto, el señor Evans corría por su vida tras haber perdido su batalla personal contra el río. Con el corazón hecho pedazos, dejamos atrás el refugio para enfrentar lo que el destino nos tuviera preparado.</w:t>
+      </w:r>
+    </w:p>
+    <w:p>
+      <w:pPr>
+        <w:spacing w:line="276" w:lineRule="auto"/>
+        <w:jc w:val="both"/>
+        <w:rPr>
+          <w:rFonts w:ascii="Garamond" w:hAnsi="Garamond"/>
+          <w:sz w:val="24"/>
+          <w:szCs w:val="24"/>
+        </w:rPr>
+      </w:pPr>
+    </w:p>
+    <w:p>
+      <w:pPr>
+        <w:spacing w:line="276" w:lineRule="auto"/>
+        <w:jc w:val="both"/>
+        <w:rPr>
+          <w:rFonts w:ascii="Garamond" w:hAnsi="Garamond"/>
+          <w:sz w:val="24"/>
+          <w:szCs w:val="24"/>
+        </w:rPr>
+      </w:pPr>
+      <w:r>
+        <w:rPr>
+          <w:rFonts w:ascii="Garamond" w:hAnsi="Garamond"/>
+          <w:sz w:val="24"/>
+          <w:szCs w:val="24"/>
+        </w:rPr>
         <w:lastRenderedPageBreak/>
-        <w:t>El agotamiento de mi madre llegó al punto de quiebre. Le suplicó a Ignacio que la dejara, que no podía más. Pero mi hermano, con una terquedad nacida del amor, se negó a soltarla y la obligó a continuar. Mientras tanto, el señor Evans corría por su vida tras haber perdido su batalla personal contra el río. Con el corazón hecho pedazos, dejamos atrás el refugio para enfrentar lo que el destino nos tuviera preparado.</w:t>
-      </w:r>
-    </w:p>
-    <w:p>
-      <w:pPr>
-        <w:spacing w:line="276" w:lineRule="auto"/>
-        <w:jc w:val="both"/>
-        <w:rPr>
-          <w:rFonts w:ascii="Garamond" w:hAnsi="Garamond"/>
-          <w:sz w:val="24"/>
-          <w:szCs w:val="24"/>
-        </w:rPr>
-      </w:pPr>
-    </w:p>
-    <w:p>
-      <w:pPr>
-        <w:spacing w:line="276" w:lineRule="auto"/>
-        <w:jc w:val="both"/>
-        <w:rPr>
-          <w:rFonts w:ascii="Garamond" w:hAnsi="Garamond"/>
-          <w:sz w:val="24"/>
-          <w:szCs w:val="24"/>
-        </w:rPr>
-      </w:pPr>
-      <w:r>
-        <w:rPr>
-          <w:rFonts w:ascii="Garamond" w:hAnsi="Garamond"/>
-          <w:sz w:val="24"/>
-          <w:szCs w:val="24"/>
-        </w:rPr>
         <w:t>Capítulo 7: El umbral de la esperanza</w:t>
       </w:r>
     </w:p>
@@ -6743,26 +7292,26 @@
           <w:sz w:val="24"/>
           <w:szCs w:val="24"/>
         </w:rPr>
+        <w:t>Avanzábamos con una vulnerabilidad que calaba cada fibra del cuerpo. Mi madre, mi hermano y yo habíamos perdido el calzado, pagando el precio de no haber seguido a tiempo el consejo de mi padre de mantener los pies en movimiento cuando el lodo inundó el techo. Él fue el único que conservó sus zapatos, una pequeña victoria de su experiencia que envidiábamos en silencio mientras caminábamos sobre el terreno hostil.</w:t>
+      </w:r>
+    </w:p>
+    <w:p>
+      <w:pPr>
+        <w:spacing w:line="276" w:lineRule="auto"/>
+        <w:jc w:val="both"/>
+        <w:rPr>
+          <w:rFonts w:ascii="Garamond" w:hAnsi="Garamond"/>
+          <w:sz w:val="24"/>
+          <w:szCs w:val="24"/>
+        </w:rPr>
+      </w:pPr>
+      <w:r>
+        <w:rPr>
+          <w:rFonts w:ascii="Garamond" w:hAnsi="Garamond"/>
+          <w:sz w:val="24"/>
+          <w:szCs w:val="24"/>
+        </w:rPr>
         <w:lastRenderedPageBreak/>
-        <w:t>Avanzábamos con una vulnerabilidad que calaba cada fibra del cuerpo. Mi madre, mi hermano y yo habíamos perdido el calzado, pagando el precio de no haber seguido a tiempo el consejo de mi padre de mantener los pies en movimiento cuando el lodo inundó el techo. Él fue el único que conservó sus zapatos, una pequeña victoria de su experiencia que envidiábamos en silencio mientras caminábamos sobre el terreno hostil.</w:t>
-      </w:r>
-    </w:p>
-    <w:p>
-      <w:pPr>
-        <w:spacing w:line="276" w:lineRule="auto"/>
-        <w:jc w:val="both"/>
-        <w:rPr>
-          <w:rFonts w:ascii="Garamond" w:hAnsi="Garamond"/>
-          <w:sz w:val="24"/>
-          <w:szCs w:val="24"/>
-        </w:rPr>
-      </w:pPr>
-      <w:r>
-        <w:rPr>
-          <w:rFonts w:ascii="Garamond" w:hAnsi="Garamond"/>
-          <w:sz w:val="24"/>
-          <w:szCs w:val="24"/>
-        </w:rPr>
         <w:t>Buscábamos desesperadamente el norte. Le habíamos tomado un terror visceral a la montaña, ese gigante que no dejaba de rugir; por eso, nuestras ansias nos empujaban hacia la orilla del mar Caribe. El objetivo era alcanzar los edificios de la avenida La Playa que divisábamos a lo lejos. Se veían extrañamente intactos, fortalezas de concreto frente a la devastación de las estructuras que, ladera arriba, habían desaparecido bajo el empuje del cerro. Para nosotros, la salvación no estaba en la cima, sino en la costa.</w:t>
       </w:r>
     </w:p>
@@ -6801,27 +7350,35 @@
           <w:sz w:val="24"/>
           <w:szCs w:val="24"/>
         </w:rPr>
+        <w:t>Para quienes íbamos descalzos, la tarea fue un tormento. Las tejas coloniales se quebraban con un chasquido seco y traicionero. Los bordes afilados nos rebanaban las plantas de los pies; eran cortes constantes que se mezclaban con el frío del lodo. El dolor se volvió nuestro compañero de ruta, una señal punzante de que seguíamos vivos.</w:t>
+      </w:r>
+    </w:p>
+    <w:p>
+      <w:pPr>
+        <w:spacing w:line="276" w:lineRule="auto"/>
+        <w:jc w:val="both"/>
+        <w:rPr>
+          <w:rFonts w:ascii="Garamond" w:hAnsi="Garamond"/>
+          <w:sz w:val="24"/>
+          <w:szCs w:val="24"/>
+        </w:rPr>
+      </w:pPr>
+      <w:r>
+        <w:rPr>
+          <w:rFonts w:ascii="Garamond" w:hAnsi="Garamond"/>
+          <w:sz w:val="24"/>
+          <w:szCs w:val="24"/>
+        </w:rPr>
+        <w:t xml:space="preserve">Avanzaba realizando todo tipo de peripecias para no romper las tejas, tratando de distribuir mi peso con una cautela casi felina. En ese tramo me aproximé al padre Reinaldo, quien </w:t>
+      </w:r>
+      <w:r>
+        <w:rPr>
+          <w:rFonts w:ascii="Garamond" w:hAnsi="Garamond"/>
+          <w:sz w:val="24"/>
+          <w:szCs w:val="24"/>
+        </w:rPr>
         <w:lastRenderedPageBreak/>
-        <w:t>Para quienes íbamos descalzos, la tarea fue un tormento. Las tejas coloniales se quebraban con un chasquido seco y traicionero. Los bordes afilados nos rebanaban las plantas de los pies; eran cortes constantes que se mezclaban con el frío del lodo. El dolor se volvió nuestro compañero de ruta, una señal punzante de que seguíamos vivos.</w:t>
-      </w:r>
-    </w:p>
-    <w:p>
-      <w:pPr>
-        <w:spacing w:line="276" w:lineRule="auto"/>
-        <w:jc w:val="both"/>
-        <w:rPr>
-          <w:rFonts w:ascii="Garamond" w:hAnsi="Garamond"/>
-          <w:sz w:val="24"/>
-          <w:szCs w:val="24"/>
-        </w:rPr>
-      </w:pPr>
-      <w:r>
-        <w:rPr>
-          <w:rFonts w:ascii="Garamond" w:hAnsi="Garamond"/>
-          <w:sz w:val="24"/>
-          <w:szCs w:val="24"/>
-        </w:rPr>
-        <w:t>Avanzaba realizando todo tipo de peripecias para no romper las tejas, tratando de distribuir mi peso con una cautela casi felina. En ese tramo me aproximé al padre Reinaldo, quien intentaba mantener el equilibrio sobre una sección de techo de asbesto, un material mucho más frágil y traicionero que el concreto. Estábamos separados apenas por dos o tres pasos de distancia cuando el horror se materializó de nuevo: sin previo aviso, el techo bajo sus pies cedió por completo. El asbesto no soportó más su peso y el padre cayó inevitablemente hacia las profundidades oscuras de la casa, tragado por la estructura en un parpadeo.</w:t>
+        <w:t>intentaba mantener el equilibrio sobre una sección de techo de asbesto, un material mucho más frágil y traicionero que el concreto. Estábamos separados apenas por dos o tres pasos de distancia cuando el horror se materializó de nuevo: sin previo aviso, el techo bajo sus pies cedió por completo. El asbesto no soportó más su peso y el padre cayó inevitablemente hacia las profundidades oscuras de la casa, tragado por la estructura en un parpadeo.</w:t>
       </w:r>
     </w:p>
     <w:p>
@@ -6859,27 +7416,35 @@
           <w:sz w:val="24"/>
           <w:szCs w:val="24"/>
         </w:rPr>
+        <w:t>En ese instante, un pensamiento lapidario me cruzó la mente: —'Ahora sí se nos fue el padre, de esta no lo salva nadie'—. Si les soy sincero, no tuve el valor ni la intención de ir a socorrerlo; el terror me dictaba que, si intentaba un rescate, terminaría atrapado con él en la profundidad de la casa. Intenté proseguir mi camino con el corazón acelerado, pero al dar el siguiente paso, la traición del asbesto se repitió conmigo. El techo cedió de manera sorpresiva y caí al vacío.</w:t>
+      </w:r>
+    </w:p>
+    <w:p>
+      <w:pPr>
+        <w:spacing w:line="276" w:lineRule="auto"/>
+        <w:jc w:val="both"/>
+        <w:rPr>
+          <w:rFonts w:ascii="Garamond" w:hAnsi="Garamond"/>
+          <w:sz w:val="24"/>
+          <w:szCs w:val="24"/>
+        </w:rPr>
+      </w:pPr>
+      <w:r>
+        <w:rPr>
+          <w:rFonts w:ascii="Garamond" w:hAnsi="Garamond"/>
+          <w:sz w:val="24"/>
+          <w:szCs w:val="24"/>
+        </w:rPr>
+        <w:t xml:space="preserve">Sin embargo, la fortuna —o la providencia— tenía otros planes. No caí sobre concreto o hierros, sino sobre una </w:t>
+      </w:r>
+      <w:r>
+        <w:rPr>
+          <w:rFonts w:ascii="Garamond" w:hAnsi="Garamond"/>
+          <w:sz w:val="24"/>
+          <w:szCs w:val="24"/>
+        </w:rPr>
         <w:lastRenderedPageBreak/>
-        <w:t>En ese instante, un pensamiento lapidario me cruzó la mente: —'Ahora sí se nos fue el padre, de esta no lo salva nadie'—. Si les soy sincero, no tuve el valor ni la intención de ir a socorrerlo; el terror me dictaba que, si intentaba un rescate, terminaría atrapado con él en la profundidad de la casa. Intenté proseguir mi camino con el corazón acelerado, pero al dar el siguiente paso, la traición del asbesto se repitió conmigo. El techo cedió de manera sorpresiva y caí al vacío.</w:t>
-      </w:r>
-    </w:p>
-    <w:p>
-      <w:pPr>
-        <w:spacing w:line="276" w:lineRule="auto"/>
-        <w:jc w:val="both"/>
-        <w:rPr>
-          <w:rFonts w:ascii="Garamond" w:hAnsi="Garamond"/>
-          <w:sz w:val="24"/>
-          <w:szCs w:val="24"/>
-        </w:rPr>
-      </w:pPr>
-      <w:r>
-        <w:rPr>
-          <w:rFonts w:ascii="Garamond" w:hAnsi="Garamond"/>
-          <w:sz w:val="24"/>
-          <w:szCs w:val="24"/>
-        </w:rPr>
-        <w:t>Sin embargo, la fortuna —o la providencia— tenía otros planes. No caí sobre concreto o hierros, sino sobre una densa piscina de pantano que se había filtrado en el interior de la vivienda, la cual amortiguó el impacto de mi caída. En ese primer segundo de oscuridad y lodo, pensé que aquel era mi fin, el cierre definitivo de mi historia. Pero al limpiar un poco mi vista y mirar con detenimiento, me di cuenta de que estaba vivo y, para mi asombro, a escasos metros del padre Reinaldo.</w:t>
+        <w:t>densa piscina de pantano que se había filtrado en el interior de la vivienda, la cual amortiguó el impacto de mi caída. En ese primer segundo de oscuridad y lodo, pensé que aquel era mi fin, el cierre definitivo de mi historia. Pero al limpiar un poco mi vista y mirar con detenimiento, me di cuenta de que estaba vivo y, para mi asombro, a escasos metros del padre Reinaldo.</w:t>
       </w:r>
     </w:p>
     <w:p>
@@ -6936,65 +7501,110 @@
           <w:sz w:val="24"/>
           <w:szCs w:val="24"/>
         </w:rPr>
+        <w:t>—'No venía precisamente a eso, Padre... es que yo también me caí'.</w:t>
+      </w:r>
+    </w:p>
+    <w:p>
+      <w:pPr>
+        <w:spacing w:line="276" w:lineRule="auto"/>
+        <w:jc w:val="both"/>
+        <w:rPr>
+          <w:rFonts w:ascii="Garamond" w:hAnsi="Garamond"/>
+          <w:sz w:val="24"/>
+          <w:szCs w:val="24"/>
+        </w:rPr>
+      </w:pPr>
+      <w:r>
+        <w:rPr>
+          <w:rFonts w:ascii="Garamond" w:hAnsi="Garamond"/>
+          <w:sz w:val="24"/>
+          <w:szCs w:val="24"/>
+        </w:rPr>
+        <w:t>Aquella confesión, en medio de la piscina de pantano que compartíamos, nos devolvió por un instante a la tierra. No había héroes en aquel agujero, solo dos hombres asustados que el destino había decidido juntar en la misma trampa.</w:t>
+      </w:r>
+    </w:p>
+    <w:p>
+      <w:pPr>
+        <w:spacing w:line="276" w:lineRule="auto"/>
+        <w:jc w:val="both"/>
+        <w:rPr>
+          <w:rFonts w:ascii="Garamond" w:hAnsi="Garamond"/>
+          <w:sz w:val="24"/>
+          <w:szCs w:val="24"/>
+        </w:rPr>
+      </w:pPr>
+      <w:r>
+        <w:rPr>
+          <w:rFonts w:ascii="Garamond" w:hAnsi="Garamond"/>
+          <w:sz w:val="24"/>
+          <w:szCs w:val="24"/>
+        </w:rPr>
+        <w:t xml:space="preserve">A pesar de lo lastimado que se encontraba nuestro párroco, lo agarré con la fuerza desesperada que me dictaba el instinto. Lo ayudé a salir de aquel foso de lodo sin ningún </w:t>
+      </w:r>
+      <w:r>
+        <w:rPr>
+          <w:rFonts w:ascii="Garamond" w:hAnsi="Garamond"/>
+          <w:sz w:val="24"/>
+          <w:szCs w:val="24"/>
+        </w:rPr>
         <w:lastRenderedPageBreak/>
-        <w:t>—'No venía precisamente a eso, Padre... es que yo también me caí'.</w:t>
-      </w:r>
-    </w:p>
-    <w:p>
-      <w:pPr>
-        <w:spacing w:line="276" w:lineRule="auto"/>
-        <w:jc w:val="both"/>
-        <w:rPr>
-          <w:rFonts w:ascii="Garamond" w:hAnsi="Garamond"/>
-          <w:sz w:val="24"/>
-          <w:szCs w:val="24"/>
-        </w:rPr>
-      </w:pPr>
-      <w:r>
-        <w:rPr>
-          <w:rFonts w:ascii="Garamond" w:hAnsi="Garamond"/>
-          <w:sz w:val="24"/>
-          <w:szCs w:val="24"/>
-        </w:rPr>
-        <w:t>Aquella confesión, en medio de la piscina de pantano que compartíamos, nos devolvió por un instante a la tierra. No había héroes en aquel agujero, solo dos hombres asustados que el destino había decidido juntar en la misma trampa.</w:t>
-      </w:r>
-    </w:p>
-    <w:p>
-      <w:pPr>
-        <w:spacing w:line="276" w:lineRule="auto"/>
-        <w:jc w:val="both"/>
-        <w:rPr>
-          <w:rFonts w:ascii="Garamond" w:hAnsi="Garamond"/>
-          <w:sz w:val="24"/>
-          <w:szCs w:val="24"/>
-        </w:rPr>
-      </w:pPr>
-      <w:r>
-        <w:rPr>
-          <w:rFonts w:ascii="Garamond" w:hAnsi="Garamond"/>
-          <w:sz w:val="24"/>
-          <w:szCs w:val="24"/>
-        </w:rPr>
-        <w:t>A pesar de lo lastimado que se encontraba nuestro párroco, lo agarré con la fuerza desesperada que me dictaba el instinto. Lo ayudé a salir de aquel foso de lodo sin ningún tipo de delicadeza; en ese momento, no me importaba cuánto dolor le ocasionaran mis tirones ni qué tan profundas fueran sus heridas. No disponía del tiempo, ni del espacio, ni de la paz mental para evaluar la forma más técnica o indolora de sujetarlo. Mi único objetivo era sacarlo de allí antes de que el terreno terminara de colapsar o que una nueva avalancha nos sellara la salida. Fue un rescate rudo, casi violento, impulsado por la certeza de que un grito de dolor era preferible a un silencio eterno bajo el barro.</w:t>
-      </w:r>
-    </w:p>
-    <w:p>
-      <w:pPr>
-        <w:spacing w:line="276" w:lineRule="auto"/>
-        <w:jc w:val="both"/>
-        <w:rPr>
-          <w:rFonts w:ascii="Garamond" w:hAnsi="Garamond"/>
-          <w:sz w:val="24"/>
-          <w:szCs w:val="24"/>
-        </w:rPr>
-      </w:pPr>
-      <w:r>
-        <w:rPr>
-          <w:rFonts w:ascii="Garamond" w:hAnsi="Garamond"/>
-          <w:sz w:val="24"/>
-          <w:szCs w:val="24"/>
-        </w:rPr>
-        <w:t xml:space="preserve">Una vez superado aquel abismo, no hubo espacio para el descanso ni para evaluar los daños. Con el corazón martilleando contra las costillas y el cuerpo cubierto de ese pantano traicionero, proseguimos nuestro camino lo más aprisa que las piernas nos permitían. No era solo un escape, era una carrera contra el tiempo; sentíamos que la avalancha nos pisaba los talones, un monstruo de lodo y piedras que rugía a nuestras espaldas recordándonos que el menor tropiezo sería el último. Cada paso sobre los escombros era </w:t>
+        <w:t>tipo de delicadeza; en ese momento, no me importaba cuánto dolor le ocasionaran mis tirones ni qué tan profundas fueran sus heridas. No disponía del tiempo, ni del espacio, ni de la paz mental para evaluar la forma más técnica o indolora de sujetarlo. Mi único objetivo era sacarlo de allí antes de que el terreno terminara de colapsar o que una nueva avalancha nos sellara la salida. Fue un rescate rudo, casi violento, impulsado por la certeza de que un grito de dolor era preferible a un silencio eterno bajo el barro.</w:t>
+      </w:r>
+    </w:p>
+    <w:p>
+      <w:pPr>
+        <w:spacing w:line="276" w:lineRule="auto"/>
+        <w:jc w:val="both"/>
+        <w:rPr>
+          <w:rFonts w:ascii="Garamond" w:hAnsi="Garamond"/>
+          <w:sz w:val="24"/>
+          <w:szCs w:val="24"/>
+        </w:rPr>
+      </w:pPr>
+      <w:r>
+        <w:rPr>
+          <w:rFonts w:ascii="Garamond" w:hAnsi="Garamond"/>
+          <w:sz w:val="24"/>
+          <w:szCs w:val="24"/>
+        </w:rPr>
+        <w:t>Una vez superado aquel abismo, no hubo espacio para el descanso ni para evaluar los daños. Con el corazón martilleando contra las costillas y el cuerpo cubierto de ese pantano traicionero, proseguimos nuestro camino lo más aprisa que las piernas nos permitían. No era solo un escape, era una carrera contra el tiempo; sentíamos que la avalancha nos pisaba los talones, un monstruo de lodo y piedras que rugía a nuestras espaldas recordándonos que el menor tropiezo sería el último. Cada paso sobre los escombros era un acto de fe, impulsado por el único motor que nos quedaba: el instinto puro de no dejarnos alcanzar.</w:t>
+      </w:r>
+    </w:p>
+    <w:p>
+      <w:pPr>
+        <w:spacing w:line="276" w:lineRule="auto"/>
+        <w:jc w:val="both"/>
+        <w:rPr>
+          <w:rFonts w:ascii="Garamond" w:hAnsi="Garamond"/>
+          <w:sz w:val="24"/>
+          <w:szCs w:val="24"/>
+        </w:rPr>
+      </w:pPr>
+      <w:r>
+        <w:rPr>
+          <w:rFonts w:ascii="Garamond" w:hAnsi="Garamond"/>
+          <w:sz w:val="24"/>
+          <w:szCs w:val="24"/>
+        </w:rPr>
+        <w:t xml:space="preserve">Apenas comenzaba a recuperarme del shock de la caída cuando María Gabriela y </w:t>
+      </w:r>
+      <w:proofErr w:type="spellStart"/>
+      <w:r>
+        <w:rPr>
+          <w:rFonts w:ascii="Garamond" w:hAnsi="Garamond"/>
+          <w:sz w:val="24"/>
+          <w:szCs w:val="24"/>
+        </w:rPr>
+        <w:t>Lidarrita</w:t>
+      </w:r>
+      <w:proofErr w:type="spellEnd"/>
+      <w:r>
+        <w:rPr>
+          <w:rFonts w:ascii="Garamond" w:hAnsi="Garamond"/>
+          <w:sz w:val="24"/>
+          <w:szCs w:val="24"/>
+        </w:rPr>
+        <w:t xml:space="preserve">, la novia de Carlos Alberto en ese entonces, se acercaron a mí. Sin previo aviso, me pusieron en brazos al hijo de Miriam, hermana de Carlos Alberto. Para aquel joven que yo era —soltero, sin compromisos y sin la menor idea de lo que significaba cargar o consolar a un niño pequeño— aquello me pareció una </w:t>
       </w:r>
       <w:r>
         <w:rPr>
@@ -7003,26 +7613,45 @@
           <w:szCs w:val="24"/>
         </w:rPr>
         <w:lastRenderedPageBreak/>
-        <w:t>un acto de fe, impulsado por el único motor que nos quedaba: el instinto puro de no dejarnos alcanzar.</w:t>
-      </w:r>
-    </w:p>
-    <w:p>
-      <w:pPr>
-        <w:spacing w:line="276" w:lineRule="auto"/>
-        <w:jc w:val="both"/>
-        <w:rPr>
-          <w:rFonts w:ascii="Garamond" w:hAnsi="Garamond"/>
-          <w:sz w:val="24"/>
-          <w:szCs w:val="24"/>
-        </w:rPr>
-      </w:pPr>
-      <w:r>
-        <w:rPr>
-          <w:rFonts w:ascii="Garamond" w:hAnsi="Garamond"/>
-          <w:sz w:val="24"/>
-          <w:szCs w:val="24"/>
-        </w:rPr>
-        <w:t xml:space="preserve">Apenas comenzaba a recuperarme del shock de la caída cuando María Gabriela y </w:t>
+        <w:t>tarea titánica. El peso del pequeño se sentía como una carga desproporcionada para mis brazos exhaustos.</w:t>
+      </w:r>
+    </w:p>
+    <w:p>
+      <w:pPr>
+        <w:spacing w:line="276" w:lineRule="auto"/>
+        <w:jc w:val="both"/>
+        <w:rPr>
+          <w:rFonts w:ascii="Garamond" w:hAnsi="Garamond"/>
+          <w:sz w:val="24"/>
+          <w:szCs w:val="24"/>
+        </w:rPr>
+      </w:pPr>
+      <w:r>
+        <w:rPr>
+          <w:rFonts w:ascii="Garamond" w:hAnsi="Garamond"/>
+          <w:sz w:val="24"/>
+          <w:szCs w:val="24"/>
+        </w:rPr>
+        <w:t>Sin embargo, mientras intentaba acomodarlo para seguir la marcha, la incomodidad física dio paso a una reflexión profunda. Ver la fragilidad de aquel niño en mis manos me hizo entender, por primera vez, la angustia desgarradora que debían sentir Dayana y Miriam. Ellas no solo corrían por sus vidas; corrían cargando el tesoro más grande del mundo, dispuestas a ser el escudo de sus hijos ante la furia del río. Lo que para mí era un peso difícil de manejar, para ellas era el motor que las mantenía en pie.</w:t>
+      </w:r>
+    </w:p>
+    <w:p>
+      <w:pPr>
+        <w:spacing w:line="276" w:lineRule="auto"/>
+        <w:jc w:val="both"/>
+        <w:rPr>
+          <w:rFonts w:ascii="Garamond" w:hAnsi="Garamond"/>
+          <w:sz w:val="24"/>
+          <w:szCs w:val="24"/>
+        </w:rPr>
+      </w:pPr>
+      <w:r>
+        <w:rPr>
+          <w:rFonts w:ascii="Garamond" w:hAnsi="Garamond"/>
+          <w:sz w:val="24"/>
+          <w:szCs w:val="24"/>
+        </w:rPr>
+        <w:t xml:space="preserve">En aquella nueva expedición, la jerarquía de supervivencia era clara: la prioridad absoluta eran los niños, las mujeres y las personas mayores. Siempre debíamos cederles el paso. Recuerdo haber visto películas como </w:t>
       </w:r>
       <w:proofErr w:type="spellStart"/>
       <w:r>
@@ -7031,7 +7660,7 @@
           <w:sz w:val="24"/>
           <w:szCs w:val="24"/>
         </w:rPr>
-        <w:t>Lidarrita</w:t>
+        <w:t>Titanic</w:t>
       </w:r>
       <w:proofErr w:type="spellEnd"/>
       <w:r>
@@ -7040,45 +7669,302 @@
           <w:sz w:val="24"/>
           <w:szCs w:val="24"/>
         </w:rPr>
-        <w:t>, la novia de Carlos Alberto en ese entonces, se acercaron a mí. Sin previo aviso, me pusieron en brazos al hijo de Miriam, hermana de Carlos Alberto. Para aquel joven que yo era —soltero, sin compromisos y sin la menor idea de lo que significaba cargar o consolar a un niño pequeño— aquello me pareció una tarea titánica. El peso del pequeño se sentía como una carga desproporcionada para mis brazos exhaustos.</w:t>
-      </w:r>
-    </w:p>
-    <w:p>
-      <w:pPr>
-        <w:spacing w:line="276" w:lineRule="auto"/>
-        <w:jc w:val="both"/>
-        <w:rPr>
-          <w:rFonts w:ascii="Garamond" w:hAnsi="Garamond"/>
-          <w:sz w:val="24"/>
-          <w:szCs w:val="24"/>
-        </w:rPr>
-      </w:pPr>
-      <w:r>
-        <w:rPr>
-          <w:rFonts w:ascii="Garamond" w:hAnsi="Garamond"/>
-          <w:sz w:val="24"/>
-          <w:szCs w:val="24"/>
-        </w:rPr>
-        <w:t>Sin embargo, mientras intentaba acomodarlo para seguir la marcha, la incomodidad física dio paso a una reflexión profunda. Ver la fragilidad de aquel niño en mis manos me hizo entender, por primera vez, la angustia desgarradora que debían sentir Dayana y Miriam. Ellas no solo corrían por sus vidas; corrían cargando el tesoro más grande del mundo, dispuestas a ser el escudo de sus hijos ante la furia del río. Lo que para mí era un peso difícil de manejar, para ellas era el motor que las mantenía en pie.</w:t>
-      </w:r>
-    </w:p>
-    <w:p>
-      <w:pPr>
-        <w:spacing w:line="276" w:lineRule="auto"/>
-        <w:jc w:val="both"/>
-        <w:rPr>
-          <w:rFonts w:ascii="Garamond" w:hAnsi="Garamond"/>
-          <w:sz w:val="24"/>
-          <w:szCs w:val="24"/>
-        </w:rPr>
-      </w:pPr>
-      <w:r>
-        <w:rPr>
-          <w:rFonts w:ascii="Garamond" w:hAnsi="Garamond"/>
-          <w:sz w:val="24"/>
-          <w:szCs w:val="24"/>
-        </w:rPr>
-        <w:t xml:space="preserve">En aquella nueva expedición, la jerarquía de supervivencia era clara: la prioridad absoluta eran los niños, las mujeres y las personas mayores. Siempre debíamos cederles el paso. Recuerdo haber visto películas como </w:t>
+        <w:t xml:space="preserve"> o La vida es bella, donde ese código de honor me parecía algo natural, casi fácil de ejecutar. Sin embargo, en la práctica, bajo el sol de Vargas y con el lodo acechando, la realidad era otra.</w:t>
+      </w:r>
+    </w:p>
+    <w:p>
+      <w:pPr>
+        <w:spacing w:line="276" w:lineRule="auto"/>
+        <w:jc w:val="both"/>
+        <w:rPr>
+          <w:rFonts w:ascii="Garamond" w:hAnsi="Garamond"/>
+          <w:sz w:val="24"/>
+          <w:szCs w:val="24"/>
+        </w:rPr>
+      </w:pPr>
+      <w:r>
+        <w:rPr>
+          <w:rFonts w:ascii="Garamond" w:hAnsi="Garamond"/>
+          <w:sz w:val="24"/>
+          <w:szCs w:val="24"/>
+        </w:rPr>
+        <w:t>Confieso que, aunque trataba de no demostrarlo, el terror me carcomía por dentro. Sentirme uno de los últimos en cruzar los tramos críticos del camino —por esperar a que los más vulnerables estuvieran a salvo— era una prueba de nervios insoportable. Tenía miedo de que, por cumplir con ese deber moral, el terreno decidiera ceder justo cuando me tocara el turno a mí. Esto me confirmó que el heroísmo no es la ausencia de miedo, sino la decisión de actuar correctamente a pesar de estar temblando de pavor.</w:t>
+      </w:r>
+    </w:p>
+    <w:p>
+      <w:pPr>
+        <w:spacing w:line="276" w:lineRule="auto"/>
+        <w:jc w:val="both"/>
+        <w:rPr>
+          <w:rFonts w:ascii="Garamond" w:hAnsi="Garamond"/>
+          <w:sz w:val="24"/>
+          <w:szCs w:val="24"/>
+        </w:rPr>
+      </w:pPr>
+      <w:r>
+        <w:rPr>
+          <w:rFonts w:ascii="Garamond" w:hAnsi="Garamond"/>
+          <w:sz w:val="24"/>
+          <w:szCs w:val="24"/>
+        </w:rPr>
+        <w:lastRenderedPageBreak/>
+        <w:t>Luego de superar los mil y un obstáculos que el destino nos puso enfrente, logramos refugiarnos en lo que parecía ser la habitación de Jorge Díaz, uno de mis vecinos de la cuadra. Por una jugada del azar, aquel cuarto se conservaba intacto al pertenecer a un segundo piso; el primero, en cambio, era una ruina de escombros donde solo las columnas se mantenían en pie como esqueletos de concreto.</w:t>
+      </w:r>
+    </w:p>
+    <w:p>
+      <w:pPr>
+        <w:spacing w:line="276" w:lineRule="auto"/>
+        <w:jc w:val="both"/>
+        <w:rPr>
+          <w:rFonts w:ascii="Garamond" w:hAnsi="Garamond"/>
+          <w:sz w:val="24"/>
+          <w:szCs w:val="24"/>
+        </w:rPr>
+      </w:pPr>
+      <w:r>
+        <w:rPr>
+          <w:rFonts w:ascii="Garamond" w:hAnsi="Garamond"/>
+          <w:sz w:val="24"/>
+          <w:szCs w:val="24"/>
+        </w:rPr>
+        <w:t>En aquel momento, conceptos como la propiedad privada o la intimidad habían perdido todo sentido. Las cerraduras y los límites legales habían sido barridos por el lodo; ya no ocupábamos espacios por derecho, sino por la pura necesidad que el instinto de supervivencia nos dictaba. Entrar en la alcoba de un vecino, pisar sus recuerdos y buscar refugio en su refugio era la prueba definitiva de que lo nuestro ya no existía, y que ahora todos éramos parte de una misma y precaria geografía.</w:t>
+      </w:r>
+    </w:p>
+    <w:p>
+      <w:pPr>
+        <w:spacing w:line="276" w:lineRule="auto"/>
+        <w:jc w:val="both"/>
+        <w:rPr>
+          <w:rFonts w:ascii="Garamond" w:hAnsi="Garamond"/>
+          <w:sz w:val="24"/>
+          <w:szCs w:val="24"/>
+        </w:rPr>
+      </w:pPr>
+      <w:r>
+        <w:rPr>
+          <w:rFonts w:ascii="Garamond" w:hAnsi="Garamond"/>
+          <w:sz w:val="24"/>
+          <w:szCs w:val="24"/>
+        </w:rPr>
+        <w:t>Concluimos que aquel refugio era el cuarto de Jorge gracias a una fotografía suya que aún colgaba de la pared, observándonos desde un tiempo de paz que ya se sentía remoto. Sin pedir permiso —porque en el naufragio no existen las etiquetas—, la mayor parte del grupo aprovechó para despojarse de sus harapos embarrados. Se vistieron y calzaron con la variedad de indumentaria que mi estimado vecino había dejado atrás en su huida.</w:t>
+      </w:r>
+    </w:p>
+    <w:p>
+      <w:pPr>
+        <w:spacing w:line="276" w:lineRule="auto"/>
+        <w:jc w:val="both"/>
+        <w:rPr>
+          <w:rFonts w:ascii="Garamond" w:hAnsi="Garamond"/>
+          <w:sz w:val="24"/>
+          <w:szCs w:val="24"/>
+        </w:rPr>
+      </w:pPr>
+      <w:r>
+        <w:rPr>
+          <w:rFonts w:ascii="Garamond" w:hAnsi="Garamond"/>
+          <w:sz w:val="24"/>
+          <w:szCs w:val="24"/>
+        </w:rPr>
+        <w:t xml:space="preserve">Para mí, sin embargo, el destino tenía preparada una última incomodidad. Toda la ropa de Jorge me quedaba chica y, para mi frustración, calzarme fue imposible; encontrar una </w:t>
+      </w:r>
+      <w:r>
+        <w:rPr>
+          <w:rFonts w:ascii="Garamond" w:hAnsi="Garamond"/>
+          <w:sz w:val="24"/>
+          <w:szCs w:val="24"/>
+        </w:rPr>
+        <w:lastRenderedPageBreak/>
+        <w:t>talla 43 o 44 en medio de aquel caos era una misión condenada al fracaso. Tuve que aceptar mi suerte con resignación: me tocaría proseguir el camino exactamente como había llegado, descalzo y con la piel expuesta, mientras veía a los demás ganar una protección que mis pies seguían anhelando.</w:t>
+      </w:r>
+    </w:p>
+    <w:p>
+      <w:pPr>
+        <w:spacing w:line="276" w:lineRule="auto"/>
+        <w:jc w:val="both"/>
+        <w:rPr>
+          <w:rFonts w:ascii="Garamond" w:hAnsi="Garamond"/>
+          <w:sz w:val="24"/>
+          <w:szCs w:val="24"/>
+        </w:rPr>
+      </w:pPr>
+      <w:r>
+        <w:rPr>
+          <w:rFonts w:ascii="Garamond" w:hAnsi="Garamond"/>
+          <w:sz w:val="24"/>
+          <w:szCs w:val="24"/>
+        </w:rPr>
+        <w:t>Después de los sustos acumulados y de las pruebas que acabábamos de superar, el cuarto de Jorge nos parecía el lugar más acogedor del mundo. Por unos instantes, el grupo se permitió un respiro; estábamos a gusto, protegidos del viento y del lodo directo. Sin embargo, esa sensación de paz era un espejismo peligroso. Éramos plenamente conscientes de que pronto tendríamos que abandonar aquel refugio. Sabíamos que la función aún no había terminado y que a la furia de la naturaleza todavía le faltaba mucho terreno por reclamar. La montaña seguía allí arriba, cargada y amenazante, y aquel segundo piso era solo un palco temporal desde el cual observábamos cómo el mundo conocido seguía desapareciendo.</w:t>
+      </w:r>
+    </w:p>
+    <w:p>
+      <w:pPr>
+        <w:spacing w:line="276" w:lineRule="auto"/>
+        <w:jc w:val="both"/>
+        <w:rPr>
+          <w:rFonts w:ascii="Garamond" w:hAnsi="Garamond"/>
+          <w:sz w:val="24"/>
+          <w:szCs w:val="24"/>
+        </w:rPr>
+      </w:pPr>
+      <w:r>
+        <w:rPr>
+          <w:rFonts w:ascii="Garamond" w:hAnsi="Garamond"/>
+          <w:sz w:val="24"/>
+          <w:szCs w:val="24"/>
+        </w:rPr>
+        <w:t xml:space="preserve">A pesar del refugio momentáneo en el cuarto de Jorge, nuestra brújula mental no se desviaba: el objetivo seguía siendo alcanzar alguno de los edificios de la avenida La Playa. Desde nuestra posición, aquellas estructuras se divisaban a lo lejos como fortalezas de concreto que habían resistido el embate. Se veían extrañamente intactas, al menos desde el tercer piso hacia arriba; eran islas de civilización que sobresalían por encima del desastre. Sabíamos que, si lográbamos llegar allí y subir lo suficiente, estaríamos </w:t>
+      </w:r>
+      <w:r>
+        <w:rPr>
+          <w:rFonts w:ascii="Garamond" w:hAnsi="Garamond"/>
+          <w:sz w:val="24"/>
+          <w:szCs w:val="24"/>
+        </w:rPr>
+        <w:lastRenderedPageBreak/>
+        <w:t>finalmente a salvo de la locura que corría por las calles. Esa visión del tercer piso en adelante era nuestra tierra prometida.</w:t>
+      </w:r>
+    </w:p>
+    <w:p>
+      <w:pPr>
+        <w:spacing w:line="276" w:lineRule="auto"/>
+        <w:jc w:val="both"/>
+        <w:rPr>
+          <w:rFonts w:ascii="Garamond" w:hAnsi="Garamond"/>
+          <w:sz w:val="24"/>
+          <w:szCs w:val="24"/>
+        </w:rPr>
+      </w:pPr>
+      <w:r>
+        <w:rPr>
+          <w:rFonts w:ascii="Garamond" w:hAnsi="Garamond"/>
+          <w:sz w:val="24"/>
+          <w:szCs w:val="24"/>
+        </w:rPr>
+        <w:t>Luego de relajarnos y recuperar algo de fuerzas, retomamos la marcha. Al avanzar unos cuantos metros, nos topamos con una escena que nos detuvo el corazón: en el interior de otro cuarto, se encontraba un señor de edad avanzada, quizá rondando los sesenta años. Era un hombre de tez blanca y cabello canoso, cuyo rostro, surcado por arrugas profundas, reflejaba una confusión absoluta.</w:t>
+      </w:r>
+    </w:p>
+    <w:p>
+      <w:pPr>
+        <w:spacing w:line="276" w:lineRule="auto"/>
+        <w:jc w:val="both"/>
+        <w:rPr>
+          <w:rFonts w:ascii="Garamond" w:hAnsi="Garamond"/>
+          <w:sz w:val="24"/>
+          <w:szCs w:val="24"/>
+        </w:rPr>
+      </w:pPr>
+      <w:r>
+        <w:rPr>
+          <w:rFonts w:ascii="Garamond" w:hAnsi="Garamond"/>
+          <w:sz w:val="24"/>
+          <w:szCs w:val="24"/>
+        </w:rPr>
+        <w:t>No mediamos palabra, pero su mirada perdida y su frente fruncida lo decían todo: estaba en shock, atrapado en un laberinto mental donde no lograba comprender la magnitud de la tragedia. Su rostro era el espejo del terror puro; supongo que lo que había presenciado en las últimas horas no tenía nada que envidiarle a nuestro propio calvario. Al verlo allí, encerrado y sin rumbo, lo invitamos a que se sumara a nuestro grupo. No necesitó pensarlo; accedió gustosamente, aferrándose a nosotros como quien encuentra una tabla de salvación en medio del océano.</w:t>
+      </w:r>
+    </w:p>
+    <w:p>
+      <w:pPr>
+        <w:spacing w:line="276" w:lineRule="auto"/>
+        <w:jc w:val="both"/>
+        <w:rPr>
+          <w:rFonts w:ascii="Garamond" w:hAnsi="Garamond"/>
+          <w:sz w:val="24"/>
+          <w:szCs w:val="24"/>
+        </w:rPr>
+      </w:pPr>
+      <w:r>
+        <w:rPr>
+          <w:rFonts w:ascii="Garamond" w:hAnsi="Garamond"/>
+          <w:sz w:val="24"/>
+          <w:szCs w:val="24"/>
+        </w:rPr>
+        <w:t xml:space="preserve">Cuando intentamos abandonar definitivamente aquel refugio, nos topamos con un obstáculo que nos heló la sangre: el siguiente tramo firme se encontraba a unos seis o siete metros de profundidad. Era un abismo imposible de saltar, una barrera insalvable que amenazaba con anular todo el esfuerzo que habíamos hecho hasta el momento. Por un segundo, el desánimo nos golpeó: ¿Cómo saldríamos de allí? </w:t>
+      </w:r>
+      <w:r>
+        <w:rPr>
+          <w:rFonts w:ascii="Garamond" w:hAnsi="Garamond"/>
+          <w:sz w:val="24"/>
+          <w:szCs w:val="24"/>
+        </w:rPr>
+        <w:lastRenderedPageBreak/>
+        <w:t>¿Habíamos sobrevivido a tanto para quedar atrapados en un patio trasero?</w:t>
+      </w:r>
+    </w:p>
+    <w:p>
+      <w:pPr>
+        <w:spacing w:line="276" w:lineRule="auto"/>
+        <w:jc w:val="both"/>
+        <w:rPr>
+          <w:rFonts w:ascii="Garamond" w:hAnsi="Garamond"/>
+          <w:sz w:val="24"/>
+          <w:szCs w:val="24"/>
+        </w:rPr>
+      </w:pPr>
+      <w:r>
+        <w:rPr>
+          <w:rFonts w:ascii="Garamond" w:hAnsi="Garamond"/>
+          <w:sz w:val="24"/>
+          <w:szCs w:val="24"/>
+        </w:rPr>
+        <w:t>Fue entonces cuando ocurrió algo que, hasta el día de hoy, me parece inexplicable y profundamente providencial. Tras escudriñar con desesperación cada rincón de lo que quedaba de la estructura, encontramos —como surgida de la nada— una gigantesca escalera movible. Fue nuestro puente hacia la vida. Parecía puesta allí por una mano invisible, justo cuando más la necesitábamos, permitiéndonos, de una vez por todas, descender y abandonar la casa para continuar nuestro camino hacia un lugar seguro.</w:t>
+      </w:r>
+    </w:p>
+    <w:p>
+      <w:pPr>
+        <w:spacing w:line="276" w:lineRule="auto"/>
+        <w:jc w:val="both"/>
+        <w:rPr>
+          <w:rFonts w:ascii="Garamond" w:hAnsi="Garamond"/>
+          <w:sz w:val="24"/>
+          <w:szCs w:val="24"/>
+        </w:rPr>
+      </w:pPr>
+      <w:r>
+        <w:rPr>
+          <w:rFonts w:ascii="Garamond" w:hAnsi="Garamond"/>
+          <w:sz w:val="24"/>
+          <w:szCs w:val="24"/>
+        </w:rPr>
+        <w:t>Retomamos el trayecto, pero el camino seguía sembrando trampas a cada paso. La historia, de manera increíble, decidió repetirse: mi estimado padre Reinaldo volvió a caer al pisar otra sección de techo de asbesto. Parecía que el destino se había ensañado con él o que su equilibrio ya no respondía a las señales de peligro.</w:t>
+      </w:r>
+    </w:p>
+    <w:p>
+      <w:pPr>
+        <w:spacing w:line="276" w:lineRule="auto"/>
+        <w:jc w:val="both"/>
+        <w:rPr>
+          <w:rFonts w:ascii="Garamond" w:hAnsi="Garamond"/>
+          <w:sz w:val="24"/>
+          <w:szCs w:val="24"/>
+        </w:rPr>
+      </w:pPr>
+      <w:r>
+        <w:rPr>
+          <w:rFonts w:ascii="Garamond" w:hAnsi="Garamond"/>
+          <w:sz w:val="24"/>
+          <w:szCs w:val="24"/>
+        </w:rPr>
+        <w:t>Sin embargo, esta vez mi reacción fue distinta. Ya no hubo parálisis ni dudas; la experiencia previa me había curtido. Con una agilidad que no sabía que tenía, me metí por debajo de la estructura colapsada y, maniobrando entre los restos del techo, lo ayudé a salir de nuevo. Fue un rescate más sencillo y rápido, como si ya nos hubiésemos acostumbrado a que el suelo desapareciera bajo nuestros pies. Lo sacamos de la penumbra y, sin perder un segundo, lo pusimos de nuevo en marcha.</w:t>
+      </w:r>
+    </w:p>
+    <w:p>
+      <w:pPr>
+        <w:spacing w:line="276" w:lineRule="auto"/>
+        <w:jc w:val="both"/>
+        <w:rPr>
+          <w:rFonts w:ascii="Garamond" w:hAnsi="Garamond"/>
+          <w:sz w:val="24"/>
+          <w:szCs w:val="24"/>
+        </w:rPr>
+      </w:pPr>
+      <w:r>
+        <w:rPr>
+          <w:rFonts w:ascii="Garamond" w:hAnsi="Garamond"/>
+          <w:sz w:val="24"/>
+          <w:szCs w:val="24"/>
+        </w:rPr>
+        <w:lastRenderedPageBreak/>
+        <w:t xml:space="preserve">Eran ya cerca de las tres de la tarde. En medio de aquel paisaje de desolación, mientras avanzábamos hacia nuestro nuevo refugio, apareció ante nosotros una gran mata de uvas cargada de frutos. Como si se tratara de un espejismo, Carlos Alberto y </w:t>
       </w:r>
       <w:proofErr w:type="spellStart"/>
       <w:r>
@@ -7087,7 +7973,7 @@
           <w:sz w:val="24"/>
           <w:szCs w:val="24"/>
         </w:rPr>
-        <w:t>Titanic</w:t>
+        <w:t>Bebela</w:t>
       </w:r>
       <w:proofErr w:type="spellEnd"/>
       <w:r>
@@ -7096,19 +7982,120 @@
           <w:sz w:val="24"/>
           <w:szCs w:val="24"/>
         </w:rPr>
-        <w:t xml:space="preserve"> o La vida es bella, donde ese código de honor me parecía algo natural, casi fácil de ejecutar. Sin embargo, en la práctica, bajo el sol de Vargas y con el lodo acechando, la realidad era otra.</w:t>
-      </w:r>
-    </w:p>
-    <w:p>
-      <w:pPr>
-        <w:spacing w:line="276" w:lineRule="auto"/>
-        <w:jc w:val="both"/>
-        <w:rPr>
-          <w:rFonts w:ascii="Garamond" w:hAnsi="Garamond"/>
-          <w:sz w:val="24"/>
-          <w:szCs w:val="24"/>
-        </w:rPr>
-      </w:pPr>
+        <w:t xml:space="preserve"> se detuvieron en seco para recoger algunas, olvidando por un instante que el tiempo era nuestro recurso más escaso y que la seguridad aún estaba lejos.</w:t>
+      </w:r>
+    </w:p>
+    <w:p>
+      <w:pPr>
+        <w:spacing w:line="276" w:lineRule="auto"/>
+        <w:jc w:val="both"/>
+        <w:rPr>
+          <w:rFonts w:ascii="Garamond" w:hAnsi="Garamond"/>
+          <w:sz w:val="24"/>
+          <w:szCs w:val="24"/>
+        </w:rPr>
+      </w:pPr>
+      <w:r>
+        <w:rPr>
+          <w:rFonts w:ascii="Garamond" w:hAnsi="Garamond"/>
+          <w:sz w:val="24"/>
+          <w:szCs w:val="24"/>
+        </w:rPr>
+        <w:t xml:space="preserve">La señora Miriam, madre de Carlos Alberto y </w:t>
+      </w:r>
+      <w:proofErr w:type="spellStart"/>
+      <w:r>
+        <w:rPr>
+          <w:rFonts w:ascii="Garamond" w:hAnsi="Garamond"/>
+          <w:sz w:val="24"/>
+          <w:szCs w:val="24"/>
+        </w:rPr>
+        <w:t>Bebela</w:t>
+      </w:r>
+      <w:proofErr w:type="spellEnd"/>
+      <w:r>
+        <w:rPr>
+          <w:rFonts w:ascii="Garamond" w:hAnsi="Garamond"/>
+          <w:sz w:val="24"/>
+          <w:szCs w:val="24"/>
+        </w:rPr>
+        <w:t>, observando la escena con una mezcla de incredulidad y desesperación, se plantó detrás de su hija. No podía entender cómo, con la vida pendiendo de un hilo, ellos podían distraerse con algo tan trivial.</w:t>
+      </w:r>
+    </w:p>
+    <w:p>
+      <w:pPr>
+        <w:spacing w:line="276" w:lineRule="auto"/>
+        <w:jc w:val="both"/>
+        <w:rPr>
+          <w:rFonts w:ascii="Garamond" w:hAnsi="Garamond"/>
+          <w:sz w:val="24"/>
+          <w:szCs w:val="24"/>
+        </w:rPr>
+      </w:pPr>
+      <w:r>
+        <w:rPr>
+          <w:rFonts w:ascii="Garamond" w:hAnsi="Garamond"/>
+          <w:sz w:val="24"/>
+          <w:szCs w:val="24"/>
+        </w:rPr>
+        <w:t>—'¡Pero bueno, mujer! ¿Te volviste loca?' —le espetó con firmeza—. '¡Este no es momento para estar pensando en uvas!'.</w:t>
+      </w:r>
+    </w:p>
+    <w:p>
+      <w:pPr>
+        <w:spacing w:line="276" w:lineRule="auto"/>
+        <w:jc w:val="both"/>
+        <w:rPr>
+          <w:rFonts w:ascii="Garamond" w:hAnsi="Garamond"/>
+          <w:sz w:val="24"/>
+          <w:szCs w:val="24"/>
+        </w:rPr>
+      </w:pPr>
+      <w:r>
+        <w:rPr>
+          <w:rFonts w:ascii="Garamond" w:hAnsi="Garamond"/>
+          <w:sz w:val="24"/>
+          <w:szCs w:val="24"/>
+        </w:rPr>
+        <w:t>Aquel llamado de atención nos devolvió de golpe a la realidad: el hambre y el cansancio acechaban, pero la montaña no iba a esperar a que termináramos nuestra merienda.</w:t>
+      </w:r>
+    </w:p>
+    <w:p>
+      <w:pPr>
+        <w:spacing w:line="276" w:lineRule="auto"/>
+        <w:jc w:val="both"/>
+        <w:rPr>
+          <w:rFonts w:ascii="Garamond" w:hAnsi="Garamond"/>
+          <w:sz w:val="24"/>
+          <w:szCs w:val="24"/>
+        </w:rPr>
+      </w:pPr>
+      <w:r>
+        <w:rPr>
+          <w:rFonts w:ascii="Garamond" w:hAnsi="Garamond"/>
+          <w:sz w:val="24"/>
+          <w:szCs w:val="24"/>
+        </w:rPr>
+        <w:t xml:space="preserve">A pesar del regaño y de la urgencia del momento, terminamos sucumbiendo a la tentación. Gracias a esa mezcla de imprudencia e instinto de supervivencia de Carlos Alberto y </w:t>
+      </w:r>
+      <w:proofErr w:type="spellStart"/>
+      <w:r>
+        <w:rPr>
+          <w:rFonts w:ascii="Garamond" w:hAnsi="Garamond"/>
+          <w:sz w:val="24"/>
+          <w:szCs w:val="24"/>
+        </w:rPr>
+        <w:t>Bebela</w:t>
+      </w:r>
+      <w:proofErr w:type="spellEnd"/>
+      <w:r>
+        <w:rPr>
+          <w:rFonts w:ascii="Garamond" w:hAnsi="Garamond"/>
+          <w:sz w:val="24"/>
+          <w:szCs w:val="24"/>
+        </w:rPr>
+        <w:t xml:space="preserve">, el grupo entero terminó dándose un banquete inesperado. Aquellas uvas se convirtieron en nuestra más suculenta merienda; considerando que ninguno de nosotros había probado bocado desde la noche anterior, el sabor de aquel fruto era, literalmente, el sabor de la gloria. </w:t>
+      </w:r>
       <w:r>
         <w:rPr>
           <w:rFonts w:ascii="Garamond" w:hAnsi="Garamond"/>
@@ -7116,65 +8103,57 @@
           <w:szCs w:val="24"/>
         </w:rPr>
         <w:lastRenderedPageBreak/>
-        <w:t>Confieso que, aunque trataba de no demostrarlo, el terror me carcomía por dentro. Sentirme uno de los últimos en cruzar los tramos críticos del camino —por esperar a que los más vulnerables estuvieran a salvo— era una prueba de nervios insoportable. Tenía miedo de que, por cumplir con ese deber moral, el terreno decidiera ceder justo cuando me tocara el turno a mí. Esto me confirmó que el heroísmo no es la ausencia de miedo, sino la decisión de actuar correctamente a pesar de estar temblando de pavor.</w:t>
-      </w:r>
-    </w:p>
-    <w:p>
-      <w:pPr>
-        <w:spacing w:line="276" w:lineRule="auto"/>
-        <w:jc w:val="both"/>
-        <w:rPr>
-          <w:rFonts w:ascii="Garamond" w:hAnsi="Garamond"/>
-          <w:sz w:val="24"/>
-          <w:szCs w:val="24"/>
-        </w:rPr>
-      </w:pPr>
-      <w:r>
-        <w:rPr>
-          <w:rFonts w:ascii="Garamond" w:hAnsi="Garamond"/>
-          <w:sz w:val="24"/>
-          <w:szCs w:val="24"/>
-        </w:rPr>
-        <w:t>Luego de superar los mil y un obstáculos que el destino nos puso enfrente, logramos refugiarnos en lo que parecía ser la habitación de Jorge Díaz, uno de mis vecinos de la cuadra. Por una jugada del azar, aquel cuarto se conservaba intacto al pertenecer a un segundo piso; el primero, en cambio, era una ruina de escombros donde solo las columnas se mantenían en pie como esqueletos de concreto.</w:t>
-      </w:r>
-    </w:p>
-    <w:p>
-      <w:pPr>
-        <w:spacing w:line="276" w:lineRule="auto"/>
-        <w:jc w:val="both"/>
-        <w:rPr>
-          <w:rFonts w:ascii="Garamond" w:hAnsi="Garamond"/>
-          <w:sz w:val="24"/>
-          <w:szCs w:val="24"/>
-        </w:rPr>
-      </w:pPr>
-      <w:r>
-        <w:rPr>
-          <w:rFonts w:ascii="Garamond" w:hAnsi="Garamond"/>
-          <w:sz w:val="24"/>
-          <w:szCs w:val="24"/>
-        </w:rPr>
-        <w:t>En aquel momento, conceptos como la propiedad privada o la intimidad habían perdido todo sentido. Las cerraduras y los límites legales habían sido barridos por el lodo; ya no ocupábamos espacios por derecho, sino por la pura necesidad que el instinto de supervivencia nos dictaba. Entrar en la alcoba de un vecino, pisar sus recuerdos y buscar refugio en su refugio era la prueba definitiva de que lo nuestro ya no existía, y que ahora todos éramos parte de una misma y precaria geografía.</w:t>
-      </w:r>
-    </w:p>
-    <w:p>
-      <w:pPr>
-        <w:spacing w:line="276" w:lineRule="auto"/>
-        <w:jc w:val="both"/>
-        <w:rPr>
-          <w:rFonts w:ascii="Garamond" w:hAnsi="Garamond"/>
-          <w:sz w:val="24"/>
-          <w:szCs w:val="24"/>
-        </w:rPr>
-      </w:pPr>
-      <w:r>
-        <w:rPr>
-          <w:rFonts w:ascii="Garamond" w:hAnsi="Garamond"/>
-          <w:sz w:val="24"/>
-          <w:szCs w:val="24"/>
-        </w:rPr>
-        <w:t xml:space="preserve">Concluimos que aquel refugio era el cuarto de Jorge gracias a una fotografía suya que aún colgaba de la pared, </w:t>
-      </w:r>
+        <w:t>En medio de tanto barro y tanta muerte, aquel dulzor en la boca fue un recordatorio de que seguíamos vivos y de que todavía teníamos fuerzas para pelear por nuestro destino.</w:t>
+      </w:r>
+    </w:p>
+    <w:p>
+      <w:pPr>
+        <w:spacing w:line="276" w:lineRule="auto"/>
+        <w:jc w:val="both"/>
+        <w:rPr>
+          <w:rFonts w:ascii="Garamond" w:hAnsi="Garamond"/>
+          <w:sz w:val="24"/>
+          <w:szCs w:val="24"/>
+        </w:rPr>
+      </w:pPr>
+      <w:r>
+        <w:rPr>
+          <w:rFonts w:ascii="Garamond" w:hAnsi="Garamond"/>
+          <w:sz w:val="24"/>
+          <w:szCs w:val="24"/>
+        </w:rPr>
+        <w:t>Tras superar obstáculos que hacían que todo aquello pareciera una macabra yincana, logramos refugiarnos en una casa de tres pisos. Como se había vuelto nuestra costumbre y estrategia, subimos de inmediato a la azotea, nuestro lugar preferido y el único que nos brindaba una falsa, pero necesaria, sensación de control. Desde esa altura, lejos del alcance inmediato del lodo, pudimos estudiar con mayor detenimiento el terreno. Aquel mirador improvisado nos permitió trazar nuestra próxima ruta, analizando cada escombro y cada espacio vacío para decidir cuál sería el siguiente paso en este tablero de supervivencia.</w:t>
+      </w:r>
+    </w:p>
+    <w:p>
+      <w:pPr>
+        <w:spacing w:line="276" w:lineRule="auto"/>
+        <w:jc w:val="both"/>
+        <w:rPr>
+          <w:rFonts w:ascii="Garamond" w:hAnsi="Garamond"/>
+          <w:sz w:val="24"/>
+          <w:szCs w:val="24"/>
+        </w:rPr>
+      </w:pPr>
+      <w:r>
+        <w:rPr>
+          <w:rFonts w:ascii="Garamond" w:hAnsi="Garamond"/>
+          <w:sz w:val="24"/>
+          <w:szCs w:val="24"/>
+        </w:rPr>
+        <w:t>La lluvia no daba tregua, cayendo como un castigo incesante sobre nosotros. A pesar de estar en una zona tropical, el frío había comenzado a devorarnos por dentro; nuestro nuevo estado natural era la humedad absoluta, y el cuerpo ya no encontraba la forma de entrar en calor. Con la ropa pegada a la piel y los músculos entumecidos, fijamos la mirada en el horizonte: a menos de cien metros de distancia, al final de una calle que se abría paso entre los escombros, se divisaba la entrada de un edificio en la avenida La Playa. Aquella estructura era nuestro puerto final. Sabíamos que, si lográbamos cruzar ese último tramo de calle recta y entrar en aquel portal, finalmente estaríamos a salvo de toda esta locura."</w:t>
+      </w:r>
+    </w:p>
+    <w:p>
+      <w:pPr>
+        <w:spacing w:line="276" w:lineRule="auto"/>
+        <w:jc w:val="both"/>
+        <w:rPr>
+          <w:rFonts w:ascii="Garamond" w:hAnsi="Garamond"/>
+          <w:sz w:val="24"/>
+          <w:szCs w:val="24"/>
+        </w:rPr>
+      </w:pPr>
       <w:r>
         <w:rPr>
           <w:rFonts w:ascii="Garamond" w:hAnsi="Garamond"/>
@@ -7182,45 +8161,81 @@
           <w:szCs w:val="24"/>
         </w:rPr>
         <w:lastRenderedPageBreak/>
-        <w:t>observándonos desde un tiempo de paz que ya se sentía remoto. Sin pedir permiso —porque en el naufragio no existen las etiquetas—, la mayor parte del grupo aprovechó para despojarse de sus harapos embarrados. Se vistieron y calzaron con la variedad de indumentaria que mi estimado vecino había dejado atrás en su huida.</w:t>
-      </w:r>
-    </w:p>
-    <w:p>
-      <w:pPr>
-        <w:spacing w:line="276" w:lineRule="auto"/>
-        <w:jc w:val="both"/>
-        <w:rPr>
-          <w:rFonts w:ascii="Garamond" w:hAnsi="Garamond"/>
-          <w:sz w:val="24"/>
-          <w:szCs w:val="24"/>
-        </w:rPr>
-      </w:pPr>
-      <w:r>
-        <w:rPr>
-          <w:rFonts w:ascii="Garamond" w:hAnsi="Garamond"/>
-          <w:sz w:val="24"/>
-          <w:szCs w:val="24"/>
-        </w:rPr>
-        <w:t>Para mí, sin embargo, el destino tenía preparada una última incomodidad. Toda la ropa de Jorge me quedaba chica y, para mi frustración, calzarme fue imposible; encontrar una talla 43 o 44 en medio de aquel caos era una misión condenada al fracaso. Tuve que aceptar mi suerte con resignación: me tocaría proseguir el camino exactamente como había llegado, descalzo y con la piel expuesta, mientras veía a los demás ganar una protección que mis pies seguían anhelando.</w:t>
-      </w:r>
-    </w:p>
-    <w:p>
-      <w:pPr>
-        <w:spacing w:line="276" w:lineRule="auto"/>
-        <w:jc w:val="both"/>
-        <w:rPr>
-          <w:rFonts w:ascii="Garamond" w:hAnsi="Garamond"/>
-          <w:sz w:val="24"/>
-          <w:szCs w:val="24"/>
-        </w:rPr>
-      </w:pPr>
-      <w:r>
-        <w:rPr>
-          <w:rFonts w:ascii="Garamond" w:hAnsi="Garamond"/>
-          <w:sz w:val="24"/>
-          <w:szCs w:val="24"/>
-        </w:rPr>
-        <w:t>Después de los sustos acumulados y de las pruebas que acabábamos de superar, el cuarto de Jorge nos parecía el lugar más acogedor del mundo. Por unos instantes, el grupo se permitió un respiro; estábamos a gusto, protegidos del viento y del lodo directo. Sin embargo, esa sensación de paz era un espejismo peligroso. Éramos plenamente conscientes de que pronto tendríamos que abandonar aquel refugio. Sabíamos que la función aún no había terminado y que a la furia de la naturaleza todavía le faltaba mucho terreno por reclamar. La montaña seguía allí arriba, cargada y amenazante, y aquel segundo piso era solo un palco temporal desde el cual observábamos cómo el mundo conocido seguía desapareciendo.</w:t>
+        <w:t>A pesar de que aquel último refugio todavía se mantenía en pie y nos ofrecía un respiro, la angustia nos roía por dentro. No podíamos permitirnos el lujo de la calma. Sabíamos que permanecer mucho tiempo allí era una apuesta suicida contra la naturaleza; el hecho de que la estructura no se hubiera derrumbado aún no era una garantía, sino una tregua temporal. El suelo bajo nosotros era incierto y el rugido de la montaña nos recordaba que cada minuto ganado a la intemperie era un minuto que le robábamos a la tragedia. Teníamos que movernos, y teníamos que hacerlo a la brevedad posible.</w:t>
+      </w:r>
+    </w:p>
+    <w:p>
+      <w:pPr>
+        <w:spacing w:line="276" w:lineRule="auto"/>
+        <w:jc w:val="both"/>
+        <w:rPr>
+          <w:rFonts w:ascii="Garamond" w:hAnsi="Garamond"/>
+          <w:sz w:val="24"/>
+          <w:szCs w:val="24"/>
+        </w:rPr>
+      </w:pPr>
+      <w:r>
+        <w:rPr>
+          <w:rFonts w:ascii="Garamond" w:hAnsi="Garamond"/>
+          <w:sz w:val="24"/>
+          <w:szCs w:val="24"/>
+        </w:rPr>
+        <w:t>En realidad, a pesar del caos que nos rodeaba, me invadía una serenidad extraña. Me sentía profundamente agradecido con el Todopoderoso por habernos concedido a mi familia y a mí el milagro de permanecer con vida, aunque solo fuera por un par de horas más. Había dejado de proyectar el miedo hacia lo que vendría; en su lugar, quería habitar cada uno de esos nuevos instantes con la mayor intensidad posible. Cada respiración, cada mirada a los míos y cada paso, por difícil que fuera, se sentía como un regalo adicional, un tiempo prestado que estaba decidido a vivir con absoluta consciencia.</w:t>
+      </w:r>
+    </w:p>
+    <w:p>
+      <w:pPr>
+        <w:spacing w:line="276" w:lineRule="auto"/>
+        <w:jc w:val="both"/>
+        <w:rPr>
+          <w:rFonts w:ascii="Garamond" w:hAnsi="Garamond"/>
+          <w:sz w:val="24"/>
+          <w:szCs w:val="24"/>
+        </w:rPr>
+      </w:pPr>
+      <w:r>
+        <w:rPr>
+          <w:rFonts w:ascii="Garamond" w:hAnsi="Garamond"/>
+          <w:sz w:val="24"/>
+          <w:szCs w:val="24"/>
+        </w:rPr>
+        <w:t xml:space="preserve">Cerca de las 4:45 de la tarde, cuando el agotamiento nos hacía pensar que aquel calvario sería eterno, ocurrió el milagro: la fuerza de la lluvia comenzó a disminuir. Aprovechando esa ventana de oportunidad, mis vecinas </w:t>
+      </w:r>
+      <w:proofErr w:type="spellStart"/>
+      <w:r>
+        <w:rPr>
+          <w:rFonts w:ascii="Garamond" w:hAnsi="Garamond"/>
+          <w:sz w:val="24"/>
+          <w:szCs w:val="24"/>
+        </w:rPr>
+        <w:t>Bellatriz</w:t>
+      </w:r>
+      <w:proofErr w:type="spellEnd"/>
+      <w:r>
+        <w:rPr>
+          <w:rFonts w:ascii="Garamond" w:hAnsi="Garamond"/>
+          <w:sz w:val="24"/>
+          <w:szCs w:val="24"/>
+        </w:rPr>
+        <w:t xml:space="preserve"> y </w:t>
+      </w:r>
+      <w:proofErr w:type="spellStart"/>
+      <w:r>
+        <w:rPr>
+          <w:rFonts w:ascii="Garamond" w:hAnsi="Garamond"/>
+          <w:sz w:val="24"/>
+          <w:szCs w:val="24"/>
+        </w:rPr>
+        <w:t>Betelyé</w:t>
+      </w:r>
+      <w:proofErr w:type="spellEnd"/>
+      <w:r>
+        <w:rPr>
+          <w:rFonts w:ascii="Garamond" w:hAnsi="Garamond"/>
+          <w:sz w:val="24"/>
+          <w:szCs w:val="24"/>
+        </w:rPr>
+        <w:t>, junto a su madre y un par de personas más, conformaron el primer grupo de escape.</w:t>
       </w:r>
     </w:p>
     <w:p>
@@ -7240,46 +8255,57 @@
           <w:szCs w:val="24"/>
         </w:rPr>
         <w:lastRenderedPageBreak/>
-        <w:t>A pesar del refugio momentáneo en el cuarto de Jorge, nuestra brújula mental no se desviaba: el objetivo seguía siendo alcanzar alguno de los edificios de la avenida La Playa. Desde nuestra posición, aquellas estructuras se divisaban a lo lejos como fortalezas de concreto que habían resistido el embate. Se veían extrañamente intactas, al menos desde el tercer piso hacia arriba; eran islas de civilización que sobresalían por encima del desastre. Sabíamos que, si lográbamos llegar allí y subir lo suficiente, estaríamos finalmente a salvo de la locura que corría por las calles. Esa visión del tercer piso en adelante era nuestra tierra prometida.</w:t>
-      </w:r>
-    </w:p>
-    <w:p>
-      <w:pPr>
-        <w:spacing w:line="276" w:lineRule="auto"/>
-        <w:jc w:val="both"/>
-        <w:rPr>
-          <w:rFonts w:ascii="Garamond" w:hAnsi="Garamond"/>
-          <w:sz w:val="24"/>
-          <w:szCs w:val="24"/>
-        </w:rPr>
-      </w:pPr>
-      <w:r>
-        <w:rPr>
-          <w:rFonts w:ascii="Garamond" w:hAnsi="Garamond"/>
-          <w:sz w:val="24"/>
-          <w:szCs w:val="24"/>
-        </w:rPr>
-        <w:t>Luego de relajarnos y recuperar algo de fuerzas, retomamos la marcha. Al avanzar unos cuantos metros, nos topamos con una escena que nos detuvo el corazón: en el interior de otro cuarto, se encontraba un señor de edad avanzada, quizá rondando los sesenta años. Era un hombre de tez blanca y cabello canoso, cuyo rostro, surcado por arrugas profundas, reflejaba una confusión absoluta.</w:t>
-      </w:r>
-    </w:p>
-    <w:p>
-      <w:pPr>
-        <w:spacing w:line="276" w:lineRule="auto"/>
-        <w:jc w:val="both"/>
-        <w:rPr>
-          <w:rFonts w:ascii="Garamond" w:hAnsi="Garamond"/>
-          <w:sz w:val="24"/>
-          <w:szCs w:val="24"/>
-        </w:rPr>
-      </w:pPr>
-      <w:r>
-        <w:rPr>
-          <w:rFonts w:ascii="Garamond" w:hAnsi="Garamond"/>
-          <w:sz w:val="24"/>
-          <w:szCs w:val="24"/>
-        </w:rPr>
-        <w:t xml:space="preserve">No mediamos palabra, pero su mirada perdida y su frente fruncida lo decían todo: estaba en shock, atrapado en un laberinto mental donde no lograba comprender la magnitud de la tragedia. Su rostro era el espejo del terror puro; supongo que lo que había presenciado en las últimas horas no tenía nada que envidiarle a nuestro propio calvario. Al verlo allí, encerrado y sin rumbo, lo invitamos a que se sumara a nuestro grupo. No necesitó pensarlo; accedió </w:t>
-      </w:r>
+        <w:t>Las vimos partir con el corazón en la mano, corriendo hacia la avenida La Playa en busca de una entrada segura en alguno de los edificios. Mientras tanto, el resto de nosotros permaneció en la azotea, observando cada uno de sus movimientos con una tensión insoportable, monitoreando el éxito de su incursión. Al pasar los minutos y ver que no regresaban, un sentimiento de alivio recorrió el grupo: supusimos que habían encontrado un refugio seguro. El camino estaba marcado; ahora nos tocaba a nosotros seguir sus pasos.</w:t>
+      </w:r>
+    </w:p>
+    <w:p>
+      <w:pPr>
+        <w:spacing w:line="276" w:lineRule="auto"/>
+        <w:jc w:val="both"/>
+        <w:rPr>
+          <w:rFonts w:ascii="Garamond" w:hAnsi="Garamond"/>
+          <w:sz w:val="24"/>
+          <w:szCs w:val="24"/>
+        </w:rPr>
+      </w:pPr>
+      <w:r>
+        <w:rPr>
+          <w:rFonts w:ascii="Garamond" w:hAnsi="Garamond"/>
+          <w:sz w:val="24"/>
+          <w:szCs w:val="24"/>
+        </w:rPr>
+        <w:t>Afortunadamente, la lluvia continuó perdiendo fuerza, dándonos el margen necesario para conformar el siguiente grupo de escape. Salí a explorar el terreno junto a Benjamín, su esposa Dayana y su hija. En el camino, ellos encontraron refugio en la casa de un conocido, pero yo seguí adelante, impulsado por una mezcla de urgencia y esperanza, hasta que mis pies finalmente tocaron el umbral de un edificio en la avenida La Playa.</w:t>
+      </w:r>
+    </w:p>
+    <w:p>
+      <w:pPr>
+        <w:spacing w:line="276" w:lineRule="auto"/>
+        <w:jc w:val="both"/>
+        <w:rPr>
+          <w:rFonts w:ascii="Garamond" w:hAnsi="Garamond"/>
+          <w:sz w:val="24"/>
+          <w:szCs w:val="24"/>
+        </w:rPr>
+      </w:pPr>
+      <w:r>
+        <w:rPr>
+          <w:rFonts w:ascii="Garamond" w:hAnsi="Garamond"/>
+          <w:sz w:val="24"/>
+          <w:szCs w:val="24"/>
+        </w:rPr>
+        <w:t>Al confirmar que el trayecto era seguro y que la salvación estaba al alcance de la mano, di media vuelta y regresé corriendo por donde vine. Creo que casi lloro, pero no eran de miedo, sino de una emoción incontenible. Mientras corría de vuelta, agitaba los brazos y hacía señas al resto del grupo que nos observaba desde la azotea. Aquel era el momento: el camino estaba abierto y la vida nos esperaba a pocos metros de distancia.</w:t>
+      </w:r>
+    </w:p>
+    <w:p>
+      <w:pPr>
+        <w:spacing w:line="276" w:lineRule="auto"/>
+        <w:jc w:val="both"/>
+        <w:rPr>
+          <w:rFonts w:ascii="Garamond" w:hAnsi="Garamond"/>
+          <w:sz w:val="24"/>
+          <w:szCs w:val="24"/>
+        </w:rPr>
+      </w:pPr>
       <w:r>
         <w:rPr>
           <w:rFonts w:ascii="Garamond" w:hAnsi="Garamond"/>
@@ -7287,64 +8313,63 @@
           <w:szCs w:val="24"/>
         </w:rPr>
         <w:lastRenderedPageBreak/>
-        <w:t>gustosamente, aferrándose a nosotros como quien encuentra una tabla de salvación en medio del océano.</w:t>
-      </w:r>
-    </w:p>
-    <w:p>
-      <w:pPr>
-        <w:spacing w:line="276" w:lineRule="auto"/>
-        <w:jc w:val="both"/>
-        <w:rPr>
-          <w:rFonts w:ascii="Garamond" w:hAnsi="Garamond"/>
-          <w:sz w:val="24"/>
-          <w:szCs w:val="24"/>
-        </w:rPr>
-      </w:pPr>
-      <w:r>
-        <w:rPr>
-          <w:rFonts w:ascii="Garamond" w:hAnsi="Garamond"/>
-          <w:sz w:val="24"/>
-          <w:szCs w:val="24"/>
-        </w:rPr>
-        <w:t>Cuando intentamos abandonar definitivamente aquel refugio, nos topamos con un obstáculo que nos heló la sangre: el siguiente tramo firme se encontraba a unos seis o siete metros de profundidad. Era un abismo imposible de saltar, una barrera insalvable que amenazaba con anular todo el esfuerzo que habíamos hecho hasta el momento. Por un segundo, el desánimo nos golpeó: ¿Cómo saldríamos de allí? ¿Habíamos sobrevivido a tanto para quedar atrapados en un patio trasero?</w:t>
-      </w:r>
-    </w:p>
-    <w:p>
-      <w:pPr>
-        <w:spacing w:line="276" w:lineRule="auto"/>
-        <w:jc w:val="both"/>
-        <w:rPr>
-          <w:rFonts w:ascii="Garamond" w:hAnsi="Garamond"/>
-          <w:sz w:val="24"/>
-          <w:szCs w:val="24"/>
-        </w:rPr>
-      </w:pPr>
-      <w:r>
-        <w:rPr>
-          <w:rFonts w:ascii="Garamond" w:hAnsi="Garamond"/>
-          <w:sz w:val="24"/>
-          <w:szCs w:val="24"/>
-        </w:rPr>
-        <w:t>Fue entonces cuando ocurrió algo que, hasta el día de hoy, me parece inexplicable y profundamente providencial. Tras escudriñar con desesperación cada rincón de lo que quedaba de la estructura, encontramos —como surgida de la nada— una gigantesca escalera movible. Fue nuestro puente hacia la vida. Parecía puesta allí por una mano invisible, justo cuando más la necesitábamos, permitiéndonos, de una vez por todas, descender y abandonar la casa para continuar nuestro camino hacia un lugar seguro.</w:t>
-      </w:r>
-    </w:p>
-    <w:p>
-      <w:pPr>
-        <w:spacing w:line="276" w:lineRule="auto"/>
-        <w:jc w:val="both"/>
-        <w:rPr>
-          <w:rFonts w:ascii="Garamond" w:hAnsi="Garamond"/>
-          <w:sz w:val="24"/>
-          <w:szCs w:val="24"/>
-        </w:rPr>
-      </w:pPr>
-      <w:r>
-        <w:rPr>
-          <w:rFonts w:ascii="Garamond" w:hAnsi="Garamond"/>
-          <w:sz w:val="24"/>
-          <w:szCs w:val="24"/>
-        </w:rPr>
-        <w:t>Retomamos el trayecto, pero el camino seguía sembrando trampas a cada paso. La historia, de manera increíble, decidió repetirse: mi estimado padre Reinaldo volvió a caer al pisar otra sección de techo de asbesto. Parecía que el destino se había ensañado con él o que su equilibrio ya no respondía a las señales de peligro.</w:t>
+        <w:t>Bajo mi señal, el resto del grupo descendió y nos lanzamos todos, con la rapidez que nuestras mermadas fuerzas permitían, hacia la seguridad del edificio. Al cruzar el umbral, el recibimiento fue sencillamente asombroso. No entramos como desconocidos o refugiados molestos; nos acogieron como si hubieran estado esperando nuestra llegada durante todo el día. Aquella hospitalidad, tan calurosa y generosa, nos devolvió en un instante la sensación de humanidad que el desastre nos había arrebatado. Allí, entre paredes sólidas y rostros amigables, supimos que la pesadilla del trayecto finalmente había terminado.</w:t>
+      </w:r>
+    </w:p>
+    <w:p>
+      <w:pPr>
+        <w:spacing w:line="276" w:lineRule="auto"/>
+        <w:jc w:val="both"/>
+        <w:rPr>
+          <w:rFonts w:ascii="Garamond" w:hAnsi="Garamond"/>
+          <w:sz w:val="24"/>
+          <w:szCs w:val="24"/>
+        </w:rPr>
+      </w:pPr>
+      <w:r>
+        <w:rPr>
+          <w:rFonts w:ascii="Garamond" w:hAnsi="Garamond"/>
+          <w:sz w:val="24"/>
+          <w:szCs w:val="24"/>
+        </w:rPr>
+        <w:t>¡Dios mío, no lo puedo creer! Al fin… al fin estábamos en un lugar seguro. Al sentir el suelo firme y seco bajo mis pies, la realidad de nuestra supervivencia me golpeó con toda su fuerza. El rugido del deslave, aunque seguía allí afuera, se sentía por primera vez distante gracias a la solidez de aquellas paredes de concreto. En ese instante, el peso de la responsabilidad, el frío de la lluvia y el terror de las últimas horas se transformaron en un alivio tan profundo que me costaba asimilarlo. Habíamos cruzado la línea; estábamos vivos.</w:t>
+      </w:r>
+    </w:p>
+    <w:p>
+      <w:pPr>
+        <w:spacing w:line="276" w:lineRule="auto"/>
+        <w:jc w:val="both"/>
+        <w:rPr>
+          <w:rFonts w:ascii="Garamond" w:hAnsi="Garamond"/>
+          <w:sz w:val="24"/>
+          <w:szCs w:val="24"/>
+        </w:rPr>
+      </w:pPr>
+      <w:r>
+        <w:rPr>
+          <w:rFonts w:ascii="Garamond" w:hAnsi="Garamond"/>
+          <w:sz w:val="24"/>
+          <w:szCs w:val="24"/>
+        </w:rPr>
+        <w:t xml:space="preserve">Cerca de las 05:30 de la tarde, el grupo entero se encontraba al fin bajo el amparo y la generosidad de los habitantes del edificio. La meta, aquella que parecía </w:t>
+      </w:r>
+      <w:proofErr w:type="gramStart"/>
+      <w:r>
+        <w:rPr>
+          <w:rFonts w:ascii="Garamond" w:hAnsi="Garamond"/>
+          <w:sz w:val="24"/>
+          <w:szCs w:val="24"/>
+        </w:rPr>
+        <w:t>inalcanzable horas</w:t>
+      </w:r>
+      <w:proofErr w:type="gramEnd"/>
+      <w:r>
+        <w:rPr>
+          <w:rFonts w:ascii="Garamond" w:hAnsi="Garamond"/>
+          <w:sz w:val="24"/>
+          <w:szCs w:val="24"/>
+        </w:rPr>
+        <w:t xml:space="preserve"> atrás, estaba cumplida. Solo entonces, con el cuerpo a salvo y el suelo firme bajo nosotros, llegó el momento de descansar y, sobre todo, de llorar.</w:t>
       </w:r>
     </w:p>
     <w:p>
@@ -7364,26 +8389,166 @@
           <w:szCs w:val="24"/>
         </w:rPr>
         <w:lastRenderedPageBreak/>
-        <w:t>Sin embargo, esta vez mi reacción fue distinta. Ya no hubo parálisis ni dudas; la experiencia previa me había curtido. Con una agilidad que no sabía que tenía, me metí por debajo de la estructura colapsada y, maniobrando entre los restos del techo, lo ayudé a salir de nuevo. Fue un rescate más sencillo y rápido, como si ya nos hubiésemos acostumbrado a que el suelo desapareciera bajo nuestros pies. Lo sacamos de la penumbra y, sin perder un segundo, lo pusimos de nuevo en marcha.</w:t>
-      </w:r>
-    </w:p>
-    <w:p>
-      <w:pPr>
-        <w:spacing w:line="276" w:lineRule="auto"/>
-        <w:jc w:val="both"/>
-        <w:rPr>
-          <w:rFonts w:ascii="Garamond" w:hAnsi="Garamond"/>
-          <w:sz w:val="24"/>
-          <w:szCs w:val="24"/>
-        </w:rPr>
-      </w:pPr>
-      <w:r>
-        <w:rPr>
-          <w:rFonts w:ascii="Garamond" w:hAnsi="Garamond"/>
-          <w:sz w:val="24"/>
-          <w:szCs w:val="24"/>
-        </w:rPr>
-        <w:t xml:space="preserve">Eran ya cerca de las tres de la tarde. En medio de aquel paisaje de desolación, mientras avanzábamos hacia nuestro nuevo refugio, apareció ante nosotros una gran mata de uvas cargada de frutos. Como si se tratara de un espejismo, Carlos Alberto y </w:t>
+        <w:t>Fue un llanto incontenible y necesario; llorábamos por múltiples motivos que se agolpaban en el pecho. Llorábamos por la pérdida irreparable de los seres queridos, por la alegría abrumadora de seguir con vida y por cada uno de los instantes traumáticos que nos había tocado sortear. En medio de esa paz recién hallada, nuestras lágrimas eran el único lenguaje posible para expresar el dolor y el alivio de haber sobrevivido al día más largo de nuestras vidas.</w:t>
+      </w:r>
+    </w:p>
+    <w:p>
+      <w:pPr>
+        <w:spacing w:line="276" w:lineRule="auto"/>
+        <w:jc w:val="both"/>
+        <w:rPr>
+          <w:rFonts w:ascii="Garamond" w:hAnsi="Garamond"/>
+          <w:sz w:val="24"/>
+          <w:szCs w:val="24"/>
+        </w:rPr>
+      </w:pPr>
+      <w:r>
+        <w:rPr>
+          <w:rFonts w:ascii="Garamond" w:hAnsi="Garamond"/>
+          <w:sz w:val="24"/>
+          <w:szCs w:val="24"/>
+        </w:rPr>
+        <w:t>Sin embargo, la pesadilla estaba lejos de terminar. Apenas cerrábamos un capítulo para abrir otro más incierto: comenzaba la segunda fase de nuestra odisea. El desafío ahora era escapar del estado Vargas, un territorio que, tras el colapso total, se estaba transformando rápidamente en un pueblo sin ley. Habíamos vencido al lodo y a la montaña, pero ahora debíamos enfrentarnos a la desesperación y al caos de una sociedad herida. Pero esa... esa es otra historia.</w:t>
+      </w:r>
+    </w:p>
+    <w:p>
+      <w:pPr>
+        <w:spacing w:line="276" w:lineRule="auto"/>
+        <w:jc w:val="both"/>
+        <w:rPr>
+          <w:rFonts w:ascii="Garamond" w:hAnsi="Garamond"/>
+          <w:sz w:val="24"/>
+          <w:szCs w:val="24"/>
+        </w:rPr>
+      </w:pPr>
+      <w:r>
+        <w:rPr>
+          <w:rFonts w:ascii="Garamond" w:hAnsi="Garamond"/>
+          <w:sz w:val="24"/>
+          <w:szCs w:val="24"/>
+        </w:rPr>
+        <w:t xml:space="preserve">A pesar de todo el horror vivido, me invadía una felicidad profunda y serena: estábamos vivos, y estábamos juntos. Mis padres, mi hermano y yo habíamos logrado cruzar el infierno de la mano. Esa noche, la madre de Víctor Domínguez —amigo de la infancia de mi hermano Abelardo— le prestó un apartamento a mi madre. Dormimos en el piso pelado, sin mantas ni almohadas, pero con la certeza de que las paredes no se derrumbarían. Aquel suelo frío fue para mí el refugio más cálido del mundo; creo, sin temor a equivocarme, que fue una de las mejores noches de mi existencia. No necesitaba nada más que el sonido de la respiración de los </w:t>
+      </w:r>
+      <w:r>
+        <w:rPr>
+          <w:rFonts w:ascii="Garamond" w:hAnsi="Garamond"/>
+          <w:sz w:val="24"/>
+          <w:szCs w:val="24"/>
+        </w:rPr>
+        <w:lastRenderedPageBreak/>
+        <w:t>míos para saber que, por ahora, le habíamos ganado la partida a la muerte.</w:t>
+      </w:r>
+    </w:p>
+    <w:p>
+      <w:pPr>
+        <w:spacing w:line="276" w:lineRule="auto"/>
+        <w:jc w:val="both"/>
+        <w:rPr>
+          <w:rFonts w:ascii="Garamond" w:hAnsi="Garamond"/>
+          <w:sz w:val="24"/>
+          <w:szCs w:val="24"/>
+        </w:rPr>
+      </w:pPr>
+      <w:r>
+        <w:rPr>
+          <w:rFonts w:ascii="Garamond" w:hAnsi="Garamond"/>
+          <w:sz w:val="24"/>
+          <w:szCs w:val="24"/>
+        </w:rPr>
+        <w:t>Borrón y cuenta nueva. Aquellas navidades de 1999 fueron, sin duda, las más tristes de mi vida. En un solo día, mi saldo material quedó en negativo: perdí mi casa, mi carro, todas mis pertenencias y, por si fuera poco, hasta la democracia del país pareció deslizarse por el barranco junto a nuestras vidas.</w:t>
+      </w:r>
+    </w:p>
+    <w:p>
+      <w:pPr>
+        <w:spacing w:line="276" w:lineRule="auto"/>
+        <w:jc w:val="both"/>
+        <w:rPr>
+          <w:rFonts w:ascii="Garamond" w:hAnsi="Garamond"/>
+          <w:sz w:val="24"/>
+          <w:szCs w:val="24"/>
+        </w:rPr>
+      </w:pPr>
+      <w:r>
+        <w:rPr>
+          <w:rFonts w:ascii="Garamond" w:hAnsi="Garamond"/>
+          <w:sz w:val="24"/>
+          <w:szCs w:val="24"/>
+        </w:rPr>
+        <w:t>Sin embargo, mirándolo desde una perspectiva casi estoica, la tragedia me otorgó una libertad absoluta y aterradora. Ya no tenía que pintar mi casa, ya no tenía que preocuparme por el mantenimiento de mi vehículo, ya no tenía ataduras materiales que me retuvieran. Estaba desnudo frente al destino, ligero de equipaje y listo para recomenzar desde cero. El barro se lo había llevado todo, pero me había dejado la vida. Borrón y cuenta nueva.</w:t>
+      </w:r>
+    </w:p>
+    <w:p>
+      <w:pPr>
+        <w:spacing w:line="276" w:lineRule="auto"/>
+        <w:jc w:val="both"/>
+        <w:rPr>
+          <w:rFonts w:ascii="Garamond" w:hAnsi="Garamond"/>
+          <w:sz w:val="24"/>
+          <w:szCs w:val="24"/>
+        </w:rPr>
+      </w:pPr>
+    </w:p>
+    <w:p>
+      <w:pPr>
+        <w:spacing w:line="276" w:lineRule="auto"/>
+        <w:jc w:val="both"/>
+        <w:rPr>
+          <w:rFonts w:ascii="Garamond" w:hAnsi="Garamond"/>
+          <w:sz w:val="24"/>
+          <w:szCs w:val="24"/>
+        </w:rPr>
+      </w:pPr>
+    </w:p>
+    <w:p>
+      <w:pPr>
+        <w:spacing w:line="276" w:lineRule="auto"/>
+        <w:jc w:val="both"/>
+        <w:rPr>
+          <w:rFonts w:ascii="Garamond" w:hAnsi="Garamond"/>
+          <w:sz w:val="24"/>
+          <w:szCs w:val="24"/>
+        </w:rPr>
+      </w:pPr>
+    </w:p>
+    <w:p>
+      <w:pPr>
+        <w:spacing w:line="276" w:lineRule="auto"/>
+        <w:jc w:val="both"/>
+        <w:rPr>
+          <w:rFonts w:ascii="Garamond" w:hAnsi="Garamond"/>
+          <w:sz w:val="24"/>
+          <w:szCs w:val="24"/>
+        </w:rPr>
+      </w:pPr>
+    </w:p>
+    <w:p>
+      <w:pPr>
+        <w:spacing w:line="276" w:lineRule="auto"/>
+        <w:jc w:val="both"/>
+        <w:rPr>
+          <w:rFonts w:ascii="Garamond" w:hAnsi="Garamond"/>
+          <w:sz w:val="24"/>
+          <w:szCs w:val="24"/>
+        </w:rPr>
+      </w:pPr>
+    </w:p>
+    <w:p>
+      <w:pPr>
+        <w:spacing w:line="276" w:lineRule="auto"/>
+        <w:jc w:val="both"/>
+        <w:rPr>
+          <w:rFonts w:ascii="Garamond" w:hAnsi="Garamond"/>
+          <w:sz w:val="24"/>
+          <w:szCs w:val="24"/>
+        </w:rPr>
+      </w:pPr>
+      <w:r>
+        <w:rPr>
+          <w:rFonts w:ascii="Garamond" w:hAnsi="Garamond"/>
+          <w:sz w:val="24"/>
+          <w:szCs w:val="24"/>
+        </w:rPr>
+        <w:t xml:space="preserve">Sobre </w:t>
       </w:r>
       <w:proofErr w:type="spellStart"/>
       <w:r>
@@ -7392,7 +8557,7 @@
           <w:sz w:val="24"/>
           <w:szCs w:val="24"/>
         </w:rPr>
-        <w:t>Bebela</w:t>
+        <w:t>Pirruña</w:t>
       </w:r>
       <w:proofErr w:type="spellEnd"/>
       <w:r>
@@ -7401,26 +8566,26 @@
           <w:sz w:val="24"/>
           <w:szCs w:val="24"/>
         </w:rPr>
-        <w:t xml:space="preserve"> se detuvieron en seco para recoger algunas, olvidando por un instante que el tiempo era nuestro recurso más escaso y que la seguridad aún estaba lejos.</w:t>
-      </w:r>
-    </w:p>
-    <w:p>
-      <w:pPr>
-        <w:spacing w:line="276" w:lineRule="auto"/>
-        <w:jc w:val="both"/>
-        <w:rPr>
-          <w:rFonts w:ascii="Garamond" w:hAnsi="Garamond"/>
-          <w:sz w:val="24"/>
-          <w:szCs w:val="24"/>
-        </w:rPr>
-      </w:pPr>
-      <w:r>
-        <w:rPr>
-          <w:rFonts w:ascii="Garamond" w:hAnsi="Garamond"/>
-          <w:sz w:val="24"/>
-          <w:szCs w:val="24"/>
-        </w:rPr>
-        <w:t xml:space="preserve">La señora Miriam, madre de Carlos Alberto y </w:t>
+        <w:t>:</w:t>
+      </w:r>
+    </w:p>
+    <w:p>
+      <w:pPr>
+        <w:spacing w:line="276" w:lineRule="auto"/>
+        <w:jc w:val="both"/>
+        <w:rPr>
+          <w:rFonts w:ascii="Garamond" w:hAnsi="Garamond"/>
+          <w:sz w:val="24"/>
+          <w:szCs w:val="24"/>
+        </w:rPr>
+      </w:pPr>
+      <w:r>
+        <w:rPr>
+          <w:rFonts w:ascii="Garamond" w:hAnsi="Garamond"/>
+          <w:sz w:val="24"/>
+          <w:szCs w:val="24"/>
+        </w:rPr>
+        <w:t xml:space="preserve">sobre mis padres, realmente no me acuerdo que </w:t>
       </w:r>
       <w:proofErr w:type="spellStart"/>
       <w:r>
@@ -7429,7 +8594,7 @@
           <w:sz w:val="24"/>
           <w:szCs w:val="24"/>
         </w:rPr>
-        <w:t>Bebela</w:t>
+        <w:t>hacian</w:t>
       </w:r>
       <w:proofErr w:type="spellEnd"/>
       <w:r>
@@ -7438,45 +8603,61 @@
           <w:sz w:val="24"/>
           <w:szCs w:val="24"/>
         </w:rPr>
-        <w:t>, observando la escena con una mezcla de incredulidad y desesperación, se plantó detrás de su hija. No podía entender cómo, con la vida pendiendo de un hilo, ellos podían distraerse con algo tan trivial.</w:t>
-      </w:r>
-    </w:p>
-    <w:p>
-      <w:pPr>
-        <w:spacing w:line="276" w:lineRule="auto"/>
-        <w:jc w:val="both"/>
-        <w:rPr>
-          <w:rFonts w:ascii="Garamond" w:hAnsi="Garamond"/>
-          <w:sz w:val="24"/>
-          <w:szCs w:val="24"/>
-        </w:rPr>
-      </w:pPr>
-      <w:r>
-        <w:rPr>
-          <w:rFonts w:ascii="Garamond" w:hAnsi="Garamond"/>
-          <w:sz w:val="24"/>
-          <w:szCs w:val="24"/>
-        </w:rPr>
-        <w:t>—'¡Pero bueno, mujer! ¿Te volviste loca?' —le espetó con firmeza—. '¡Este no es momento para estar pensando en uvas!'.</w:t>
-      </w:r>
-    </w:p>
-    <w:p>
-      <w:pPr>
-        <w:spacing w:line="276" w:lineRule="auto"/>
-        <w:jc w:val="both"/>
-        <w:rPr>
-          <w:rFonts w:ascii="Garamond" w:hAnsi="Garamond"/>
-          <w:sz w:val="24"/>
-          <w:szCs w:val="24"/>
-        </w:rPr>
-      </w:pPr>
-      <w:r>
-        <w:rPr>
-          <w:rFonts w:ascii="Garamond" w:hAnsi="Garamond"/>
-          <w:sz w:val="24"/>
-          <w:szCs w:val="24"/>
-        </w:rPr>
-        <w:t xml:space="preserve">Aquel llamado de atención nos devolvió de golpe a la realidad: el hambre y el cansancio acechaban, pero la </w:t>
+        <w:t xml:space="preserve"> a las 6 am, con respecto a Arturo, </w:t>
+      </w:r>
+      <w:proofErr w:type="spellStart"/>
+      <w:r>
+        <w:rPr>
+          <w:rFonts w:ascii="Garamond" w:hAnsi="Garamond"/>
+          <w:sz w:val="24"/>
+          <w:szCs w:val="24"/>
+        </w:rPr>
+        <w:t>mas</w:t>
+      </w:r>
+      <w:proofErr w:type="spellEnd"/>
+      <w:r>
+        <w:rPr>
+          <w:rFonts w:ascii="Garamond" w:hAnsi="Garamond"/>
+          <w:sz w:val="24"/>
+          <w:szCs w:val="24"/>
+        </w:rPr>
+        <w:t xml:space="preserve"> nunca en mi vida lo volví a ver, sobre mi gato, se llamaba </w:t>
+      </w:r>
+      <w:proofErr w:type="spellStart"/>
+      <w:r>
+        <w:rPr>
+          <w:rFonts w:ascii="Garamond" w:hAnsi="Garamond"/>
+          <w:sz w:val="24"/>
+          <w:szCs w:val="24"/>
+        </w:rPr>
+        <w:t>copernico</w:t>
+      </w:r>
+      <w:proofErr w:type="spellEnd"/>
+      <w:r>
+        <w:rPr>
+          <w:rFonts w:ascii="Garamond" w:hAnsi="Garamond"/>
+          <w:sz w:val="24"/>
+          <w:szCs w:val="24"/>
+        </w:rPr>
+        <w:t xml:space="preserve">, y no lo vi </w:t>
+      </w:r>
+      <w:proofErr w:type="spellStart"/>
+      <w:r>
+        <w:rPr>
+          <w:rFonts w:ascii="Garamond" w:hAnsi="Garamond"/>
+          <w:sz w:val="24"/>
+          <w:szCs w:val="24"/>
+        </w:rPr>
+        <w:t>mas</w:t>
+      </w:r>
+      <w:proofErr w:type="spellEnd"/>
+      <w:r>
+        <w:rPr>
+          <w:rFonts w:ascii="Garamond" w:hAnsi="Garamond"/>
+          <w:sz w:val="24"/>
+          <w:szCs w:val="24"/>
+        </w:rPr>
+        <w:t xml:space="preserve">, al </w:t>
       </w:r>
       <w:r>
         <w:rPr>
@@ -7485,26 +8666,7 @@
           <w:szCs w:val="24"/>
         </w:rPr>
         <w:lastRenderedPageBreak/>
-        <w:t>montaña no iba a esperar a que termináramos nuestra merienda.</w:t>
-      </w:r>
-    </w:p>
-    <w:p>
-      <w:pPr>
-        <w:spacing w:line="276" w:lineRule="auto"/>
-        <w:jc w:val="both"/>
-        <w:rPr>
-          <w:rFonts w:ascii="Garamond" w:hAnsi="Garamond"/>
-          <w:sz w:val="24"/>
-          <w:szCs w:val="24"/>
-        </w:rPr>
-      </w:pPr>
-      <w:r>
-        <w:rPr>
-          <w:rFonts w:ascii="Garamond" w:hAnsi="Garamond"/>
-          <w:sz w:val="24"/>
-          <w:szCs w:val="24"/>
-        </w:rPr>
-        <w:t xml:space="preserve">A pesar del regaño y de la urgencia del momento, terminamos sucumbiendo a la tentación. Gracias a esa mezcla de imprudencia e instinto de supervivencia de Carlos Alberto y </w:t>
+        <w:t xml:space="preserve">igual que una gata que </w:t>
       </w:r>
       <w:proofErr w:type="spellStart"/>
       <w:r>
@@ -7513,7 +8675,7 @@
           <w:sz w:val="24"/>
           <w:szCs w:val="24"/>
         </w:rPr>
-        <w:t>Bebela</w:t>
+        <w:t>teniamos</w:t>
       </w:r>
       <w:proofErr w:type="spellEnd"/>
       <w:r>
@@ -7522,46 +8684,468 @@
           <w:sz w:val="24"/>
           <w:szCs w:val="24"/>
         </w:rPr>
-        <w:t>, el grupo entero terminó dándose un banquete inesperado. Aquellas uvas se convirtieron en nuestra más suculenta merienda; considerando que ninguno de nosotros había probado bocado desde la noche anterior, el sabor de aquel fruto era, literalmente, el sabor de la gloria. En medio de tanto barro y tanta muerte, aquel dulzor en la boca fue un recordatorio de que seguíamos vivos y de que todavía teníamos fuerzas para pelear por nuestro destino.</w:t>
-      </w:r>
-    </w:p>
-    <w:p>
-      <w:pPr>
-        <w:spacing w:line="276" w:lineRule="auto"/>
-        <w:jc w:val="both"/>
-        <w:rPr>
-          <w:rFonts w:ascii="Garamond" w:hAnsi="Garamond"/>
-          <w:sz w:val="24"/>
-          <w:szCs w:val="24"/>
-        </w:rPr>
-      </w:pPr>
-      <w:r>
-        <w:rPr>
-          <w:rFonts w:ascii="Garamond" w:hAnsi="Garamond"/>
-          <w:sz w:val="24"/>
-          <w:szCs w:val="24"/>
-        </w:rPr>
-        <w:t>Tras superar obstáculos que hacían que todo aquello pareciera una macabra yincana, logramos refugiarnos en una casa de tres pisos. Como se había vuelto nuestra costumbre y estrategia, subimos de inmediato a la azotea, nuestro lugar preferido y el único que nos brindaba una falsa, pero necesaria, sensación de control. Desde esa altura, lejos del alcance inmediato del lodo, pudimos estudiar con mayor detenimiento el terreno. Aquel mirador improvisado nos permitió trazar nuestra próxima ruta, analizando cada escombro y cada espacio vacío para decidir cuál sería el siguiente paso en este tablero de supervivencia.</w:t>
-      </w:r>
-    </w:p>
-    <w:p>
-      <w:pPr>
-        <w:spacing w:line="276" w:lineRule="auto"/>
-        <w:jc w:val="both"/>
-        <w:rPr>
-          <w:rFonts w:ascii="Garamond" w:hAnsi="Garamond"/>
-          <w:sz w:val="24"/>
-          <w:szCs w:val="24"/>
-        </w:rPr>
-      </w:pPr>
-      <w:r>
-        <w:rPr>
-          <w:rFonts w:ascii="Garamond" w:hAnsi="Garamond"/>
-          <w:sz w:val="24"/>
-          <w:szCs w:val="24"/>
-        </w:rPr>
-        <w:t xml:space="preserve">La lluvia no daba tregua, cayendo como un castigo incesante sobre nosotros. A pesar de estar en una zona tropical, el frío había comenzado a devorarnos por dentro; nuestro nuevo </w:t>
-      </w:r>
+        <w:t xml:space="preserve">, que siempre le llamamos </w:t>
+      </w:r>
+      <w:proofErr w:type="spellStart"/>
+      <w:r>
+        <w:rPr>
+          <w:rFonts w:ascii="Garamond" w:hAnsi="Garamond"/>
+          <w:sz w:val="24"/>
+          <w:szCs w:val="24"/>
+        </w:rPr>
+        <w:t>misu</w:t>
+      </w:r>
+      <w:proofErr w:type="spellEnd"/>
+      <w:r>
+        <w:rPr>
+          <w:rFonts w:ascii="Garamond" w:hAnsi="Garamond"/>
+          <w:sz w:val="24"/>
+          <w:szCs w:val="24"/>
+        </w:rPr>
+        <w:t xml:space="preserve">, realmente nunca le pusimos nombre, no sé porque, también </w:t>
+      </w:r>
+      <w:proofErr w:type="spellStart"/>
+      <w:r>
+        <w:rPr>
+          <w:rFonts w:ascii="Garamond" w:hAnsi="Garamond"/>
+          <w:sz w:val="24"/>
+          <w:szCs w:val="24"/>
+        </w:rPr>
+        <w:t>teniamos</w:t>
+      </w:r>
+      <w:proofErr w:type="spellEnd"/>
+      <w:r>
+        <w:rPr>
+          <w:rFonts w:ascii="Garamond" w:hAnsi="Garamond"/>
+          <w:sz w:val="24"/>
+          <w:szCs w:val="24"/>
+        </w:rPr>
+        <w:t xml:space="preserve"> una perra, de nombre </w:t>
+      </w:r>
+      <w:proofErr w:type="spellStart"/>
+      <w:r>
+        <w:rPr>
+          <w:rFonts w:ascii="Garamond" w:hAnsi="Garamond"/>
+          <w:sz w:val="24"/>
+          <w:szCs w:val="24"/>
+        </w:rPr>
+        <w:t>pirruña</w:t>
+      </w:r>
+      <w:proofErr w:type="spellEnd"/>
+      <w:r>
+        <w:rPr>
+          <w:rFonts w:ascii="Garamond" w:hAnsi="Garamond"/>
+          <w:sz w:val="24"/>
+          <w:szCs w:val="24"/>
+        </w:rPr>
+        <w:t xml:space="preserve">, en honor a un primo </w:t>
+      </w:r>
+      <w:proofErr w:type="spellStart"/>
+      <w:r>
+        <w:rPr>
+          <w:rFonts w:ascii="Garamond" w:hAnsi="Garamond"/>
+          <w:sz w:val="24"/>
+          <w:szCs w:val="24"/>
+        </w:rPr>
+        <w:t>mio</w:t>
+      </w:r>
+      <w:proofErr w:type="spellEnd"/>
+      <w:r>
+        <w:rPr>
+          <w:rFonts w:ascii="Garamond" w:hAnsi="Garamond"/>
+          <w:sz w:val="24"/>
+          <w:szCs w:val="24"/>
+        </w:rPr>
+        <w:t xml:space="preserve">, </w:t>
+      </w:r>
+      <w:proofErr w:type="spellStart"/>
+      <w:r>
+        <w:rPr>
+          <w:rFonts w:ascii="Garamond" w:hAnsi="Garamond"/>
+          <w:sz w:val="24"/>
+          <w:szCs w:val="24"/>
+        </w:rPr>
+        <w:t>contemporaneo</w:t>
+      </w:r>
+      <w:proofErr w:type="spellEnd"/>
+      <w:r>
+        <w:rPr>
+          <w:rFonts w:ascii="Garamond" w:hAnsi="Garamond"/>
+          <w:sz w:val="24"/>
+          <w:szCs w:val="24"/>
+        </w:rPr>
+        <w:t xml:space="preserve"> conmigo, que se llamaba Jesús Ernesto, pero le </w:t>
+      </w:r>
+      <w:proofErr w:type="spellStart"/>
+      <w:r>
+        <w:rPr>
+          <w:rFonts w:ascii="Garamond" w:hAnsi="Garamond"/>
+          <w:sz w:val="24"/>
+          <w:szCs w:val="24"/>
+        </w:rPr>
+        <w:t>deciamos</w:t>
+      </w:r>
+      <w:proofErr w:type="spellEnd"/>
+      <w:r>
+        <w:rPr>
+          <w:rFonts w:ascii="Garamond" w:hAnsi="Garamond"/>
+          <w:sz w:val="24"/>
+          <w:szCs w:val="24"/>
+        </w:rPr>
+        <w:t xml:space="preserve"> </w:t>
+      </w:r>
+      <w:proofErr w:type="spellStart"/>
+      <w:r>
+        <w:rPr>
+          <w:rFonts w:ascii="Garamond" w:hAnsi="Garamond"/>
+          <w:sz w:val="24"/>
+          <w:szCs w:val="24"/>
+        </w:rPr>
+        <w:t>Pirruño</w:t>
+      </w:r>
+      <w:proofErr w:type="spellEnd"/>
+      <w:r>
+        <w:rPr>
+          <w:rFonts w:ascii="Garamond" w:hAnsi="Garamond"/>
+          <w:sz w:val="24"/>
+          <w:szCs w:val="24"/>
+        </w:rPr>
+        <w:t xml:space="preserve">, y para echar broma, le pusimos a la perra </w:t>
+      </w:r>
+      <w:proofErr w:type="spellStart"/>
+      <w:r>
+        <w:rPr>
+          <w:rFonts w:ascii="Garamond" w:hAnsi="Garamond"/>
+          <w:sz w:val="24"/>
+          <w:szCs w:val="24"/>
+        </w:rPr>
+        <w:t>pirruña</w:t>
+      </w:r>
+      <w:proofErr w:type="spellEnd"/>
+      <w:r>
+        <w:rPr>
+          <w:rFonts w:ascii="Garamond" w:hAnsi="Garamond"/>
+          <w:sz w:val="24"/>
+          <w:szCs w:val="24"/>
+        </w:rPr>
+        <w:t xml:space="preserve">, y un dato curioso, más o menos el 17 de enero de 2000 pase por mi casa junto a un hermano </w:t>
+      </w:r>
+      <w:proofErr w:type="spellStart"/>
+      <w:r>
+        <w:rPr>
+          <w:rFonts w:ascii="Garamond" w:hAnsi="Garamond"/>
+          <w:sz w:val="24"/>
+          <w:szCs w:val="24"/>
+        </w:rPr>
+        <w:t>mio</w:t>
+      </w:r>
+      <w:proofErr w:type="spellEnd"/>
+      <w:r>
+        <w:rPr>
+          <w:rFonts w:ascii="Garamond" w:hAnsi="Garamond"/>
+          <w:sz w:val="24"/>
+          <w:szCs w:val="24"/>
+        </w:rPr>
+        <w:t xml:space="preserve">, César, su esposa Elia, y </w:t>
+      </w:r>
+      <w:proofErr w:type="spellStart"/>
+      <w:r>
+        <w:rPr>
+          <w:rFonts w:ascii="Garamond" w:hAnsi="Garamond"/>
+          <w:sz w:val="24"/>
+          <w:szCs w:val="24"/>
+        </w:rPr>
+        <w:t>quizas</w:t>
+      </w:r>
+      <w:proofErr w:type="spellEnd"/>
+      <w:r>
+        <w:rPr>
+          <w:rFonts w:ascii="Garamond" w:hAnsi="Garamond"/>
+          <w:sz w:val="24"/>
+          <w:szCs w:val="24"/>
+        </w:rPr>
+        <w:t xml:space="preserve"> un par de personas </w:t>
+      </w:r>
+      <w:proofErr w:type="spellStart"/>
+      <w:r>
+        <w:rPr>
+          <w:rFonts w:ascii="Garamond" w:hAnsi="Garamond"/>
+          <w:sz w:val="24"/>
+          <w:szCs w:val="24"/>
+        </w:rPr>
+        <w:t>mas</w:t>
+      </w:r>
+      <w:proofErr w:type="spellEnd"/>
+      <w:r>
+        <w:rPr>
+          <w:rFonts w:ascii="Garamond" w:hAnsi="Garamond"/>
+          <w:sz w:val="24"/>
+          <w:szCs w:val="24"/>
+        </w:rPr>
+        <w:t xml:space="preserve">, lo cierto, es que había pasado casi un mes exacto, y cuando me acerque a donde estaba mi casa, a las ruinas, en done solo quedaba una pared con una ventana y poco </w:t>
+      </w:r>
+      <w:proofErr w:type="spellStart"/>
+      <w:r>
+        <w:rPr>
+          <w:rFonts w:ascii="Garamond" w:hAnsi="Garamond"/>
+          <w:sz w:val="24"/>
+          <w:szCs w:val="24"/>
+        </w:rPr>
+        <w:t>mas</w:t>
+      </w:r>
+      <w:proofErr w:type="spellEnd"/>
+      <w:r>
+        <w:rPr>
+          <w:rFonts w:ascii="Garamond" w:hAnsi="Garamond"/>
+          <w:sz w:val="24"/>
+          <w:szCs w:val="24"/>
+        </w:rPr>
+        <w:t xml:space="preserve">, de las profundidades de la tierra, escucho un ladrido, era mi </w:t>
+      </w:r>
+      <w:proofErr w:type="spellStart"/>
+      <w:r>
+        <w:rPr>
+          <w:rFonts w:ascii="Garamond" w:hAnsi="Garamond"/>
+          <w:sz w:val="24"/>
+          <w:szCs w:val="24"/>
+        </w:rPr>
+        <w:t>perrra</w:t>
+      </w:r>
+      <w:proofErr w:type="spellEnd"/>
+      <w:r>
+        <w:rPr>
+          <w:rFonts w:ascii="Garamond" w:hAnsi="Garamond"/>
+          <w:sz w:val="24"/>
+          <w:szCs w:val="24"/>
+        </w:rPr>
+        <w:t xml:space="preserve"> </w:t>
+      </w:r>
+      <w:proofErr w:type="spellStart"/>
+      <w:r>
+        <w:rPr>
+          <w:rFonts w:ascii="Garamond" w:hAnsi="Garamond"/>
+          <w:sz w:val="24"/>
+          <w:szCs w:val="24"/>
+        </w:rPr>
+        <w:t>pirruña</w:t>
+      </w:r>
+      <w:proofErr w:type="spellEnd"/>
+      <w:r>
+        <w:rPr>
+          <w:rFonts w:ascii="Garamond" w:hAnsi="Garamond"/>
+          <w:sz w:val="24"/>
+          <w:szCs w:val="24"/>
+        </w:rPr>
+        <w:t xml:space="preserve">, como puedo la libero forzando una rejas no recuerdo con que, ella mueve la cola con </w:t>
+      </w:r>
+      <w:proofErr w:type="spellStart"/>
+      <w:r>
+        <w:rPr>
+          <w:rFonts w:ascii="Garamond" w:hAnsi="Garamond"/>
+          <w:sz w:val="24"/>
+          <w:szCs w:val="24"/>
+        </w:rPr>
+        <w:t>deseparación</w:t>
+      </w:r>
+      <w:proofErr w:type="spellEnd"/>
+      <w:r>
+        <w:rPr>
+          <w:rFonts w:ascii="Garamond" w:hAnsi="Garamond"/>
+          <w:sz w:val="24"/>
+          <w:szCs w:val="24"/>
+        </w:rPr>
+        <w:t xml:space="preserve">, me lame la mano, le doy algo de comer y de beber, supongo que tiene mucho tiempo sin nada de eso, no </w:t>
+      </w:r>
+      <w:proofErr w:type="spellStart"/>
+      <w:r>
+        <w:rPr>
+          <w:rFonts w:ascii="Garamond" w:hAnsi="Garamond"/>
+          <w:sz w:val="24"/>
+          <w:szCs w:val="24"/>
+        </w:rPr>
+        <w:t>se</w:t>
+      </w:r>
+      <w:proofErr w:type="spellEnd"/>
+      <w:r>
+        <w:rPr>
+          <w:rFonts w:ascii="Garamond" w:hAnsi="Garamond"/>
+          <w:sz w:val="24"/>
+          <w:szCs w:val="24"/>
+        </w:rPr>
+        <w:t xml:space="preserve"> ni como sigue viva, el </w:t>
+      </w:r>
+      <w:proofErr w:type="spellStart"/>
+      <w:r>
+        <w:rPr>
+          <w:rFonts w:ascii="Garamond" w:hAnsi="Garamond"/>
+          <w:sz w:val="24"/>
+          <w:szCs w:val="24"/>
+        </w:rPr>
+        <w:t>echo</w:t>
+      </w:r>
+      <w:proofErr w:type="spellEnd"/>
+      <w:r>
+        <w:rPr>
+          <w:rFonts w:ascii="Garamond" w:hAnsi="Garamond"/>
+          <w:sz w:val="24"/>
+          <w:szCs w:val="24"/>
+        </w:rPr>
+        <w:t xml:space="preserve"> es que luego de comer, corre, corre y corre hasta perderse, nunca </w:t>
+      </w:r>
+      <w:proofErr w:type="spellStart"/>
+      <w:r>
+        <w:rPr>
+          <w:rFonts w:ascii="Garamond" w:hAnsi="Garamond"/>
+          <w:sz w:val="24"/>
+          <w:szCs w:val="24"/>
+        </w:rPr>
+        <w:t>mas</w:t>
+      </w:r>
+      <w:proofErr w:type="spellEnd"/>
+      <w:r>
+        <w:rPr>
+          <w:rFonts w:ascii="Garamond" w:hAnsi="Garamond"/>
+          <w:sz w:val="24"/>
+          <w:szCs w:val="24"/>
+        </w:rPr>
+        <w:t xml:space="preserve"> la vi, no </w:t>
+      </w:r>
+      <w:proofErr w:type="spellStart"/>
+      <w:r>
+        <w:rPr>
+          <w:rFonts w:ascii="Garamond" w:hAnsi="Garamond"/>
+          <w:sz w:val="24"/>
+          <w:szCs w:val="24"/>
+        </w:rPr>
+        <w:t>se</w:t>
+      </w:r>
+      <w:proofErr w:type="spellEnd"/>
+      <w:r>
+        <w:rPr>
+          <w:rFonts w:ascii="Garamond" w:hAnsi="Garamond"/>
+          <w:sz w:val="24"/>
+          <w:szCs w:val="24"/>
+        </w:rPr>
+        <w:t xml:space="preserve"> si </w:t>
+      </w:r>
+      <w:proofErr w:type="spellStart"/>
+      <w:r>
+        <w:rPr>
+          <w:rFonts w:ascii="Garamond" w:hAnsi="Garamond"/>
+          <w:sz w:val="24"/>
+          <w:szCs w:val="24"/>
+        </w:rPr>
+        <w:t>queria</w:t>
+      </w:r>
+      <w:proofErr w:type="spellEnd"/>
+      <w:r>
+        <w:rPr>
+          <w:rFonts w:ascii="Garamond" w:hAnsi="Garamond"/>
+          <w:sz w:val="24"/>
+          <w:szCs w:val="24"/>
+        </w:rPr>
+        <w:t xml:space="preserve"> morir lejos, o estaría buscando una casa que </w:t>
+      </w:r>
+      <w:proofErr w:type="spellStart"/>
+      <w:r>
+        <w:rPr>
+          <w:rFonts w:ascii="Garamond" w:hAnsi="Garamond"/>
+          <w:sz w:val="24"/>
+          <w:szCs w:val="24"/>
+        </w:rPr>
+        <w:t>jamas</w:t>
+      </w:r>
+      <w:proofErr w:type="spellEnd"/>
+      <w:r>
+        <w:rPr>
+          <w:rFonts w:ascii="Garamond" w:hAnsi="Garamond"/>
+          <w:sz w:val="24"/>
+          <w:szCs w:val="24"/>
+        </w:rPr>
+        <w:t xml:space="preserve"> encontraría</w:t>
+      </w:r>
+    </w:p>
+    <w:p>
+      <w:pPr>
+        <w:spacing w:line="276" w:lineRule="auto"/>
+        <w:jc w:val="both"/>
+        <w:rPr>
+          <w:rFonts w:ascii="Garamond" w:hAnsi="Garamond"/>
+          <w:sz w:val="24"/>
+          <w:szCs w:val="24"/>
+        </w:rPr>
+      </w:pPr>
+    </w:p>
+    <w:p>
+      <w:pPr>
+        <w:spacing w:line="276" w:lineRule="auto"/>
+        <w:jc w:val="both"/>
+        <w:rPr>
+          <w:rFonts w:ascii="Garamond" w:hAnsi="Garamond"/>
+          <w:sz w:val="24"/>
+          <w:szCs w:val="24"/>
+        </w:rPr>
+      </w:pPr>
+    </w:p>
+    <w:p>
+      <w:pPr>
+        <w:spacing w:line="276" w:lineRule="auto"/>
+        <w:jc w:val="both"/>
+        <w:rPr>
+          <w:rFonts w:ascii="Garamond" w:hAnsi="Garamond"/>
+          <w:sz w:val="24"/>
+          <w:szCs w:val="24"/>
+        </w:rPr>
+      </w:pPr>
+      <w:r>
+        <w:rPr>
+          <w:rFonts w:ascii="Garamond" w:hAnsi="Garamond"/>
+          <w:sz w:val="24"/>
+          <w:szCs w:val="24"/>
+        </w:rPr>
+        <w:t>Dato 1</w:t>
+      </w:r>
+    </w:p>
+    <w:p>
+      <w:pPr>
+        <w:spacing w:line="276" w:lineRule="auto"/>
+        <w:jc w:val="both"/>
+        <w:rPr>
+          <w:rFonts w:ascii="Garamond" w:hAnsi="Garamond"/>
+          <w:sz w:val="24"/>
+          <w:szCs w:val="24"/>
+        </w:rPr>
+      </w:pPr>
+      <w:r>
+        <w:rPr>
+          <w:rFonts w:ascii="Garamond" w:hAnsi="Garamond"/>
+          <w:sz w:val="24"/>
+          <w:szCs w:val="24"/>
+        </w:rPr>
+        <w:t>El sonido: En medio de ese silencio de muerte que queda tras un deslave, ¿qué tan lejos se escuchó el ladrido? ¿Fue un ladrido de fuerza o un gemido que salía de la tierra?</w:t>
+      </w:r>
+    </w:p>
+    <w:p>
+      <w:pPr>
+        <w:spacing w:line="276" w:lineRule="auto"/>
+        <w:jc w:val="both"/>
+        <w:rPr>
+          <w:rFonts w:ascii="Garamond" w:hAnsi="Garamond"/>
+          <w:sz w:val="24"/>
+          <w:szCs w:val="24"/>
+        </w:rPr>
+      </w:pPr>
+    </w:p>
+    <w:p>
+      <w:pPr>
+        <w:spacing w:line="276" w:lineRule="auto"/>
+        <w:jc w:val="both"/>
+        <w:rPr>
+          <w:rFonts w:ascii="Garamond" w:hAnsi="Garamond"/>
+          <w:sz w:val="24"/>
+          <w:szCs w:val="24"/>
+        </w:rPr>
+      </w:pPr>
       <w:r>
         <w:rPr>
           <w:rFonts w:ascii="Garamond" w:hAnsi="Garamond"/>
@@ -7569,45 +9153,183 @@
           <w:szCs w:val="24"/>
         </w:rPr>
         <w:lastRenderedPageBreak/>
-        <w:t>estado natural era la humedad absoluta, y el cuerpo ya no encontraba la forma de entrar en calor. Con la ropa pegada a la piel y los músculos entumecidos, fijamos la mirada en el horizonte: a menos de cien metros de distancia, al final de una calle que se abría paso entre los escombros, se divisaba la entrada de un edificio en la avenida La Playa. Aquella estructura era nuestro puerto final. Sabíamos que, si lográbamos cruzar ese último tramo de calle recta y entrar en aquel portal, finalmente estaríamos a salvo de toda esta locura."</w:t>
-      </w:r>
-    </w:p>
-    <w:p>
-      <w:pPr>
-        <w:spacing w:line="276" w:lineRule="auto"/>
-        <w:jc w:val="both"/>
-        <w:rPr>
-          <w:rFonts w:ascii="Garamond" w:hAnsi="Garamond"/>
-          <w:sz w:val="24"/>
-          <w:szCs w:val="24"/>
-        </w:rPr>
-      </w:pPr>
-      <w:r>
-        <w:rPr>
-          <w:rFonts w:ascii="Garamond" w:hAnsi="Garamond"/>
-          <w:sz w:val="24"/>
-          <w:szCs w:val="24"/>
-        </w:rPr>
-        <w:t>A pesar de que aquel último refugio todavía se mantenía en pie y nos ofrecía un respiro, la angustia nos roía por dentro. No podíamos permitirnos el lujo de la calma. Sabíamos que permanecer mucho tiempo allí era una apuesta suicida contra la naturaleza; el hecho de que la estructura no se hubiera derrumbado aún no era una garantía, sino una tregua temporal. El suelo bajo nosotros era incierto y el rugido de la montaña nos recordaba que cada minuto ganado a la intemperie era un minuto que le robábamos a la tragedia. Teníamos que movernos, y teníamos que hacerlo a la brevedad posible.</w:t>
-      </w:r>
-    </w:p>
-    <w:p>
-      <w:pPr>
-        <w:spacing w:line="276" w:lineRule="auto"/>
-        <w:jc w:val="both"/>
-        <w:rPr>
-          <w:rFonts w:ascii="Garamond" w:hAnsi="Garamond"/>
-          <w:sz w:val="24"/>
-          <w:szCs w:val="24"/>
-        </w:rPr>
-      </w:pPr>
-      <w:r>
-        <w:rPr>
-          <w:rFonts w:ascii="Garamond" w:hAnsi="Garamond"/>
-          <w:sz w:val="24"/>
-          <w:szCs w:val="24"/>
-        </w:rPr>
-        <w:t xml:space="preserve">En realidad, a pesar del caos que nos rodeaba, me invadía una serenidad extraña. Me sentía profundamente agradecido con el Todopoderoso por habernos concedido a mi familia y a mí el milagro de permanecer con vida, aunque solo fuera por un par de horas más. Había dejado de proyectar el miedo hacia lo que vendría; en su lugar, quería habitar cada uno de esos nuevos instantes con la mayor intensidad posible. Cada </w:t>
+        <w:t>La liberación: Dices que forzaste unas rejas. ¿</w:t>
+      </w:r>
+      <w:proofErr w:type="spellStart"/>
+      <w:r>
+        <w:rPr>
+          <w:rFonts w:ascii="Garamond" w:hAnsi="Garamond"/>
+          <w:sz w:val="24"/>
+          <w:szCs w:val="24"/>
+        </w:rPr>
+        <w:t>Pirruña</w:t>
+      </w:r>
+      <w:proofErr w:type="spellEnd"/>
+      <w:r>
+        <w:rPr>
+          <w:rFonts w:ascii="Garamond" w:hAnsi="Garamond"/>
+          <w:sz w:val="24"/>
+          <w:szCs w:val="24"/>
+        </w:rPr>
+        <w:t xml:space="preserve"> estaba atrapada bajo una platabanda o en un hueco de aire que quedó entre el lodo y lo que fue tu casa?</w:t>
+      </w:r>
+    </w:p>
+    <w:p>
+      <w:pPr>
+        <w:spacing w:line="276" w:lineRule="auto"/>
+        <w:jc w:val="both"/>
+        <w:rPr>
+          <w:rFonts w:ascii="Garamond" w:hAnsi="Garamond"/>
+          <w:sz w:val="24"/>
+          <w:szCs w:val="24"/>
+        </w:rPr>
+      </w:pPr>
+    </w:p>
+    <w:p>
+      <w:pPr>
+        <w:spacing w:line="276" w:lineRule="auto"/>
+        <w:jc w:val="both"/>
+        <w:rPr>
+          <w:rFonts w:ascii="Garamond" w:hAnsi="Garamond"/>
+          <w:sz w:val="24"/>
+          <w:szCs w:val="24"/>
+        </w:rPr>
+      </w:pPr>
+      <w:r>
+        <w:rPr>
+          <w:rFonts w:ascii="Garamond" w:hAnsi="Garamond"/>
+          <w:sz w:val="24"/>
+          <w:szCs w:val="24"/>
+        </w:rPr>
+        <w:t>El reencuentro físico: Cuando te lamió la mano, ¿cómo sentiste su piel? ¿Estaba llena de barro seco, lastimada?</w:t>
+      </w:r>
+    </w:p>
+    <w:p>
+      <w:pPr>
+        <w:spacing w:line="276" w:lineRule="auto"/>
+        <w:jc w:val="both"/>
+        <w:rPr>
+          <w:rFonts w:ascii="Garamond" w:hAnsi="Garamond"/>
+          <w:sz w:val="24"/>
+          <w:szCs w:val="24"/>
+        </w:rPr>
+      </w:pPr>
+    </w:p>
+    <w:p>
+      <w:pPr>
+        <w:spacing w:line="276" w:lineRule="auto"/>
+        <w:jc w:val="both"/>
+        <w:rPr>
+          <w:rFonts w:ascii="Garamond" w:hAnsi="Garamond"/>
+          <w:sz w:val="24"/>
+          <w:szCs w:val="24"/>
+        </w:rPr>
+      </w:pPr>
+      <w:r>
+        <w:rPr>
+          <w:rFonts w:ascii="Garamond" w:hAnsi="Garamond"/>
+          <w:sz w:val="24"/>
+          <w:szCs w:val="24"/>
+        </w:rPr>
+        <w:t>La huida: Ese momento en que corre y no vuelve... ¿Hacia dónde corrió? ¿Hacia la montaña o hacia el mar?</w:t>
+      </w:r>
+    </w:p>
+    <w:p>
+      <w:pPr>
+        <w:spacing w:line="276" w:lineRule="auto"/>
+        <w:jc w:val="both"/>
+        <w:rPr>
+          <w:rFonts w:ascii="Garamond" w:hAnsi="Garamond"/>
+          <w:sz w:val="24"/>
+          <w:szCs w:val="24"/>
+        </w:rPr>
+      </w:pPr>
+    </w:p>
+    <w:p>
+      <w:pPr>
+        <w:spacing w:line="276" w:lineRule="auto"/>
+        <w:jc w:val="both"/>
+        <w:rPr>
+          <w:rFonts w:ascii="Garamond" w:hAnsi="Garamond"/>
+          <w:sz w:val="24"/>
+          <w:szCs w:val="24"/>
+        </w:rPr>
+      </w:pPr>
+      <w:r>
+        <w:rPr>
+          <w:rFonts w:ascii="Garamond" w:hAnsi="Garamond"/>
+          <w:sz w:val="24"/>
+          <w:szCs w:val="24"/>
+        </w:rPr>
+        <w:t>Dato 2</w:t>
+      </w:r>
+    </w:p>
+    <w:p>
+      <w:pPr>
+        <w:spacing w:line="276" w:lineRule="auto"/>
+        <w:jc w:val="both"/>
+        <w:rPr>
+          <w:rFonts w:ascii="Garamond" w:hAnsi="Garamond"/>
+          <w:sz w:val="24"/>
+          <w:szCs w:val="24"/>
+        </w:rPr>
+      </w:pPr>
+      <w:r>
+        <w:rPr>
+          <w:rFonts w:ascii="Garamond" w:hAnsi="Garamond"/>
+          <w:sz w:val="24"/>
+          <w:szCs w:val="24"/>
+        </w:rPr>
+        <w:t>Resulta una ironía cruel pensar que el río que nos asediaba lleva el nombre de San Julián, el santo hospitalario que dedicó su vida a rescatar viajeros en ríos peligrosos y patrón de quienes, como mi familia, brindan refugio y posada. Aquel día, el río San Julián traicionó su nombre, convirtiéndose en un verdugo para los que buscábamos su protección.</w:t>
+      </w:r>
+    </w:p>
+    <w:p>
+      <w:pPr>
+        <w:spacing w:line="276" w:lineRule="auto"/>
+        <w:jc w:val="both"/>
+        <w:rPr>
+          <w:rFonts w:ascii="Garamond" w:hAnsi="Garamond"/>
+          <w:sz w:val="24"/>
+          <w:szCs w:val="24"/>
+        </w:rPr>
+      </w:pPr>
+    </w:p>
+    <w:p>
+      <w:pPr>
+        <w:spacing w:line="276" w:lineRule="auto"/>
+        <w:jc w:val="both"/>
+        <w:rPr>
+          <w:rFonts w:ascii="Garamond" w:hAnsi="Garamond"/>
+          <w:sz w:val="24"/>
+          <w:szCs w:val="24"/>
+        </w:rPr>
+      </w:pPr>
+      <w:r>
+        <w:rPr>
+          <w:rFonts w:ascii="Garamond" w:hAnsi="Garamond"/>
+          <w:sz w:val="24"/>
+          <w:szCs w:val="24"/>
+        </w:rPr>
+        <w:t>Dato 3</w:t>
+      </w:r>
+    </w:p>
+    <w:p>
+      <w:pPr>
+        <w:spacing w:line="276" w:lineRule="auto"/>
+        <w:jc w:val="both"/>
+        <w:rPr>
+          <w:rFonts w:ascii="Garamond" w:hAnsi="Garamond"/>
+          <w:sz w:val="24"/>
+          <w:szCs w:val="24"/>
+        </w:rPr>
+      </w:pPr>
+      <w:r>
+        <w:rPr>
+          <w:rFonts w:ascii="Garamond" w:hAnsi="Garamond"/>
+          <w:sz w:val="24"/>
+          <w:szCs w:val="24"/>
+        </w:rPr>
+        <w:t xml:space="preserve">El río San Julián es lo que los geólogos llaman un río de "respuesta rápida". Debido a la inclinación de la montaña (el Ávila cae casi verticalmente hacia el mar), el agua no tiene tiempo de filtrarse; baja con una energía cinética brutal. En 1999, el río San Julián no solo trajo agua, sino que su cuenca </w:t>
       </w:r>
       <w:r>
         <w:rPr>
@@ -7616,26 +9338,275 @@
           <w:szCs w:val="24"/>
         </w:rPr>
         <w:lastRenderedPageBreak/>
-        <w:t>respiración, cada mirada a los míos y cada paso, por difícil que fuera, se sentía como un regalo adicional, un tiempo prestado que estaba decidido a vivir con absoluta consciencia.</w:t>
-      </w:r>
-    </w:p>
-    <w:p>
-      <w:pPr>
-        <w:spacing w:line="276" w:lineRule="auto"/>
-        <w:jc w:val="both"/>
-        <w:rPr>
-          <w:rFonts w:ascii="Garamond" w:hAnsi="Garamond"/>
-          <w:sz w:val="24"/>
-          <w:szCs w:val="24"/>
-        </w:rPr>
-      </w:pPr>
-      <w:r>
-        <w:rPr>
-          <w:rFonts w:ascii="Garamond" w:hAnsi="Garamond"/>
-          <w:sz w:val="24"/>
-          <w:szCs w:val="24"/>
-        </w:rPr>
-        <w:t xml:space="preserve">Cerca de las 4:45 de la tarde, cuando el agotamiento nos hacía pensar que aquel calvario sería eterno, ocurrió el milagro: la fuerza de la lluvia comenzó a disminuir. Aprovechando esa ventana de oportunidad, mis vecinas </w:t>
+        <w:t>se saturó tanto que "explotó", trayendo rocas (aludes torrenciales) de hasta 400 toneladas.</w:t>
+      </w:r>
+    </w:p>
+    <w:p>
+      <w:pPr>
+        <w:spacing w:line="276" w:lineRule="auto"/>
+        <w:jc w:val="both"/>
+        <w:rPr>
+          <w:rFonts w:ascii="Garamond" w:hAnsi="Garamond"/>
+          <w:sz w:val="24"/>
+          <w:szCs w:val="24"/>
+        </w:rPr>
+      </w:pPr>
+    </w:p>
+    <w:p>
+      <w:pPr>
+        <w:spacing w:line="276" w:lineRule="auto"/>
+        <w:jc w:val="both"/>
+        <w:rPr>
+          <w:rFonts w:ascii="Garamond" w:hAnsi="Garamond"/>
+          <w:sz w:val="24"/>
+          <w:szCs w:val="24"/>
+        </w:rPr>
+      </w:pPr>
+      <w:r>
+        <w:rPr>
+          <w:rFonts w:ascii="Garamond" w:hAnsi="Garamond"/>
+          <w:sz w:val="24"/>
+          <w:szCs w:val="24"/>
+        </w:rPr>
+        <w:t>Dato 4</w:t>
+      </w:r>
+    </w:p>
+    <w:p>
+      <w:pPr>
+        <w:spacing w:line="276" w:lineRule="auto"/>
+        <w:jc w:val="both"/>
+        <w:rPr>
+          <w:rFonts w:ascii="Garamond" w:hAnsi="Garamond"/>
+          <w:sz w:val="24"/>
+          <w:szCs w:val="24"/>
+        </w:rPr>
+      </w:pPr>
+      <w:r>
+        <w:rPr>
+          <w:rFonts w:ascii="Garamond" w:hAnsi="Garamond"/>
+          <w:sz w:val="24"/>
+          <w:szCs w:val="24"/>
+        </w:rPr>
+        <w:t>1. ¿Quién fue San Julián? (El Santo)</w:t>
+      </w:r>
+    </w:p>
+    <w:p>
+      <w:pPr>
+        <w:spacing w:line="276" w:lineRule="auto"/>
+        <w:jc w:val="both"/>
+        <w:rPr>
+          <w:rFonts w:ascii="Garamond" w:hAnsi="Garamond"/>
+          <w:sz w:val="24"/>
+          <w:szCs w:val="24"/>
+        </w:rPr>
+      </w:pPr>
+      <w:r>
+        <w:rPr>
+          <w:rFonts w:ascii="Garamond" w:hAnsi="Garamond"/>
+          <w:sz w:val="24"/>
+          <w:szCs w:val="24"/>
+        </w:rPr>
+        <w:t>Existen varios santos con este nombre, pero el más venerado en el contexto hispano y el que probablemente da nombre a accidentes geográficos es San Julián el Hospitalario.</w:t>
+      </w:r>
+    </w:p>
+    <w:p>
+      <w:pPr>
+        <w:spacing w:line="276" w:lineRule="auto"/>
+        <w:jc w:val="both"/>
+        <w:rPr>
+          <w:rFonts w:ascii="Garamond" w:hAnsi="Garamond"/>
+          <w:sz w:val="24"/>
+          <w:szCs w:val="24"/>
+        </w:rPr>
+      </w:pPr>
+    </w:p>
+    <w:p>
+      <w:pPr>
+        <w:spacing w:line="276" w:lineRule="auto"/>
+        <w:jc w:val="both"/>
+        <w:rPr>
+          <w:rFonts w:ascii="Garamond" w:hAnsi="Garamond"/>
+          <w:sz w:val="24"/>
+          <w:szCs w:val="24"/>
+        </w:rPr>
+      </w:pPr>
+      <w:r>
+        <w:rPr>
+          <w:rFonts w:ascii="Garamond" w:hAnsi="Garamond"/>
+          <w:sz w:val="24"/>
+          <w:szCs w:val="24"/>
+        </w:rPr>
+        <w:t>Su historia: La leyenda cuenta que Julián, tras una tragedia personal muy grave (mató accidentalmente a sus padres por una confusión), dedicó el resto de su vida a la penitencia y a la caridad.</w:t>
+      </w:r>
+    </w:p>
+    <w:p>
+      <w:pPr>
+        <w:spacing w:line="276" w:lineRule="auto"/>
+        <w:jc w:val="both"/>
+        <w:rPr>
+          <w:rFonts w:ascii="Garamond" w:hAnsi="Garamond"/>
+          <w:sz w:val="24"/>
+          <w:szCs w:val="24"/>
+        </w:rPr>
+      </w:pPr>
+    </w:p>
+    <w:p>
+      <w:pPr>
+        <w:spacing w:line="276" w:lineRule="auto"/>
+        <w:jc w:val="both"/>
+        <w:rPr>
+          <w:rFonts w:ascii="Garamond" w:hAnsi="Garamond"/>
+          <w:sz w:val="24"/>
+          <w:szCs w:val="24"/>
+        </w:rPr>
+      </w:pPr>
+      <w:r>
+        <w:rPr>
+          <w:rFonts w:ascii="Garamond" w:hAnsi="Garamond"/>
+          <w:sz w:val="24"/>
+          <w:szCs w:val="24"/>
+        </w:rPr>
+        <w:t>Su labor: Se estableció a la orilla de un río caudaloso y peligroso que era muy difícil de cruzar. Allí construyó un hospital (refugio) y se dedicó a ayudar a los viajeros a cruzar el río, rescatando a quienes caían en sus aguas.</w:t>
+      </w:r>
+    </w:p>
+    <w:p>
+      <w:pPr>
+        <w:spacing w:line="276" w:lineRule="auto"/>
+        <w:jc w:val="both"/>
+        <w:rPr>
+          <w:rFonts w:ascii="Garamond" w:hAnsi="Garamond"/>
+          <w:sz w:val="24"/>
+          <w:szCs w:val="24"/>
+        </w:rPr>
+      </w:pPr>
+    </w:p>
+    <w:p>
+      <w:pPr>
+        <w:spacing w:line="276" w:lineRule="auto"/>
+        <w:jc w:val="both"/>
+        <w:rPr>
+          <w:rFonts w:ascii="Garamond" w:hAnsi="Garamond"/>
+          <w:sz w:val="24"/>
+          <w:szCs w:val="24"/>
+        </w:rPr>
+      </w:pPr>
+      <w:r>
+        <w:rPr>
+          <w:rFonts w:ascii="Garamond" w:hAnsi="Garamond"/>
+          <w:sz w:val="24"/>
+          <w:szCs w:val="24"/>
+        </w:rPr>
+        <w:t>Patronazgo: Es el santo patrón de los posaderos, hoteleros y viajeros.</w:t>
+      </w:r>
+    </w:p>
+    <w:p>
+      <w:pPr>
+        <w:spacing w:line="276" w:lineRule="auto"/>
+        <w:jc w:val="both"/>
+        <w:rPr>
+          <w:rFonts w:ascii="Garamond" w:hAnsi="Garamond"/>
+          <w:sz w:val="24"/>
+          <w:szCs w:val="24"/>
+        </w:rPr>
+      </w:pPr>
+    </w:p>
+    <w:p>
+      <w:pPr>
+        <w:spacing w:line="276" w:lineRule="auto"/>
+        <w:jc w:val="both"/>
+        <w:rPr>
+          <w:rFonts w:ascii="Garamond" w:hAnsi="Garamond"/>
+          <w:sz w:val="24"/>
+          <w:szCs w:val="24"/>
+        </w:rPr>
+      </w:pPr>
+      <w:r>
+        <w:rPr>
+          <w:rFonts w:ascii="Garamond" w:hAnsi="Garamond"/>
+          <w:sz w:val="24"/>
+          <w:szCs w:val="24"/>
+        </w:rPr>
+        <w:lastRenderedPageBreak/>
+        <w:t>Dato para tu libro: Es una ironía desgarradora que el río que arrasó con tu "hospitalidad" y tu labor de anfitrión lleve el nombre del santo patrón de los hoteleros y de los que ayudan a cruzar ríos.</w:t>
+      </w:r>
+    </w:p>
+    <w:p>
+      <w:pPr>
+        <w:spacing w:line="276" w:lineRule="auto"/>
+        <w:jc w:val="both"/>
+        <w:rPr>
+          <w:rFonts w:ascii="Garamond" w:hAnsi="Garamond"/>
+          <w:sz w:val="24"/>
+          <w:szCs w:val="24"/>
+        </w:rPr>
+      </w:pPr>
+    </w:p>
+    <w:p>
+      <w:pPr>
+        <w:spacing w:line="276" w:lineRule="auto"/>
+        <w:jc w:val="both"/>
+        <w:rPr>
+          <w:rFonts w:ascii="Garamond" w:hAnsi="Garamond"/>
+          <w:sz w:val="24"/>
+          <w:szCs w:val="24"/>
+        </w:rPr>
+      </w:pPr>
+      <w:r>
+        <w:rPr>
+          <w:rFonts w:ascii="Garamond" w:hAnsi="Garamond"/>
+          <w:sz w:val="24"/>
+          <w:szCs w:val="24"/>
+        </w:rPr>
+        <w:t>2. ¿Por qué el río se llama así?</w:t>
+      </w:r>
+    </w:p>
+    <w:p>
+      <w:pPr>
+        <w:spacing w:line="276" w:lineRule="auto"/>
+        <w:jc w:val="both"/>
+        <w:rPr>
+          <w:rFonts w:ascii="Garamond" w:hAnsi="Garamond"/>
+          <w:sz w:val="24"/>
+          <w:szCs w:val="24"/>
+        </w:rPr>
+      </w:pPr>
+      <w:r>
+        <w:rPr>
+          <w:rFonts w:ascii="Garamond" w:hAnsi="Garamond"/>
+          <w:sz w:val="24"/>
+          <w:szCs w:val="24"/>
+        </w:rPr>
+        <w:t>El nombre se lo dieron los colonizadores españoles. Era una costumbre común bautizar los ríos, pueblos y montañas según el santoral católico del día en que llegaban al lugar o en honor al santo patrón de la expedición.</w:t>
+      </w:r>
+    </w:p>
+    <w:p>
+      <w:pPr>
+        <w:spacing w:line="276" w:lineRule="auto"/>
+        <w:jc w:val="both"/>
+        <w:rPr>
+          <w:rFonts w:ascii="Garamond" w:hAnsi="Garamond"/>
+          <w:sz w:val="24"/>
+          <w:szCs w:val="24"/>
+        </w:rPr>
+      </w:pPr>
+    </w:p>
+    <w:p>
+      <w:pPr>
+        <w:spacing w:line="276" w:lineRule="auto"/>
+        <w:jc w:val="both"/>
+        <w:rPr>
+          <w:rFonts w:ascii="Garamond" w:hAnsi="Garamond"/>
+          <w:sz w:val="24"/>
+          <w:szCs w:val="24"/>
+        </w:rPr>
+      </w:pPr>
+      <w:r>
+        <w:rPr>
+          <w:rFonts w:ascii="Garamond" w:hAnsi="Garamond"/>
+          <w:sz w:val="24"/>
+          <w:szCs w:val="24"/>
+        </w:rPr>
+        <w:t>Origen del nombre en la zona: El río San Julián nace en las cumbres del Pico Naiguatá, en el Parque Nacional El Ávila (</w:t>
       </w:r>
       <w:proofErr w:type="spellStart"/>
       <w:r>
@@ -7644,7 +9615,7 @@
           <w:sz w:val="24"/>
           <w:szCs w:val="24"/>
         </w:rPr>
-        <w:t>Bellatriz</w:t>
+        <w:t>Waraira</w:t>
       </w:r>
       <w:proofErr w:type="spellEnd"/>
       <w:r>
@@ -7653,7 +9624,7 @@
           <w:sz w:val="24"/>
           <w:szCs w:val="24"/>
         </w:rPr>
-        <w:t xml:space="preserve"> y </w:t>
+        <w:t xml:space="preserve"> </w:t>
       </w:r>
       <w:proofErr w:type="spellStart"/>
       <w:r>
@@ -7662,7 +9633,7 @@
           <w:sz w:val="24"/>
           <w:szCs w:val="24"/>
         </w:rPr>
-        <w:t>Betelyé</w:t>
+        <w:t>Repano</w:t>
       </w:r>
       <w:proofErr w:type="spellEnd"/>
       <w:r>
@@ -7671,46 +9642,79 @@
           <w:sz w:val="24"/>
           <w:szCs w:val="24"/>
         </w:rPr>
-        <w:t>, junto a su madre y un par de personas más, conformaron el primer grupo de escape.</w:t>
-      </w:r>
-    </w:p>
-    <w:p>
-      <w:pPr>
-        <w:spacing w:line="276" w:lineRule="auto"/>
-        <w:jc w:val="both"/>
-        <w:rPr>
-          <w:rFonts w:ascii="Garamond" w:hAnsi="Garamond"/>
-          <w:sz w:val="24"/>
-          <w:szCs w:val="24"/>
-        </w:rPr>
-      </w:pPr>
-      <w:r>
-        <w:rPr>
-          <w:rFonts w:ascii="Garamond" w:hAnsi="Garamond"/>
-          <w:sz w:val="24"/>
-          <w:szCs w:val="24"/>
-        </w:rPr>
-        <w:t>Las vimos partir con el corazón en la mano, corriendo hacia la avenida La Playa en busca de una entrada segura en alguno de los edificios. Mientras tanto, el resto de nosotros permaneció en la azotea, observando cada uno de sus movimientos con una tensión insoportable, monitoreando el éxito de su incursión. Al pasar los minutos y ver que no regresaban, un sentimiento de alivio recorrió el grupo: supusimos que habían encontrado un refugio seguro. El camino estaba marcado; ahora nos tocaba a nosotros seguir sus pasos.</w:t>
-      </w:r>
-    </w:p>
-    <w:p>
-      <w:pPr>
-        <w:spacing w:line="276" w:lineRule="auto"/>
-        <w:jc w:val="both"/>
-        <w:rPr>
-          <w:rFonts w:ascii="Garamond" w:hAnsi="Garamond"/>
-          <w:sz w:val="24"/>
-          <w:szCs w:val="24"/>
-        </w:rPr>
-      </w:pPr>
-      <w:r>
-        <w:rPr>
-          <w:rFonts w:ascii="Garamond" w:hAnsi="Garamond"/>
-          <w:sz w:val="24"/>
-          <w:szCs w:val="24"/>
-        </w:rPr>
-        <w:t xml:space="preserve">Afortunadamente, la lluvia continuó perdiendo fuerza, dándonos el margen necesario para conformar el siguiente grupo de escape. Salí a explorar el terreno junto a Benjamín, su esposa Dayana y su hija. En el camino, ellos encontraron refugio en la casa de un conocido, pero yo seguí adelante, impulsado por una mezcla de urgencia y esperanza, hasta que </w:t>
-      </w:r>
+        <w:t>). Los españoles que exploraron la costa de Caraballeda y La Guaira en el siglo XVI mapearon estas cuencas.</w:t>
+      </w:r>
+    </w:p>
+    <w:p>
+      <w:pPr>
+        <w:spacing w:line="276" w:lineRule="auto"/>
+        <w:jc w:val="both"/>
+        <w:rPr>
+          <w:rFonts w:ascii="Garamond" w:hAnsi="Garamond"/>
+          <w:sz w:val="24"/>
+          <w:szCs w:val="24"/>
+        </w:rPr>
+      </w:pPr>
+    </w:p>
+    <w:p>
+      <w:pPr>
+        <w:spacing w:line="276" w:lineRule="auto"/>
+        <w:jc w:val="both"/>
+        <w:rPr>
+          <w:rFonts w:ascii="Garamond" w:hAnsi="Garamond"/>
+          <w:sz w:val="24"/>
+          <w:szCs w:val="24"/>
+        </w:rPr>
+      </w:pPr>
+      <w:r>
+        <w:rPr>
+          <w:rFonts w:ascii="Garamond" w:hAnsi="Garamond"/>
+          <w:sz w:val="24"/>
+          <w:szCs w:val="24"/>
+        </w:rPr>
+        <w:t>Relación con Caraballeda: La zona de Caraballeda (donde está Los Corales) fue fundada originalmente como Nuestra Señora de la Concepción de Caraballeda. Los ríos que bajaban de la montaña eran vitales para los cultivos de la época, y el San Julián era uno de los principales.</w:t>
+      </w:r>
+    </w:p>
+    <w:p>
+      <w:pPr>
+        <w:spacing w:line="276" w:lineRule="auto"/>
+        <w:jc w:val="both"/>
+        <w:rPr>
+          <w:rFonts w:ascii="Garamond" w:hAnsi="Garamond"/>
+          <w:sz w:val="24"/>
+          <w:szCs w:val="24"/>
+        </w:rPr>
+      </w:pPr>
+    </w:p>
+    <w:p>
+      <w:pPr>
+        <w:spacing w:line="276" w:lineRule="auto"/>
+        <w:jc w:val="both"/>
+        <w:rPr>
+          <w:rFonts w:ascii="Garamond" w:hAnsi="Garamond"/>
+          <w:sz w:val="24"/>
+          <w:szCs w:val="24"/>
+        </w:rPr>
+      </w:pPr>
+      <w:r>
+        <w:rPr>
+          <w:rFonts w:ascii="Garamond" w:hAnsi="Garamond"/>
+          <w:sz w:val="24"/>
+          <w:szCs w:val="24"/>
+        </w:rPr>
+        <w:t>Estructura Final Sugerida</w:t>
+      </w:r>
+    </w:p>
+    <w:p>
+      <w:pPr>
+        <w:spacing w:line="276" w:lineRule="auto"/>
+        <w:jc w:val="both"/>
+        <w:rPr>
+          <w:rFonts w:ascii="Garamond" w:hAnsi="Garamond"/>
+          <w:sz w:val="24"/>
+          <w:szCs w:val="24"/>
+        </w:rPr>
+      </w:pPr>
       <w:r>
         <w:rPr>
           <w:rFonts w:ascii="Garamond" w:hAnsi="Garamond"/>
@@ -7718,1459 +9722,6 @@
           <w:szCs w:val="24"/>
         </w:rPr>
         <w:lastRenderedPageBreak/>
-        <w:t>mis pies finalmente tocaron el umbral de un edificio en la avenida La Playa.</w:t>
-      </w:r>
-    </w:p>
-    <w:p>
-      <w:pPr>
-        <w:spacing w:line="276" w:lineRule="auto"/>
-        <w:jc w:val="both"/>
-        <w:rPr>
-          <w:rFonts w:ascii="Garamond" w:hAnsi="Garamond"/>
-          <w:sz w:val="24"/>
-          <w:szCs w:val="24"/>
-        </w:rPr>
-      </w:pPr>
-      <w:r>
-        <w:rPr>
-          <w:rFonts w:ascii="Garamond" w:hAnsi="Garamond"/>
-          <w:sz w:val="24"/>
-          <w:szCs w:val="24"/>
-        </w:rPr>
-        <w:t>Al confirmar que el trayecto era seguro y que la salvación estaba al alcance de la mano, di media vuelta y regresé corriendo por donde vine. Creo que casi lloro, pero no eran de miedo, sino de una emoción incontenible. Mientras corría de vuelta, agitaba los brazos y hacía señas al resto del grupo que nos observaba desde la azotea. Aquel era el momento: el camino estaba abierto y la vida nos esperaba a pocos metros de distancia.</w:t>
-      </w:r>
-    </w:p>
-    <w:p>
-      <w:pPr>
-        <w:spacing w:line="276" w:lineRule="auto"/>
-        <w:jc w:val="both"/>
-        <w:rPr>
-          <w:rFonts w:ascii="Garamond" w:hAnsi="Garamond"/>
-          <w:sz w:val="24"/>
-          <w:szCs w:val="24"/>
-        </w:rPr>
-      </w:pPr>
-      <w:r>
-        <w:rPr>
-          <w:rFonts w:ascii="Garamond" w:hAnsi="Garamond"/>
-          <w:sz w:val="24"/>
-          <w:szCs w:val="24"/>
-        </w:rPr>
-        <w:t>Bajo mi señal, el resto del grupo descendió y nos lanzamos todos, con la rapidez que nuestras mermadas fuerzas permitían, hacia la seguridad del edificio. Al cruzar el umbral, el recibimiento fue sencillamente asombroso. No entramos como desconocidos o refugiados molestos; nos acogieron como si hubieran estado esperando nuestra llegada durante todo el día. Aquella hospitalidad, tan calurosa y generosa, nos devolvió en un instante la sensación de humanidad que el desastre nos había arrebatado. Allí, entre paredes sólidas y rostros amigables, supimos que la pesadilla del trayecto finalmente había terminado.</w:t>
-      </w:r>
-    </w:p>
-    <w:p>
-      <w:pPr>
-        <w:spacing w:line="276" w:lineRule="auto"/>
-        <w:jc w:val="both"/>
-        <w:rPr>
-          <w:rFonts w:ascii="Garamond" w:hAnsi="Garamond"/>
-          <w:sz w:val="24"/>
-          <w:szCs w:val="24"/>
-        </w:rPr>
-      </w:pPr>
-      <w:r>
-        <w:rPr>
-          <w:rFonts w:ascii="Garamond" w:hAnsi="Garamond"/>
-          <w:sz w:val="24"/>
-          <w:szCs w:val="24"/>
-        </w:rPr>
-        <w:t xml:space="preserve">¡Dios mío, no lo puedo creer! Al fin… al fin estábamos en un lugar seguro. Al sentir el suelo firme y seco bajo mis pies, la realidad de nuestra supervivencia me golpeó con toda su fuerza. El rugido del deslave, aunque seguía allí afuera, se sentía por primera vez distante gracias a la solidez de aquellas paredes de concreto. En ese instante, el peso de la </w:t>
-      </w:r>
-      <w:r>
-        <w:rPr>
-          <w:rFonts w:ascii="Garamond" w:hAnsi="Garamond"/>
-          <w:sz w:val="24"/>
-          <w:szCs w:val="24"/>
-        </w:rPr>
-        <w:lastRenderedPageBreak/>
-        <w:t>responsabilidad, el frío de la lluvia y el terror de las últimas horas se transformaron en un alivio tan profundo que me costaba asimilarlo. Habíamos cruzado la línea; estábamos vivos.</w:t>
-      </w:r>
-    </w:p>
-    <w:p>
-      <w:pPr>
-        <w:spacing w:line="276" w:lineRule="auto"/>
-        <w:jc w:val="both"/>
-        <w:rPr>
-          <w:rFonts w:ascii="Garamond" w:hAnsi="Garamond"/>
-          <w:sz w:val="24"/>
-          <w:szCs w:val="24"/>
-        </w:rPr>
-      </w:pPr>
-      <w:r>
-        <w:rPr>
-          <w:rFonts w:ascii="Garamond" w:hAnsi="Garamond"/>
-          <w:sz w:val="24"/>
-          <w:szCs w:val="24"/>
-        </w:rPr>
-        <w:t xml:space="preserve">Cerca de las 05:30 de la tarde, el grupo entero se encontraba al fin bajo el amparo y la generosidad de los habitantes del edificio. La meta, aquella que parecía </w:t>
-      </w:r>
-      <w:proofErr w:type="gramStart"/>
-      <w:r>
-        <w:rPr>
-          <w:rFonts w:ascii="Garamond" w:hAnsi="Garamond"/>
-          <w:sz w:val="24"/>
-          <w:szCs w:val="24"/>
-        </w:rPr>
-        <w:t>inalcanzable horas</w:t>
-      </w:r>
-      <w:proofErr w:type="gramEnd"/>
-      <w:r>
-        <w:rPr>
-          <w:rFonts w:ascii="Garamond" w:hAnsi="Garamond"/>
-          <w:sz w:val="24"/>
-          <w:szCs w:val="24"/>
-        </w:rPr>
-        <w:t xml:space="preserve"> atrás, estaba cumplida. Solo entonces, con el cuerpo a salvo y el suelo firme bajo nosotros, llegó el momento de descansar y, sobre todo, de llorar.</w:t>
-      </w:r>
-    </w:p>
-    <w:p>
-      <w:pPr>
-        <w:spacing w:line="276" w:lineRule="auto"/>
-        <w:jc w:val="both"/>
-        <w:rPr>
-          <w:rFonts w:ascii="Garamond" w:hAnsi="Garamond"/>
-          <w:sz w:val="24"/>
-          <w:szCs w:val="24"/>
-        </w:rPr>
-      </w:pPr>
-      <w:r>
-        <w:rPr>
-          <w:rFonts w:ascii="Garamond" w:hAnsi="Garamond"/>
-          <w:sz w:val="24"/>
-          <w:szCs w:val="24"/>
-        </w:rPr>
-        <w:t>Fue un llanto incontenible y necesario; llorábamos por múltiples motivos que se agolpaban en el pecho. Llorábamos por la pérdida irreparable de los seres queridos, por la alegría abrumadora de seguir con vida y por cada uno de los instantes traumáticos que nos había tocado sortear. En medio de esa paz recién hallada, nuestras lágrimas eran el único lenguaje posible para expresar el dolor y el alivio de haber sobrevivido al día más largo de nuestras vidas.</w:t>
-      </w:r>
-    </w:p>
-    <w:p>
-      <w:pPr>
-        <w:spacing w:line="276" w:lineRule="auto"/>
-        <w:jc w:val="both"/>
-        <w:rPr>
-          <w:rFonts w:ascii="Garamond" w:hAnsi="Garamond"/>
-          <w:sz w:val="24"/>
-          <w:szCs w:val="24"/>
-        </w:rPr>
-      </w:pPr>
-      <w:r>
-        <w:rPr>
-          <w:rFonts w:ascii="Garamond" w:hAnsi="Garamond"/>
-          <w:sz w:val="24"/>
-          <w:szCs w:val="24"/>
-        </w:rPr>
-        <w:t>Sin embargo, la pesadilla estaba lejos de terminar. Apenas cerrábamos un capítulo para abrir otro más incierto: comenzaba la segunda fase de nuestra odisea. El desafío ahora era escapar del estado Vargas, un territorio que, tras el colapso total, se estaba transformando rápidamente en un pueblo sin ley. Habíamos vencido al lodo y a la montaña, pero ahora debíamos enfrentarnos a la desesperación y al caos de una sociedad herida. Pero esa... esa es otra historia.</w:t>
-      </w:r>
-    </w:p>
-    <w:p>
-      <w:pPr>
-        <w:spacing w:line="276" w:lineRule="auto"/>
-        <w:jc w:val="both"/>
-        <w:rPr>
-          <w:rFonts w:ascii="Garamond" w:hAnsi="Garamond"/>
-          <w:sz w:val="24"/>
-          <w:szCs w:val="24"/>
-        </w:rPr>
-      </w:pPr>
-      <w:r>
-        <w:rPr>
-          <w:rFonts w:ascii="Garamond" w:hAnsi="Garamond"/>
-          <w:sz w:val="24"/>
-          <w:szCs w:val="24"/>
-        </w:rPr>
-        <w:lastRenderedPageBreak/>
-        <w:t>A pesar de todo el horror vivido, me invadía una felicidad profunda y serena: estábamos vivos, y estábamos juntos. Mis padres, mi hermano y yo habíamos logrado cruzar el infierno de la mano. Esa noche, la madre de Víctor Domínguez —amigo de la infancia de mi hermano Abelardo— le prestó un apartamento a mi madre. Dormimos en el piso pelado, sin mantas ni almohadas, pero con la certeza de que las paredes no se derrumbarían. Aquel suelo frío fue para mí el refugio más cálido del mundo; creo, sin temor a equivocarme, que fue una de las mejores noches de mi existencia. No necesitaba nada más que el sonido de la respiración de los míos para saber que, por ahora, le habíamos ganado la partida a la muerte.</w:t>
-      </w:r>
-    </w:p>
-    <w:p>
-      <w:pPr>
-        <w:spacing w:line="276" w:lineRule="auto"/>
-        <w:jc w:val="both"/>
-        <w:rPr>
-          <w:rFonts w:ascii="Garamond" w:hAnsi="Garamond"/>
-          <w:sz w:val="24"/>
-          <w:szCs w:val="24"/>
-        </w:rPr>
-      </w:pPr>
-      <w:r>
-        <w:rPr>
-          <w:rFonts w:ascii="Garamond" w:hAnsi="Garamond"/>
-          <w:sz w:val="24"/>
-          <w:szCs w:val="24"/>
-        </w:rPr>
-        <w:t>Borrón y cuenta nueva. Aquellas navidades de 1999 fueron, sin duda, las más tristes de mi vida. En un solo día, mi saldo material quedó en negativo: perdí mi casa, mi carro, todas mis pertenencias y, por si fuera poco, hasta la democracia del país pareció deslizarse por el barranco junto a nuestras vidas.</w:t>
-      </w:r>
-    </w:p>
-    <w:p>
-      <w:pPr>
-        <w:spacing w:line="276" w:lineRule="auto"/>
-        <w:jc w:val="both"/>
-        <w:rPr>
-          <w:rFonts w:ascii="Garamond" w:hAnsi="Garamond"/>
-          <w:sz w:val="24"/>
-          <w:szCs w:val="24"/>
-        </w:rPr>
-      </w:pPr>
-      <w:r>
-        <w:rPr>
-          <w:rFonts w:ascii="Garamond" w:hAnsi="Garamond"/>
-          <w:sz w:val="24"/>
-          <w:szCs w:val="24"/>
-        </w:rPr>
-        <w:t>Sin embargo, mirándolo desde una perspectiva casi estoica, la tragedia me otorgó una libertad absoluta y aterradora. Ya no tenía que pintar mi casa, ya no tenía que preocuparme por el mantenimiento de mi vehículo, ya no tenía ataduras materiales que me retuvieran. Estaba desnudo frente al destino, ligero de equipaje y listo para recomenzar desde cero. El barro se lo había llevado todo, pero me había dejado la vida. Borrón y cuenta nueva.</w:t>
-      </w:r>
-    </w:p>
-    <w:p>
-      <w:pPr>
-        <w:spacing w:line="276" w:lineRule="auto"/>
-        <w:jc w:val="both"/>
-        <w:rPr>
-          <w:rFonts w:ascii="Garamond" w:hAnsi="Garamond"/>
-          <w:sz w:val="24"/>
-          <w:szCs w:val="24"/>
-        </w:rPr>
-      </w:pPr>
-    </w:p>
-    <w:p>
-      <w:pPr>
-        <w:spacing w:line="276" w:lineRule="auto"/>
-        <w:jc w:val="both"/>
-        <w:rPr>
-          <w:rFonts w:ascii="Garamond" w:hAnsi="Garamond"/>
-          <w:sz w:val="24"/>
-          <w:szCs w:val="24"/>
-        </w:rPr>
-      </w:pPr>
-    </w:p>
-    <w:p>
-      <w:pPr>
-        <w:spacing w:line="276" w:lineRule="auto"/>
-        <w:jc w:val="both"/>
-        <w:rPr>
-          <w:rFonts w:ascii="Garamond" w:hAnsi="Garamond"/>
-          <w:sz w:val="24"/>
-          <w:szCs w:val="24"/>
-        </w:rPr>
-      </w:pPr>
-    </w:p>
-    <w:p>
-      <w:pPr>
-        <w:spacing w:line="276" w:lineRule="auto"/>
-        <w:jc w:val="both"/>
-        <w:rPr>
-          <w:rFonts w:ascii="Garamond" w:hAnsi="Garamond"/>
-          <w:sz w:val="24"/>
-          <w:szCs w:val="24"/>
-        </w:rPr>
-      </w:pPr>
-    </w:p>
-    <w:p>
-      <w:pPr>
-        <w:spacing w:line="276" w:lineRule="auto"/>
-        <w:jc w:val="both"/>
-        <w:rPr>
-          <w:rFonts w:ascii="Garamond" w:hAnsi="Garamond"/>
-          <w:sz w:val="24"/>
-          <w:szCs w:val="24"/>
-        </w:rPr>
-      </w:pPr>
-    </w:p>
-    <w:p>
-      <w:pPr>
-        <w:spacing w:line="276" w:lineRule="auto"/>
-        <w:jc w:val="both"/>
-        <w:rPr>
-          <w:rFonts w:ascii="Garamond" w:hAnsi="Garamond"/>
-          <w:sz w:val="24"/>
-          <w:szCs w:val="24"/>
-        </w:rPr>
-      </w:pPr>
-      <w:r>
-        <w:rPr>
-          <w:rFonts w:ascii="Garamond" w:hAnsi="Garamond"/>
-          <w:sz w:val="24"/>
-          <w:szCs w:val="24"/>
-        </w:rPr>
-        <w:t xml:space="preserve">Sobre </w:t>
-      </w:r>
-      <w:proofErr w:type="spellStart"/>
-      <w:r>
-        <w:rPr>
-          <w:rFonts w:ascii="Garamond" w:hAnsi="Garamond"/>
-          <w:sz w:val="24"/>
-          <w:szCs w:val="24"/>
-        </w:rPr>
-        <w:t>Pirruña</w:t>
-      </w:r>
-      <w:proofErr w:type="spellEnd"/>
-      <w:r>
-        <w:rPr>
-          <w:rFonts w:ascii="Garamond" w:hAnsi="Garamond"/>
-          <w:sz w:val="24"/>
-          <w:szCs w:val="24"/>
-        </w:rPr>
-        <w:t>:</w:t>
-      </w:r>
-    </w:p>
-    <w:p>
-      <w:pPr>
-        <w:spacing w:line="276" w:lineRule="auto"/>
-        <w:jc w:val="both"/>
-        <w:rPr>
-          <w:rFonts w:ascii="Garamond" w:hAnsi="Garamond"/>
-          <w:sz w:val="24"/>
-          <w:szCs w:val="24"/>
-        </w:rPr>
-      </w:pPr>
-      <w:r>
-        <w:rPr>
-          <w:rFonts w:ascii="Garamond" w:hAnsi="Garamond"/>
-          <w:sz w:val="24"/>
-          <w:szCs w:val="24"/>
-        </w:rPr>
-        <w:t xml:space="preserve">sobre mis padres, realmente no me acuerdo que </w:t>
-      </w:r>
-      <w:proofErr w:type="spellStart"/>
-      <w:r>
-        <w:rPr>
-          <w:rFonts w:ascii="Garamond" w:hAnsi="Garamond"/>
-          <w:sz w:val="24"/>
-          <w:szCs w:val="24"/>
-        </w:rPr>
-        <w:t>hacian</w:t>
-      </w:r>
-      <w:proofErr w:type="spellEnd"/>
-      <w:r>
-        <w:rPr>
-          <w:rFonts w:ascii="Garamond" w:hAnsi="Garamond"/>
-          <w:sz w:val="24"/>
-          <w:szCs w:val="24"/>
-        </w:rPr>
-        <w:t xml:space="preserve"> a las 6 am, con respecto a Arturo, </w:t>
-      </w:r>
-      <w:proofErr w:type="spellStart"/>
-      <w:r>
-        <w:rPr>
-          <w:rFonts w:ascii="Garamond" w:hAnsi="Garamond"/>
-          <w:sz w:val="24"/>
-          <w:szCs w:val="24"/>
-        </w:rPr>
-        <w:t>mas</w:t>
-      </w:r>
-      <w:proofErr w:type="spellEnd"/>
-      <w:r>
-        <w:rPr>
-          <w:rFonts w:ascii="Garamond" w:hAnsi="Garamond"/>
-          <w:sz w:val="24"/>
-          <w:szCs w:val="24"/>
-        </w:rPr>
-        <w:t xml:space="preserve"> nunca en mi vida lo volví a ver, sobre mi gato, se llamaba </w:t>
-      </w:r>
-      <w:proofErr w:type="spellStart"/>
-      <w:r>
-        <w:rPr>
-          <w:rFonts w:ascii="Garamond" w:hAnsi="Garamond"/>
-          <w:sz w:val="24"/>
-          <w:szCs w:val="24"/>
-        </w:rPr>
-        <w:t>copernico</w:t>
-      </w:r>
-      <w:proofErr w:type="spellEnd"/>
-      <w:r>
-        <w:rPr>
-          <w:rFonts w:ascii="Garamond" w:hAnsi="Garamond"/>
-          <w:sz w:val="24"/>
-          <w:szCs w:val="24"/>
-        </w:rPr>
-        <w:t xml:space="preserve">, y no lo vi </w:t>
-      </w:r>
-      <w:proofErr w:type="spellStart"/>
-      <w:r>
-        <w:rPr>
-          <w:rFonts w:ascii="Garamond" w:hAnsi="Garamond"/>
-          <w:sz w:val="24"/>
-          <w:szCs w:val="24"/>
-        </w:rPr>
-        <w:t>mas</w:t>
-      </w:r>
-      <w:proofErr w:type="spellEnd"/>
-      <w:r>
-        <w:rPr>
-          <w:rFonts w:ascii="Garamond" w:hAnsi="Garamond"/>
-          <w:sz w:val="24"/>
-          <w:szCs w:val="24"/>
-        </w:rPr>
-        <w:t xml:space="preserve">, al igual que una gata que </w:t>
-      </w:r>
-      <w:proofErr w:type="spellStart"/>
-      <w:r>
-        <w:rPr>
-          <w:rFonts w:ascii="Garamond" w:hAnsi="Garamond"/>
-          <w:sz w:val="24"/>
-          <w:szCs w:val="24"/>
-        </w:rPr>
-        <w:t>teniamos</w:t>
-      </w:r>
-      <w:proofErr w:type="spellEnd"/>
-      <w:r>
-        <w:rPr>
-          <w:rFonts w:ascii="Garamond" w:hAnsi="Garamond"/>
-          <w:sz w:val="24"/>
-          <w:szCs w:val="24"/>
-        </w:rPr>
-        <w:t xml:space="preserve">, que siempre le llamamos </w:t>
-      </w:r>
-      <w:proofErr w:type="spellStart"/>
-      <w:r>
-        <w:rPr>
-          <w:rFonts w:ascii="Garamond" w:hAnsi="Garamond"/>
-          <w:sz w:val="24"/>
-          <w:szCs w:val="24"/>
-        </w:rPr>
-        <w:t>misu</w:t>
-      </w:r>
-      <w:proofErr w:type="spellEnd"/>
-      <w:r>
-        <w:rPr>
-          <w:rFonts w:ascii="Garamond" w:hAnsi="Garamond"/>
-          <w:sz w:val="24"/>
-          <w:szCs w:val="24"/>
-        </w:rPr>
-        <w:t xml:space="preserve">, realmente nunca le pusimos nombre, no sé porque, también </w:t>
-      </w:r>
-      <w:proofErr w:type="spellStart"/>
-      <w:r>
-        <w:rPr>
-          <w:rFonts w:ascii="Garamond" w:hAnsi="Garamond"/>
-          <w:sz w:val="24"/>
-          <w:szCs w:val="24"/>
-        </w:rPr>
-        <w:t>teniamos</w:t>
-      </w:r>
-      <w:proofErr w:type="spellEnd"/>
-      <w:r>
-        <w:rPr>
-          <w:rFonts w:ascii="Garamond" w:hAnsi="Garamond"/>
-          <w:sz w:val="24"/>
-          <w:szCs w:val="24"/>
-        </w:rPr>
-        <w:t xml:space="preserve"> una perra, de nombre </w:t>
-      </w:r>
-      <w:proofErr w:type="spellStart"/>
-      <w:r>
-        <w:rPr>
-          <w:rFonts w:ascii="Garamond" w:hAnsi="Garamond"/>
-          <w:sz w:val="24"/>
-          <w:szCs w:val="24"/>
-        </w:rPr>
-        <w:t>pirruña</w:t>
-      </w:r>
-      <w:proofErr w:type="spellEnd"/>
-      <w:r>
-        <w:rPr>
-          <w:rFonts w:ascii="Garamond" w:hAnsi="Garamond"/>
-          <w:sz w:val="24"/>
-          <w:szCs w:val="24"/>
-        </w:rPr>
-        <w:t xml:space="preserve">, en honor a un primo </w:t>
-      </w:r>
-      <w:proofErr w:type="spellStart"/>
-      <w:r>
-        <w:rPr>
-          <w:rFonts w:ascii="Garamond" w:hAnsi="Garamond"/>
-          <w:sz w:val="24"/>
-          <w:szCs w:val="24"/>
-        </w:rPr>
-        <w:t>mio</w:t>
-      </w:r>
-      <w:proofErr w:type="spellEnd"/>
-      <w:r>
-        <w:rPr>
-          <w:rFonts w:ascii="Garamond" w:hAnsi="Garamond"/>
-          <w:sz w:val="24"/>
-          <w:szCs w:val="24"/>
-        </w:rPr>
-        <w:t xml:space="preserve">, </w:t>
-      </w:r>
-      <w:proofErr w:type="spellStart"/>
-      <w:r>
-        <w:rPr>
-          <w:rFonts w:ascii="Garamond" w:hAnsi="Garamond"/>
-          <w:sz w:val="24"/>
-          <w:szCs w:val="24"/>
-        </w:rPr>
-        <w:t>contemporaneo</w:t>
-      </w:r>
-      <w:proofErr w:type="spellEnd"/>
-      <w:r>
-        <w:rPr>
-          <w:rFonts w:ascii="Garamond" w:hAnsi="Garamond"/>
-          <w:sz w:val="24"/>
-          <w:szCs w:val="24"/>
-        </w:rPr>
-        <w:t xml:space="preserve"> conmigo, que se llamaba Jesús Ernesto, pero le </w:t>
-      </w:r>
-      <w:proofErr w:type="spellStart"/>
-      <w:r>
-        <w:rPr>
-          <w:rFonts w:ascii="Garamond" w:hAnsi="Garamond"/>
-          <w:sz w:val="24"/>
-          <w:szCs w:val="24"/>
-        </w:rPr>
-        <w:t>deciamos</w:t>
-      </w:r>
-      <w:proofErr w:type="spellEnd"/>
-      <w:r>
-        <w:rPr>
-          <w:rFonts w:ascii="Garamond" w:hAnsi="Garamond"/>
-          <w:sz w:val="24"/>
-          <w:szCs w:val="24"/>
-        </w:rPr>
-        <w:t xml:space="preserve"> </w:t>
-      </w:r>
-      <w:proofErr w:type="spellStart"/>
-      <w:r>
-        <w:rPr>
-          <w:rFonts w:ascii="Garamond" w:hAnsi="Garamond"/>
-          <w:sz w:val="24"/>
-          <w:szCs w:val="24"/>
-        </w:rPr>
-        <w:t>Pirruño</w:t>
-      </w:r>
-      <w:proofErr w:type="spellEnd"/>
-      <w:r>
-        <w:rPr>
-          <w:rFonts w:ascii="Garamond" w:hAnsi="Garamond"/>
-          <w:sz w:val="24"/>
-          <w:szCs w:val="24"/>
-        </w:rPr>
-        <w:t xml:space="preserve">, y para echar broma, le pusimos a la perra </w:t>
-      </w:r>
-      <w:proofErr w:type="spellStart"/>
-      <w:r>
-        <w:rPr>
-          <w:rFonts w:ascii="Garamond" w:hAnsi="Garamond"/>
-          <w:sz w:val="24"/>
-          <w:szCs w:val="24"/>
-        </w:rPr>
-        <w:t>pirruña</w:t>
-      </w:r>
-      <w:proofErr w:type="spellEnd"/>
-      <w:r>
-        <w:rPr>
-          <w:rFonts w:ascii="Garamond" w:hAnsi="Garamond"/>
-          <w:sz w:val="24"/>
-          <w:szCs w:val="24"/>
-        </w:rPr>
-        <w:t xml:space="preserve">, y un dato curioso, más o menos el 17 de enero de 2000 pase por mi casa junto a un hermano </w:t>
-      </w:r>
-      <w:proofErr w:type="spellStart"/>
-      <w:r>
-        <w:rPr>
-          <w:rFonts w:ascii="Garamond" w:hAnsi="Garamond"/>
-          <w:sz w:val="24"/>
-          <w:szCs w:val="24"/>
-        </w:rPr>
-        <w:t>mio</w:t>
-      </w:r>
-      <w:proofErr w:type="spellEnd"/>
-      <w:r>
-        <w:rPr>
-          <w:rFonts w:ascii="Garamond" w:hAnsi="Garamond"/>
-          <w:sz w:val="24"/>
-          <w:szCs w:val="24"/>
-        </w:rPr>
-        <w:t xml:space="preserve">, César, su esposa Elia, y </w:t>
-      </w:r>
-      <w:proofErr w:type="spellStart"/>
-      <w:r>
-        <w:rPr>
-          <w:rFonts w:ascii="Garamond" w:hAnsi="Garamond"/>
-          <w:sz w:val="24"/>
-          <w:szCs w:val="24"/>
-        </w:rPr>
-        <w:t>quizas</w:t>
-      </w:r>
-      <w:proofErr w:type="spellEnd"/>
-      <w:r>
-        <w:rPr>
-          <w:rFonts w:ascii="Garamond" w:hAnsi="Garamond"/>
-          <w:sz w:val="24"/>
-          <w:szCs w:val="24"/>
-        </w:rPr>
-        <w:t xml:space="preserve"> un par de personas </w:t>
-      </w:r>
-      <w:proofErr w:type="spellStart"/>
-      <w:r>
-        <w:rPr>
-          <w:rFonts w:ascii="Garamond" w:hAnsi="Garamond"/>
-          <w:sz w:val="24"/>
-          <w:szCs w:val="24"/>
-        </w:rPr>
-        <w:t>mas</w:t>
-      </w:r>
-      <w:proofErr w:type="spellEnd"/>
-      <w:r>
-        <w:rPr>
-          <w:rFonts w:ascii="Garamond" w:hAnsi="Garamond"/>
-          <w:sz w:val="24"/>
-          <w:szCs w:val="24"/>
-        </w:rPr>
-        <w:t xml:space="preserve">, lo cierto, es que había pasado casi un mes exacto, y cuando me acerque a donde estaba mi casa, a las ruinas, en done solo quedaba una pared con una ventana y poco </w:t>
-      </w:r>
-      <w:proofErr w:type="spellStart"/>
-      <w:r>
-        <w:rPr>
-          <w:rFonts w:ascii="Garamond" w:hAnsi="Garamond"/>
-          <w:sz w:val="24"/>
-          <w:szCs w:val="24"/>
-        </w:rPr>
-        <w:t>mas</w:t>
-      </w:r>
-      <w:proofErr w:type="spellEnd"/>
-      <w:r>
-        <w:rPr>
-          <w:rFonts w:ascii="Garamond" w:hAnsi="Garamond"/>
-          <w:sz w:val="24"/>
-          <w:szCs w:val="24"/>
-        </w:rPr>
-        <w:t xml:space="preserve">, de las profundidades de la tierra, escucho un ladrido, era mi </w:t>
-      </w:r>
-      <w:proofErr w:type="spellStart"/>
-      <w:r>
-        <w:rPr>
-          <w:rFonts w:ascii="Garamond" w:hAnsi="Garamond"/>
-          <w:sz w:val="24"/>
-          <w:szCs w:val="24"/>
-        </w:rPr>
-        <w:t>perrra</w:t>
-      </w:r>
-      <w:proofErr w:type="spellEnd"/>
-      <w:r>
-        <w:rPr>
-          <w:rFonts w:ascii="Garamond" w:hAnsi="Garamond"/>
-          <w:sz w:val="24"/>
-          <w:szCs w:val="24"/>
-        </w:rPr>
-        <w:t xml:space="preserve"> </w:t>
-      </w:r>
-      <w:proofErr w:type="spellStart"/>
-      <w:r>
-        <w:rPr>
-          <w:rFonts w:ascii="Garamond" w:hAnsi="Garamond"/>
-          <w:sz w:val="24"/>
-          <w:szCs w:val="24"/>
-        </w:rPr>
-        <w:t>pirruña</w:t>
-      </w:r>
-      <w:proofErr w:type="spellEnd"/>
-      <w:r>
-        <w:rPr>
-          <w:rFonts w:ascii="Garamond" w:hAnsi="Garamond"/>
-          <w:sz w:val="24"/>
-          <w:szCs w:val="24"/>
-        </w:rPr>
-        <w:t xml:space="preserve">, como puedo la libero forzando una rejas no recuerdo con que, ella mueve la cola con </w:t>
-      </w:r>
-      <w:proofErr w:type="spellStart"/>
-      <w:r>
-        <w:rPr>
-          <w:rFonts w:ascii="Garamond" w:hAnsi="Garamond"/>
-          <w:sz w:val="24"/>
-          <w:szCs w:val="24"/>
-        </w:rPr>
-        <w:t>deseparación</w:t>
-      </w:r>
-      <w:proofErr w:type="spellEnd"/>
-      <w:r>
-        <w:rPr>
-          <w:rFonts w:ascii="Garamond" w:hAnsi="Garamond"/>
-          <w:sz w:val="24"/>
-          <w:szCs w:val="24"/>
-        </w:rPr>
-        <w:t xml:space="preserve">, me lame la mano, le doy algo de comer y de beber, supongo que tiene mucho tiempo sin nada de eso, no </w:t>
-      </w:r>
-      <w:proofErr w:type="spellStart"/>
-      <w:r>
-        <w:rPr>
-          <w:rFonts w:ascii="Garamond" w:hAnsi="Garamond"/>
-          <w:sz w:val="24"/>
-          <w:szCs w:val="24"/>
-        </w:rPr>
-        <w:t>se</w:t>
-      </w:r>
-      <w:proofErr w:type="spellEnd"/>
-      <w:r>
-        <w:rPr>
-          <w:rFonts w:ascii="Garamond" w:hAnsi="Garamond"/>
-          <w:sz w:val="24"/>
-          <w:szCs w:val="24"/>
-        </w:rPr>
-        <w:t xml:space="preserve"> ni como sigue viva, el </w:t>
-      </w:r>
-      <w:proofErr w:type="spellStart"/>
-      <w:r>
-        <w:rPr>
-          <w:rFonts w:ascii="Garamond" w:hAnsi="Garamond"/>
-          <w:sz w:val="24"/>
-          <w:szCs w:val="24"/>
-        </w:rPr>
-        <w:t>echo</w:t>
-      </w:r>
-      <w:proofErr w:type="spellEnd"/>
-      <w:r>
-        <w:rPr>
-          <w:rFonts w:ascii="Garamond" w:hAnsi="Garamond"/>
-          <w:sz w:val="24"/>
-          <w:szCs w:val="24"/>
-        </w:rPr>
-        <w:t xml:space="preserve"> es que luego de comer, corre, corre y corre hasta </w:t>
-      </w:r>
-      <w:r>
-        <w:rPr>
-          <w:rFonts w:ascii="Garamond" w:hAnsi="Garamond"/>
-          <w:sz w:val="24"/>
-          <w:szCs w:val="24"/>
-        </w:rPr>
-        <w:lastRenderedPageBreak/>
-        <w:t xml:space="preserve">perderse, nunca </w:t>
-      </w:r>
-      <w:proofErr w:type="spellStart"/>
-      <w:r>
-        <w:rPr>
-          <w:rFonts w:ascii="Garamond" w:hAnsi="Garamond"/>
-          <w:sz w:val="24"/>
-          <w:szCs w:val="24"/>
-        </w:rPr>
-        <w:t>mas</w:t>
-      </w:r>
-      <w:proofErr w:type="spellEnd"/>
-      <w:r>
-        <w:rPr>
-          <w:rFonts w:ascii="Garamond" w:hAnsi="Garamond"/>
-          <w:sz w:val="24"/>
-          <w:szCs w:val="24"/>
-        </w:rPr>
-        <w:t xml:space="preserve"> la vi, no </w:t>
-      </w:r>
-      <w:proofErr w:type="spellStart"/>
-      <w:r>
-        <w:rPr>
-          <w:rFonts w:ascii="Garamond" w:hAnsi="Garamond"/>
-          <w:sz w:val="24"/>
-          <w:szCs w:val="24"/>
-        </w:rPr>
-        <w:t>se</w:t>
-      </w:r>
-      <w:proofErr w:type="spellEnd"/>
-      <w:r>
-        <w:rPr>
-          <w:rFonts w:ascii="Garamond" w:hAnsi="Garamond"/>
-          <w:sz w:val="24"/>
-          <w:szCs w:val="24"/>
-        </w:rPr>
-        <w:t xml:space="preserve"> si </w:t>
-      </w:r>
-      <w:proofErr w:type="spellStart"/>
-      <w:r>
-        <w:rPr>
-          <w:rFonts w:ascii="Garamond" w:hAnsi="Garamond"/>
-          <w:sz w:val="24"/>
-          <w:szCs w:val="24"/>
-        </w:rPr>
-        <w:t>queria</w:t>
-      </w:r>
-      <w:proofErr w:type="spellEnd"/>
-      <w:r>
-        <w:rPr>
-          <w:rFonts w:ascii="Garamond" w:hAnsi="Garamond"/>
-          <w:sz w:val="24"/>
-          <w:szCs w:val="24"/>
-        </w:rPr>
-        <w:t xml:space="preserve"> morir lejos, o estaría buscando una casa que </w:t>
-      </w:r>
-      <w:proofErr w:type="spellStart"/>
-      <w:r>
-        <w:rPr>
-          <w:rFonts w:ascii="Garamond" w:hAnsi="Garamond"/>
-          <w:sz w:val="24"/>
-          <w:szCs w:val="24"/>
-        </w:rPr>
-        <w:t>jamas</w:t>
-      </w:r>
-      <w:proofErr w:type="spellEnd"/>
-      <w:r>
-        <w:rPr>
-          <w:rFonts w:ascii="Garamond" w:hAnsi="Garamond"/>
-          <w:sz w:val="24"/>
-          <w:szCs w:val="24"/>
-        </w:rPr>
-        <w:t xml:space="preserve"> encontraría</w:t>
-      </w:r>
-    </w:p>
-    <w:p>
-      <w:pPr>
-        <w:spacing w:line="276" w:lineRule="auto"/>
-        <w:jc w:val="both"/>
-        <w:rPr>
-          <w:rFonts w:ascii="Garamond" w:hAnsi="Garamond"/>
-          <w:sz w:val="24"/>
-          <w:szCs w:val="24"/>
-        </w:rPr>
-      </w:pPr>
-    </w:p>
-    <w:p>
-      <w:pPr>
-        <w:spacing w:line="276" w:lineRule="auto"/>
-        <w:jc w:val="both"/>
-        <w:rPr>
-          <w:rFonts w:ascii="Garamond" w:hAnsi="Garamond"/>
-          <w:sz w:val="24"/>
-          <w:szCs w:val="24"/>
-        </w:rPr>
-      </w:pPr>
-    </w:p>
-    <w:p>
-      <w:pPr>
-        <w:spacing w:line="276" w:lineRule="auto"/>
-        <w:jc w:val="both"/>
-        <w:rPr>
-          <w:rFonts w:ascii="Garamond" w:hAnsi="Garamond"/>
-          <w:sz w:val="24"/>
-          <w:szCs w:val="24"/>
-        </w:rPr>
-      </w:pPr>
-      <w:r>
-        <w:rPr>
-          <w:rFonts w:ascii="Garamond" w:hAnsi="Garamond"/>
-          <w:sz w:val="24"/>
-          <w:szCs w:val="24"/>
-        </w:rPr>
-        <w:t>Dato 1</w:t>
-      </w:r>
-    </w:p>
-    <w:p>
-      <w:pPr>
-        <w:spacing w:line="276" w:lineRule="auto"/>
-        <w:jc w:val="both"/>
-        <w:rPr>
-          <w:rFonts w:ascii="Garamond" w:hAnsi="Garamond"/>
-          <w:sz w:val="24"/>
-          <w:szCs w:val="24"/>
-        </w:rPr>
-      </w:pPr>
-      <w:r>
-        <w:rPr>
-          <w:rFonts w:ascii="Garamond" w:hAnsi="Garamond"/>
-          <w:sz w:val="24"/>
-          <w:szCs w:val="24"/>
-        </w:rPr>
-        <w:t>El sonido: En medio de ese silencio de muerte que queda tras un deslave, ¿qué tan lejos se escuchó el ladrido? ¿Fue un ladrido de fuerza o un gemido que salía de la tierra?</w:t>
-      </w:r>
-    </w:p>
-    <w:p>
-      <w:pPr>
-        <w:spacing w:line="276" w:lineRule="auto"/>
-        <w:jc w:val="both"/>
-        <w:rPr>
-          <w:rFonts w:ascii="Garamond" w:hAnsi="Garamond"/>
-          <w:sz w:val="24"/>
-          <w:szCs w:val="24"/>
-        </w:rPr>
-      </w:pPr>
-    </w:p>
-    <w:p>
-      <w:pPr>
-        <w:spacing w:line="276" w:lineRule="auto"/>
-        <w:jc w:val="both"/>
-        <w:rPr>
-          <w:rFonts w:ascii="Garamond" w:hAnsi="Garamond"/>
-          <w:sz w:val="24"/>
-          <w:szCs w:val="24"/>
-        </w:rPr>
-      </w:pPr>
-      <w:r>
-        <w:rPr>
-          <w:rFonts w:ascii="Garamond" w:hAnsi="Garamond"/>
-          <w:sz w:val="24"/>
-          <w:szCs w:val="24"/>
-        </w:rPr>
-        <w:t>La liberación: Dices que forzaste unas rejas. ¿</w:t>
-      </w:r>
-      <w:proofErr w:type="spellStart"/>
-      <w:r>
-        <w:rPr>
-          <w:rFonts w:ascii="Garamond" w:hAnsi="Garamond"/>
-          <w:sz w:val="24"/>
-          <w:szCs w:val="24"/>
-        </w:rPr>
-        <w:t>Pirruña</w:t>
-      </w:r>
-      <w:proofErr w:type="spellEnd"/>
-      <w:r>
-        <w:rPr>
-          <w:rFonts w:ascii="Garamond" w:hAnsi="Garamond"/>
-          <w:sz w:val="24"/>
-          <w:szCs w:val="24"/>
-        </w:rPr>
-        <w:t xml:space="preserve"> estaba atrapada bajo una platabanda o en un hueco de aire que quedó entre el lodo y lo que fue tu casa?</w:t>
-      </w:r>
-    </w:p>
-    <w:p>
-      <w:pPr>
-        <w:spacing w:line="276" w:lineRule="auto"/>
-        <w:jc w:val="both"/>
-        <w:rPr>
-          <w:rFonts w:ascii="Garamond" w:hAnsi="Garamond"/>
-          <w:sz w:val="24"/>
-          <w:szCs w:val="24"/>
-        </w:rPr>
-      </w:pPr>
-    </w:p>
-    <w:p>
-      <w:pPr>
-        <w:spacing w:line="276" w:lineRule="auto"/>
-        <w:jc w:val="both"/>
-        <w:rPr>
-          <w:rFonts w:ascii="Garamond" w:hAnsi="Garamond"/>
-          <w:sz w:val="24"/>
-          <w:szCs w:val="24"/>
-        </w:rPr>
-      </w:pPr>
-      <w:r>
-        <w:rPr>
-          <w:rFonts w:ascii="Garamond" w:hAnsi="Garamond"/>
-          <w:sz w:val="24"/>
-          <w:szCs w:val="24"/>
-        </w:rPr>
-        <w:t>El reencuentro físico: Cuando te lamió la mano, ¿cómo sentiste su piel? ¿Estaba llena de barro seco, lastimada?</w:t>
-      </w:r>
-    </w:p>
-    <w:p>
-      <w:pPr>
-        <w:spacing w:line="276" w:lineRule="auto"/>
-        <w:jc w:val="both"/>
-        <w:rPr>
-          <w:rFonts w:ascii="Garamond" w:hAnsi="Garamond"/>
-          <w:sz w:val="24"/>
-          <w:szCs w:val="24"/>
-        </w:rPr>
-      </w:pPr>
-    </w:p>
-    <w:p>
-      <w:pPr>
-        <w:spacing w:line="276" w:lineRule="auto"/>
-        <w:jc w:val="both"/>
-        <w:rPr>
-          <w:rFonts w:ascii="Garamond" w:hAnsi="Garamond"/>
-          <w:sz w:val="24"/>
-          <w:szCs w:val="24"/>
-        </w:rPr>
-      </w:pPr>
-      <w:r>
-        <w:rPr>
-          <w:rFonts w:ascii="Garamond" w:hAnsi="Garamond"/>
-          <w:sz w:val="24"/>
-          <w:szCs w:val="24"/>
-        </w:rPr>
-        <w:t>La huida: Ese momento en que corre y no vuelve... ¿Hacia dónde corrió? ¿Hacia la montaña o hacia el mar?</w:t>
-      </w:r>
-    </w:p>
-    <w:p>
-      <w:pPr>
-        <w:spacing w:line="276" w:lineRule="auto"/>
-        <w:jc w:val="both"/>
-        <w:rPr>
-          <w:rFonts w:ascii="Garamond" w:hAnsi="Garamond"/>
-          <w:sz w:val="24"/>
-          <w:szCs w:val="24"/>
-        </w:rPr>
-      </w:pPr>
-    </w:p>
-    <w:p>
-      <w:pPr>
-        <w:spacing w:line="276" w:lineRule="auto"/>
-        <w:jc w:val="both"/>
-        <w:rPr>
-          <w:rFonts w:ascii="Garamond" w:hAnsi="Garamond"/>
-          <w:sz w:val="24"/>
-          <w:szCs w:val="24"/>
-        </w:rPr>
-      </w:pPr>
-      <w:r>
-        <w:rPr>
-          <w:rFonts w:ascii="Garamond" w:hAnsi="Garamond"/>
-          <w:sz w:val="24"/>
-          <w:szCs w:val="24"/>
-        </w:rPr>
-        <w:t>Dato 2</w:t>
-      </w:r>
-    </w:p>
-    <w:p>
-      <w:pPr>
-        <w:spacing w:line="276" w:lineRule="auto"/>
-        <w:jc w:val="both"/>
-        <w:rPr>
-          <w:rFonts w:ascii="Garamond" w:hAnsi="Garamond"/>
-          <w:sz w:val="24"/>
-          <w:szCs w:val="24"/>
-        </w:rPr>
-      </w:pPr>
-      <w:r>
-        <w:rPr>
-          <w:rFonts w:ascii="Garamond" w:hAnsi="Garamond"/>
-          <w:sz w:val="24"/>
-          <w:szCs w:val="24"/>
-        </w:rPr>
-        <w:t xml:space="preserve">Resulta una ironía cruel pensar que el río que nos asediaba lleva el nombre de San Julián, el santo hospitalario que </w:t>
-      </w:r>
-      <w:r>
-        <w:rPr>
-          <w:rFonts w:ascii="Garamond" w:hAnsi="Garamond"/>
-          <w:sz w:val="24"/>
-          <w:szCs w:val="24"/>
-        </w:rPr>
-        <w:lastRenderedPageBreak/>
-        <w:t>dedicó su vida a rescatar viajeros en ríos peligrosos y patrón de quienes, como mi familia, brindan refugio y posada. Aquel día, el río San Julián traicionó su nombre, convirtiéndose en un verdugo para los que buscábamos su protección.</w:t>
-      </w:r>
-    </w:p>
-    <w:p>
-      <w:pPr>
-        <w:spacing w:line="276" w:lineRule="auto"/>
-        <w:jc w:val="both"/>
-        <w:rPr>
-          <w:rFonts w:ascii="Garamond" w:hAnsi="Garamond"/>
-          <w:sz w:val="24"/>
-          <w:szCs w:val="24"/>
-        </w:rPr>
-      </w:pPr>
-    </w:p>
-    <w:p>
-      <w:pPr>
-        <w:spacing w:line="276" w:lineRule="auto"/>
-        <w:jc w:val="both"/>
-        <w:rPr>
-          <w:rFonts w:ascii="Garamond" w:hAnsi="Garamond"/>
-          <w:sz w:val="24"/>
-          <w:szCs w:val="24"/>
-        </w:rPr>
-      </w:pPr>
-      <w:r>
-        <w:rPr>
-          <w:rFonts w:ascii="Garamond" w:hAnsi="Garamond"/>
-          <w:sz w:val="24"/>
-          <w:szCs w:val="24"/>
-        </w:rPr>
-        <w:t>Dato 3</w:t>
-      </w:r>
-    </w:p>
-    <w:p>
-      <w:pPr>
-        <w:spacing w:line="276" w:lineRule="auto"/>
-        <w:jc w:val="both"/>
-        <w:rPr>
-          <w:rFonts w:ascii="Garamond" w:hAnsi="Garamond"/>
-          <w:sz w:val="24"/>
-          <w:szCs w:val="24"/>
-        </w:rPr>
-      </w:pPr>
-      <w:r>
-        <w:rPr>
-          <w:rFonts w:ascii="Garamond" w:hAnsi="Garamond"/>
-          <w:sz w:val="24"/>
-          <w:szCs w:val="24"/>
-        </w:rPr>
-        <w:t>El río San Julián es lo que los geólogos llaman un río de "respuesta rápida". Debido a la inclinación de la montaña (el Ávila cae casi verticalmente hacia el mar), el agua no tiene tiempo de filtrarse; baja con una energía cinética brutal. En 1999, el río San Julián no solo trajo agua, sino que su cuenca se saturó tanto que "explotó", trayendo rocas (aludes torrenciales) de hasta 400 toneladas.</w:t>
-      </w:r>
-    </w:p>
-    <w:p>
-      <w:pPr>
-        <w:spacing w:line="276" w:lineRule="auto"/>
-        <w:jc w:val="both"/>
-        <w:rPr>
-          <w:rFonts w:ascii="Garamond" w:hAnsi="Garamond"/>
-          <w:sz w:val="24"/>
-          <w:szCs w:val="24"/>
-        </w:rPr>
-      </w:pPr>
-    </w:p>
-    <w:p>
-      <w:pPr>
-        <w:spacing w:line="276" w:lineRule="auto"/>
-        <w:jc w:val="both"/>
-        <w:rPr>
-          <w:rFonts w:ascii="Garamond" w:hAnsi="Garamond"/>
-          <w:sz w:val="24"/>
-          <w:szCs w:val="24"/>
-        </w:rPr>
-      </w:pPr>
-      <w:r>
-        <w:rPr>
-          <w:rFonts w:ascii="Garamond" w:hAnsi="Garamond"/>
-          <w:sz w:val="24"/>
-          <w:szCs w:val="24"/>
-        </w:rPr>
-        <w:t>Dato 4</w:t>
-      </w:r>
-    </w:p>
-    <w:p>
-      <w:pPr>
-        <w:spacing w:line="276" w:lineRule="auto"/>
-        <w:jc w:val="both"/>
-        <w:rPr>
-          <w:rFonts w:ascii="Garamond" w:hAnsi="Garamond"/>
-          <w:sz w:val="24"/>
-          <w:szCs w:val="24"/>
-        </w:rPr>
-      </w:pPr>
-      <w:r>
-        <w:rPr>
-          <w:rFonts w:ascii="Garamond" w:hAnsi="Garamond"/>
-          <w:sz w:val="24"/>
-          <w:szCs w:val="24"/>
-        </w:rPr>
-        <w:t>1. ¿Quién fue San Julián? (El Santo)</w:t>
-      </w:r>
-    </w:p>
-    <w:p>
-      <w:pPr>
-        <w:spacing w:line="276" w:lineRule="auto"/>
-        <w:jc w:val="both"/>
-        <w:rPr>
-          <w:rFonts w:ascii="Garamond" w:hAnsi="Garamond"/>
-          <w:sz w:val="24"/>
-          <w:szCs w:val="24"/>
-        </w:rPr>
-      </w:pPr>
-      <w:r>
-        <w:rPr>
-          <w:rFonts w:ascii="Garamond" w:hAnsi="Garamond"/>
-          <w:sz w:val="24"/>
-          <w:szCs w:val="24"/>
-        </w:rPr>
-        <w:t>Existen varios santos con este nombre, pero el más venerado en el contexto hispano y el que probablemente da nombre a accidentes geográficos es San Julián el Hospitalario.</w:t>
-      </w:r>
-    </w:p>
-    <w:p>
-      <w:pPr>
-        <w:spacing w:line="276" w:lineRule="auto"/>
-        <w:jc w:val="both"/>
-        <w:rPr>
-          <w:rFonts w:ascii="Garamond" w:hAnsi="Garamond"/>
-          <w:sz w:val="24"/>
-          <w:szCs w:val="24"/>
-        </w:rPr>
-      </w:pPr>
-    </w:p>
-    <w:p>
-      <w:pPr>
-        <w:spacing w:line="276" w:lineRule="auto"/>
-        <w:jc w:val="both"/>
-        <w:rPr>
-          <w:rFonts w:ascii="Garamond" w:hAnsi="Garamond"/>
-          <w:sz w:val="24"/>
-          <w:szCs w:val="24"/>
-        </w:rPr>
-      </w:pPr>
-      <w:r>
-        <w:rPr>
-          <w:rFonts w:ascii="Garamond" w:hAnsi="Garamond"/>
-          <w:sz w:val="24"/>
-          <w:szCs w:val="24"/>
-        </w:rPr>
-        <w:t>Su historia: La leyenda cuenta que Julián, tras una tragedia personal muy grave (mató accidentalmente a sus padres por una confusión), dedicó el resto de su vida a la penitencia y a la caridad.</w:t>
-      </w:r>
-    </w:p>
-    <w:p>
-      <w:pPr>
-        <w:spacing w:line="276" w:lineRule="auto"/>
-        <w:jc w:val="both"/>
-        <w:rPr>
-          <w:rFonts w:ascii="Garamond" w:hAnsi="Garamond"/>
-          <w:sz w:val="24"/>
-          <w:szCs w:val="24"/>
-        </w:rPr>
-      </w:pPr>
-    </w:p>
-    <w:p>
-      <w:pPr>
-        <w:spacing w:line="276" w:lineRule="auto"/>
-        <w:jc w:val="both"/>
-        <w:rPr>
-          <w:rFonts w:ascii="Garamond" w:hAnsi="Garamond"/>
-          <w:sz w:val="24"/>
-          <w:szCs w:val="24"/>
-        </w:rPr>
-      </w:pPr>
-      <w:r>
-        <w:rPr>
-          <w:rFonts w:ascii="Garamond" w:hAnsi="Garamond"/>
-          <w:sz w:val="24"/>
-          <w:szCs w:val="24"/>
-        </w:rPr>
-        <w:t>Su labor: Se estableció a la orilla de un río caudaloso y peligroso que era muy difícil de cruzar. Allí construyó un hospital (refugio) y se dedicó a ayudar a los viajeros a cruzar el río, rescatando a quienes caían en sus aguas.</w:t>
-      </w:r>
-    </w:p>
-    <w:p>
-      <w:pPr>
-        <w:spacing w:line="276" w:lineRule="auto"/>
-        <w:jc w:val="both"/>
-        <w:rPr>
-          <w:rFonts w:ascii="Garamond" w:hAnsi="Garamond"/>
-          <w:sz w:val="24"/>
-          <w:szCs w:val="24"/>
-        </w:rPr>
-      </w:pPr>
-    </w:p>
-    <w:p>
-      <w:pPr>
-        <w:spacing w:line="276" w:lineRule="auto"/>
-        <w:jc w:val="both"/>
-        <w:rPr>
-          <w:rFonts w:ascii="Garamond" w:hAnsi="Garamond"/>
-          <w:sz w:val="24"/>
-          <w:szCs w:val="24"/>
-        </w:rPr>
-      </w:pPr>
-      <w:r>
-        <w:rPr>
-          <w:rFonts w:ascii="Garamond" w:hAnsi="Garamond"/>
-          <w:sz w:val="24"/>
-          <w:szCs w:val="24"/>
-        </w:rPr>
-        <w:t>Patronazgo: Es el santo patrón de los posaderos, hoteleros y viajeros.</w:t>
-      </w:r>
-    </w:p>
-    <w:p>
-      <w:pPr>
-        <w:spacing w:line="276" w:lineRule="auto"/>
-        <w:jc w:val="both"/>
-        <w:rPr>
-          <w:rFonts w:ascii="Garamond" w:hAnsi="Garamond"/>
-          <w:sz w:val="24"/>
-          <w:szCs w:val="24"/>
-        </w:rPr>
-      </w:pPr>
-    </w:p>
-    <w:p>
-      <w:pPr>
-        <w:spacing w:line="276" w:lineRule="auto"/>
-        <w:jc w:val="both"/>
-        <w:rPr>
-          <w:rFonts w:ascii="Garamond" w:hAnsi="Garamond"/>
-          <w:sz w:val="24"/>
-          <w:szCs w:val="24"/>
-        </w:rPr>
-      </w:pPr>
-      <w:r>
-        <w:rPr>
-          <w:rFonts w:ascii="Garamond" w:hAnsi="Garamond"/>
-          <w:sz w:val="24"/>
-          <w:szCs w:val="24"/>
-        </w:rPr>
-        <w:t>Dato para tu libro: Es una ironía desgarradora que el río que arrasó con tu "hospitalidad" y tu labor de anfitrión lleve el nombre del santo patrón de los hoteleros y de los que ayudan a cruzar ríos.</w:t>
-      </w:r>
-    </w:p>
-    <w:p>
-      <w:pPr>
-        <w:spacing w:line="276" w:lineRule="auto"/>
-        <w:jc w:val="both"/>
-        <w:rPr>
-          <w:rFonts w:ascii="Garamond" w:hAnsi="Garamond"/>
-          <w:sz w:val="24"/>
-          <w:szCs w:val="24"/>
-        </w:rPr>
-      </w:pPr>
-    </w:p>
-    <w:p>
-      <w:pPr>
-        <w:spacing w:line="276" w:lineRule="auto"/>
-        <w:jc w:val="both"/>
-        <w:rPr>
-          <w:rFonts w:ascii="Garamond" w:hAnsi="Garamond"/>
-          <w:sz w:val="24"/>
-          <w:szCs w:val="24"/>
-        </w:rPr>
-      </w:pPr>
-      <w:r>
-        <w:rPr>
-          <w:rFonts w:ascii="Garamond" w:hAnsi="Garamond"/>
-          <w:sz w:val="24"/>
-          <w:szCs w:val="24"/>
-        </w:rPr>
-        <w:t>2. ¿Por qué el río se llama así?</w:t>
-      </w:r>
-    </w:p>
-    <w:p>
-      <w:pPr>
-        <w:spacing w:line="276" w:lineRule="auto"/>
-        <w:jc w:val="both"/>
-        <w:rPr>
-          <w:rFonts w:ascii="Garamond" w:hAnsi="Garamond"/>
-          <w:sz w:val="24"/>
-          <w:szCs w:val="24"/>
-        </w:rPr>
-      </w:pPr>
-      <w:r>
-        <w:rPr>
-          <w:rFonts w:ascii="Garamond" w:hAnsi="Garamond"/>
-          <w:sz w:val="24"/>
-          <w:szCs w:val="24"/>
-        </w:rPr>
-        <w:t>El nombre se lo dieron los colonizadores españoles. Era una costumbre común bautizar los ríos, pueblos y montañas según el santoral católico del día en que llegaban al lugar o en honor al santo patrón de la expedición.</w:t>
-      </w:r>
-    </w:p>
-    <w:p>
-      <w:pPr>
-        <w:spacing w:line="276" w:lineRule="auto"/>
-        <w:jc w:val="both"/>
-        <w:rPr>
-          <w:rFonts w:ascii="Garamond" w:hAnsi="Garamond"/>
-          <w:sz w:val="24"/>
-          <w:szCs w:val="24"/>
-        </w:rPr>
-      </w:pPr>
-    </w:p>
-    <w:p>
-      <w:pPr>
-        <w:spacing w:line="276" w:lineRule="auto"/>
-        <w:jc w:val="both"/>
-        <w:rPr>
-          <w:rFonts w:ascii="Garamond" w:hAnsi="Garamond"/>
-          <w:sz w:val="24"/>
-          <w:szCs w:val="24"/>
-        </w:rPr>
-      </w:pPr>
-      <w:r>
-        <w:rPr>
-          <w:rFonts w:ascii="Garamond" w:hAnsi="Garamond"/>
-          <w:sz w:val="24"/>
-          <w:szCs w:val="24"/>
-        </w:rPr>
-        <w:t>Origen del nombre en la zona: El río San Julián nace en las cumbres del Pico Naiguatá, en el Parque Nacional El Ávila (</w:t>
-      </w:r>
-      <w:proofErr w:type="spellStart"/>
-      <w:r>
-        <w:rPr>
-          <w:rFonts w:ascii="Garamond" w:hAnsi="Garamond"/>
-          <w:sz w:val="24"/>
-          <w:szCs w:val="24"/>
-        </w:rPr>
-        <w:t>Waraira</w:t>
-      </w:r>
-      <w:proofErr w:type="spellEnd"/>
-      <w:r>
-        <w:rPr>
-          <w:rFonts w:ascii="Garamond" w:hAnsi="Garamond"/>
-          <w:sz w:val="24"/>
-          <w:szCs w:val="24"/>
-        </w:rPr>
-        <w:t xml:space="preserve"> </w:t>
-      </w:r>
-      <w:proofErr w:type="spellStart"/>
-      <w:r>
-        <w:rPr>
-          <w:rFonts w:ascii="Garamond" w:hAnsi="Garamond"/>
-          <w:sz w:val="24"/>
-          <w:szCs w:val="24"/>
-        </w:rPr>
-        <w:t>Repano</w:t>
-      </w:r>
-      <w:proofErr w:type="spellEnd"/>
-      <w:r>
-        <w:rPr>
-          <w:rFonts w:ascii="Garamond" w:hAnsi="Garamond"/>
-          <w:sz w:val="24"/>
-          <w:szCs w:val="24"/>
-        </w:rPr>
-        <w:t xml:space="preserve">). Los españoles que exploraron la costa de </w:t>
-      </w:r>
-      <w:r>
-        <w:rPr>
-          <w:rFonts w:ascii="Garamond" w:hAnsi="Garamond"/>
-          <w:sz w:val="24"/>
-          <w:szCs w:val="24"/>
-        </w:rPr>
-        <w:lastRenderedPageBreak/>
-        <w:t>Caraballeda y La Guaira en el siglo XVI mapearon estas cuencas.</w:t>
-      </w:r>
-    </w:p>
-    <w:p>
-      <w:pPr>
-        <w:spacing w:line="276" w:lineRule="auto"/>
-        <w:jc w:val="both"/>
-        <w:rPr>
-          <w:rFonts w:ascii="Garamond" w:hAnsi="Garamond"/>
-          <w:sz w:val="24"/>
-          <w:szCs w:val="24"/>
-        </w:rPr>
-      </w:pPr>
-    </w:p>
-    <w:p>
-      <w:pPr>
-        <w:spacing w:line="276" w:lineRule="auto"/>
-        <w:jc w:val="both"/>
-        <w:rPr>
-          <w:rFonts w:ascii="Garamond" w:hAnsi="Garamond"/>
-          <w:sz w:val="24"/>
-          <w:szCs w:val="24"/>
-        </w:rPr>
-      </w:pPr>
-      <w:r>
-        <w:rPr>
-          <w:rFonts w:ascii="Garamond" w:hAnsi="Garamond"/>
-          <w:sz w:val="24"/>
-          <w:szCs w:val="24"/>
-        </w:rPr>
-        <w:t>Relación con Caraballeda: La zona de Caraballeda (donde está Los Corales) fue fundada originalmente como Nuestra Señora de la Concepción de Caraballeda. Los ríos que bajaban de la montaña eran vitales para los cultivos de la época, y el San Julián era uno de los principales.</w:t>
-      </w:r>
-    </w:p>
-    <w:p>
-      <w:pPr>
-        <w:spacing w:line="276" w:lineRule="auto"/>
-        <w:jc w:val="both"/>
-        <w:rPr>
-          <w:rFonts w:ascii="Garamond" w:hAnsi="Garamond"/>
-          <w:sz w:val="24"/>
-          <w:szCs w:val="24"/>
-        </w:rPr>
-      </w:pPr>
-    </w:p>
-    <w:p>
-      <w:pPr>
-        <w:spacing w:line="276" w:lineRule="auto"/>
-        <w:jc w:val="both"/>
-        <w:rPr>
-          <w:rFonts w:ascii="Garamond" w:hAnsi="Garamond"/>
-          <w:sz w:val="24"/>
-          <w:szCs w:val="24"/>
-        </w:rPr>
-      </w:pPr>
-      <w:r>
-        <w:rPr>
-          <w:rFonts w:ascii="Garamond" w:hAnsi="Garamond"/>
-          <w:sz w:val="24"/>
-          <w:szCs w:val="24"/>
-        </w:rPr>
-        <w:t>Estructura Final Sugerida</w:t>
-      </w:r>
-    </w:p>
-    <w:p>
-      <w:pPr>
-        <w:spacing w:line="276" w:lineRule="auto"/>
-        <w:jc w:val="both"/>
-        <w:rPr>
-          <w:rFonts w:ascii="Garamond" w:hAnsi="Garamond"/>
-          <w:sz w:val="24"/>
-          <w:szCs w:val="24"/>
-        </w:rPr>
-      </w:pPr>
-      <w:r>
-        <w:rPr>
-          <w:rFonts w:ascii="Garamond" w:hAnsi="Garamond"/>
-          <w:sz w:val="24"/>
-          <w:szCs w:val="24"/>
-        </w:rPr>
         <w:t>Índice</w:t>
       </w:r>
     </w:p>
